--- a/32IV Inzhenerija vbudovanyh/6/KNT-122_Onyshchenko_Variant-19_PR5.docx
+++ b/32IV Inzhenerija vbudovanyh/6/KNT-122_Onyshchenko_Variant-19_PR5.docx
@@ -720,6 +720,580 @@
       <w:r>
         <w:t>Виконання</w:t>
       </w:r>
+    </w:p>
+    <w:p>
+      <w:pPr>
+        <w:pStyle w:val="H2"/>
+      </w:pPr>
+      <w:r>
+        <w:t>1 Приклад температурного датчика</w:t>
+      </w:r>
+    </w:p>
+    <w:p>
+      <w:pPr>
+        <w:pStyle w:val="P"/>
+      </w:pPr>
+    </w:p>
+    <w:p>
+      <w:pPr>
+        <w:pStyle w:val="P"/>
+        <w:rPr>
+          <w:i/>
+          <w:iCs/>
+        </w:rPr>
+      </w:pPr>
+      <w:r>
+        <w:rPr>
+          <w:i/>
+          <w:iCs/>
+          <w:lang w:val="en-US"/>
+        </w:rPr>
+        <w:t>Створити схему, як зображено на рис. 6.2, додати код.</w:t>
+      </w:r>
+    </w:p>
+    <w:p>
+      <w:pPr>
+        <w:pStyle w:val="P"/>
+      </w:pPr>
+      <w:r>
+        <w:t>Проєкт.</w:t>
+      </w:r>
+    </w:p>
+    <w:p>
+      <w:pPr>
+        <w:pStyle w:val="P"/>
+      </w:pPr>
+    </w:p>
+    <w:p>
+      <w:pPr>
+        <w:pStyle w:val="H3"/>
+      </w:pPr>
+      <w:r>
+        <w:t xml:space="preserve">Схема </w:t>
+      </w:r>
+    </w:p>
+    <w:p>
+      <w:pPr>
+        <w:pStyle w:val="H3"/>
+      </w:pPr>
+      <w:r>
+        <w:t>Код</w:t>
+      </w:r>
+    </w:p>
+    <w:p>
+      <w:pPr>
+        <w:pStyle w:val="P"/>
+      </w:pPr>
+    </w:p>
+    <w:p>
+      <w:pPr>
+        <w:pStyle w:val="H2"/>
+      </w:pPr>
+      <w:r>
+        <w:t xml:space="preserve">2 Приклад </w:t>
+      </w:r>
+      <w:r>
+        <w:rPr>
+          <w:lang w:val="en-US"/>
+        </w:rPr>
+        <w:t>LCD</w:t>
+      </w:r>
+    </w:p>
+    <w:p>
+      <w:pPr>
+        <w:pStyle w:val="P"/>
+      </w:pPr>
+    </w:p>
+    <w:p>
+      <w:pPr>
+        <w:pStyle w:val="P"/>
+        <w:rPr>
+          <w:i/>
+          <w:iCs/>
+        </w:rPr>
+      </w:pPr>
+      <w:r>
+        <w:rPr>
+          <w:i/>
+          <w:iCs/>
+          <w:lang w:val="en-US"/>
+        </w:rPr>
+        <w:t>Створити схему, як зображено на рис.6.3, додати код.</w:t>
+      </w:r>
+    </w:p>
+    <w:p>
+      <w:pPr>
+        <w:pStyle w:val="P"/>
+      </w:pPr>
+      <w:r>
+        <w:t>Проєкт.</w:t>
+      </w:r>
+    </w:p>
+    <w:p>
+      <w:pPr>
+        <w:pStyle w:val="P"/>
+      </w:pPr>
+    </w:p>
+    <w:p>
+      <w:pPr>
+        <w:pStyle w:val="H3"/>
+      </w:pPr>
+      <w:r>
+        <w:t xml:space="preserve">Схема </w:t>
+      </w:r>
+    </w:p>
+    <w:p>
+      <w:pPr>
+        <w:pStyle w:val="H3"/>
+      </w:pPr>
+      <w:r>
+        <w:t>Код</w:t>
+      </w:r>
+    </w:p>
+    <w:p>
+      <w:pPr>
+        <w:pStyle w:val="P"/>
+      </w:pPr>
+    </w:p>
+    <w:p>
+      <w:pPr>
+        <w:pStyle w:val="H2"/>
+      </w:pPr>
+      <w:r>
+        <w:rPr>
+          <w:lang w:val="en-US"/>
+        </w:rPr>
+        <w:t xml:space="preserve">3 </w:t>
+      </w:r>
+      <w:r>
+        <w:t xml:space="preserve">Температура і </w:t>
+      </w:r>
+      <w:r>
+        <w:rPr>
+          <w:lang w:val="en-US"/>
+        </w:rPr>
+        <w:t>RGB</w:t>
+      </w:r>
+    </w:p>
+    <w:p>
+      <w:pPr>
+        <w:pStyle w:val="P"/>
+      </w:pPr>
+    </w:p>
+    <w:p>
+      <w:pPr>
+        <w:pStyle w:val="P"/>
+        <w:rPr>
+          <w:i/>
+          <w:iCs/>
+          <w:lang w:val="en-US"/>
+        </w:rPr>
+      </w:pPr>
+      <w:r>
+        <w:rPr>
+          <w:i/>
+          <w:iCs/>
+          <w:lang w:val="en-US"/>
+        </w:rPr>
+        <w:t>Замінити світлодіоди одним RGB світлодіодом. Додати наступну умову зміни кольору світлодіода:</w:t>
+      </w:r>
+    </w:p>
+    <w:p>
+      <w:pPr>
+        <w:pStyle w:val="P"/>
+        <w:rPr>
+          <w:i/>
+          <w:iCs/>
+          <w:lang w:val="en-US"/>
+        </w:rPr>
+      </w:pPr>
+      <w:r>
+        <w:rPr>
+          <w:i/>
+          <w:iCs/>
+          <w:lang w:val="en-US"/>
+        </w:rPr>
+        <w:t>- Коли температура нижче 18 градусів за Цельсієм – синій;</w:t>
+      </w:r>
+    </w:p>
+    <w:p>
+      <w:pPr>
+        <w:pStyle w:val="P"/>
+        <w:rPr>
+          <w:i/>
+          <w:iCs/>
+          <w:lang w:val="en-US"/>
+        </w:rPr>
+      </w:pPr>
+      <w:r>
+        <w:rPr>
+          <w:i/>
+          <w:iCs/>
+          <w:lang w:val="en-US"/>
+        </w:rPr>
+        <w:t>- Коли температура між 18 та 50 градусів за Цельсієм – зелений;</w:t>
+      </w:r>
+    </w:p>
+    <w:p>
+      <w:pPr>
+        <w:pStyle w:val="P"/>
+        <w:rPr>
+          <w:i/>
+          <w:iCs/>
+          <w:lang w:val="en-US"/>
+        </w:rPr>
+      </w:pPr>
+      <w:r>
+        <w:rPr>
+          <w:i/>
+          <w:iCs/>
+          <w:lang w:val="en-US"/>
+        </w:rPr>
+        <w:lastRenderedPageBreak/>
+        <w:t>- Коли температура нижче вище 50 градусів за Цельсієм – червоний.</w:t>
+      </w:r>
+    </w:p>
+    <w:p>
+      <w:pPr>
+        <w:pStyle w:val="P"/>
+      </w:pPr>
+      <w:r>
+        <w:t>Проєкт.</w:t>
+      </w:r>
+    </w:p>
+    <w:p>
+      <w:pPr>
+        <w:pStyle w:val="P"/>
+      </w:pPr>
+    </w:p>
+    <w:p>
+      <w:pPr>
+        <w:pStyle w:val="H3"/>
+      </w:pPr>
+      <w:r>
+        <w:t xml:space="preserve">Схема </w:t>
+      </w:r>
+    </w:p>
+    <w:p>
+      <w:pPr>
+        <w:pStyle w:val="H3"/>
+      </w:pPr>
+      <w:r>
+        <w:t>Код</w:t>
+      </w:r>
+    </w:p>
+    <w:p>
+      <w:pPr>
+        <w:pStyle w:val="P"/>
+      </w:pPr>
+    </w:p>
+    <w:p>
+      <w:pPr>
+        <w:pStyle w:val="H2"/>
+      </w:pPr>
+      <w:r>
+        <w:rPr>
+          <w:lang w:val="en-US"/>
+        </w:rPr>
+        <w:t xml:space="preserve">4 </w:t>
+      </w:r>
+      <w:r>
+        <w:t xml:space="preserve">Температура і </w:t>
+      </w:r>
+      <w:r>
+        <w:rPr>
+          <w:lang w:val="en-US"/>
+        </w:rPr>
+        <w:t>LCD</w:t>
+      </w:r>
+    </w:p>
+    <w:p>
+      <w:pPr>
+        <w:pStyle w:val="P"/>
+      </w:pPr>
+    </w:p>
+    <w:p>
+      <w:pPr>
+        <w:pStyle w:val="P"/>
+        <w:rPr>
+          <w:i/>
+          <w:iCs/>
+          <w:lang w:val="en-US"/>
+        </w:rPr>
+      </w:pPr>
+      <w:r>
+        <w:rPr>
+          <w:i/>
+          <w:iCs/>
+          <w:lang w:val="en-US"/>
+        </w:rPr>
+        <w:t>Створіть схему з LCD і датчиком температури. Перший проєкт відображає температуру в градусах у першому рядку та у вигляді стовпчастої лінії у другому рядку (16 замальованих квадратиків у рядку дорівнює максимум температури). Другий проєкт відображає температуру в градусах і відсотках.</w:t>
+      </w:r>
+    </w:p>
+    <w:p>
+      <w:pPr>
+        <w:pStyle w:val="P"/>
+      </w:pPr>
+      <w:r>
+        <w:t>Проєкт.</w:t>
+      </w:r>
+    </w:p>
+    <w:p>
+      <w:pPr>
+        <w:pStyle w:val="P"/>
+      </w:pPr>
+    </w:p>
+    <w:p>
+      <w:pPr>
+        <w:pStyle w:val="H3"/>
+      </w:pPr>
+      <w:r>
+        <w:t xml:space="preserve">Схема </w:t>
+      </w:r>
+    </w:p>
+    <w:p>
+      <w:pPr>
+        <w:pStyle w:val="H3"/>
+      </w:pPr>
+      <w:r>
+        <w:t>Код</w:t>
+      </w:r>
+    </w:p>
+    <w:p>
+      <w:pPr>
+        <w:pStyle w:val="P"/>
+      </w:pPr>
+    </w:p>
+    <w:p>
+      <w:pPr>
+        <w:pStyle w:val="H2"/>
+      </w:pPr>
+      <w:r>
+        <w:rPr>
+          <w:lang w:val="en-US"/>
+        </w:rPr>
+        <w:t xml:space="preserve">5 </w:t>
+      </w:r>
+      <w:r>
+        <w:t xml:space="preserve">Кнопки і </w:t>
+      </w:r>
+      <w:r>
+        <w:rPr>
+          <w:lang w:val="en-US"/>
+        </w:rPr>
+        <w:t>LCD</w:t>
+      </w:r>
+    </w:p>
+    <w:p>
+      <w:pPr>
+        <w:pStyle w:val="P"/>
+      </w:pPr>
+    </w:p>
+    <w:p>
+      <w:pPr>
+        <w:pStyle w:val="P"/>
+        <w:rPr>
+          <w:i/>
+          <w:iCs/>
+          <w:lang w:val="en-US"/>
+        </w:rPr>
+      </w:pPr>
+      <w:r>
+        <w:rPr>
+          <w:i/>
+          <w:iCs/>
+          <w:lang w:val="en-US"/>
+        </w:rPr>
+        <w:t>Створіть схему за допомогою LCD та кнопок (Вверх, Вниз, Вперед, Назад). Дано 2 рівні меню.</w:t>
+      </w:r>
+    </w:p>
+    <w:p>
+      <w:pPr>
+        <w:pStyle w:val="P"/>
+        <w:rPr>
+          <w:i/>
+          <w:iCs/>
+          <w:lang w:val="en-US"/>
+        </w:rPr>
+      </w:pPr>
+      <w:r>
+        <w:rPr>
+          <w:b/>
+          <w:bCs/>
+          <w:i/>
+          <w:iCs/>
+          <w:lang w:val="en-US"/>
+        </w:rPr>
+        <w:t>1</w:t>
+      </w:r>
+      <w:r>
+        <w:rPr>
+          <w:i/>
+          <w:iCs/>
+          <w:lang w:val="en-US"/>
+        </w:rPr>
+        <w:t>. Open</w:t>
+      </w:r>
+    </w:p>
+    <w:p>
+      <w:pPr>
+        <w:pStyle w:val="P"/>
+        <w:rPr>
+          <w:i/>
+          <w:iCs/>
+          <w:lang w:val="en-US"/>
+        </w:rPr>
+      </w:pPr>
+      <w:r>
+        <w:rPr>
+          <w:i/>
+          <w:iCs/>
+          <w:lang w:val="en-US"/>
+        </w:rPr>
+        <w:t xml:space="preserve">   </w:t>
+      </w:r>
+      <w:r>
+        <w:rPr>
+          <w:b/>
+          <w:bCs/>
+          <w:i/>
+          <w:iCs/>
+          <w:lang w:val="en-US"/>
+        </w:rPr>
+        <w:t>a</w:t>
+      </w:r>
+      <w:r>
+        <w:rPr>
+          <w:i/>
+          <w:iCs/>
+          <w:lang w:val="en-US"/>
+        </w:rPr>
+        <w:t>. Door</w:t>
+      </w:r>
+    </w:p>
+    <w:p>
+      <w:pPr>
+        <w:pStyle w:val="P"/>
+        <w:rPr>
+          <w:i/>
+          <w:iCs/>
+          <w:lang w:val="en-US"/>
+        </w:rPr>
+      </w:pPr>
+      <w:r>
+        <w:rPr>
+          <w:i/>
+          <w:iCs/>
+          <w:lang w:val="en-US"/>
+        </w:rPr>
+        <w:t xml:space="preserve">   </w:t>
+      </w:r>
+      <w:r>
+        <w:rPr>
+          <w:b/>
+          <w:bCs/>
+          <w:i/>
+          <w:iCs/>
+          <w:lang w:val="en-US"/>
+        </w:rPr>
+        <w:t>b</w:t>
+      </w:r>
+      <w:r>
+        <w:rPr>
+          <w:i/>
+          <w:iCs/>
+          <w:lang w:val="en-US"/>
+        </w:rPr>
+        <w:t>. Window</w:t>
+      </w:r>
+    </w:p>
+    <w:p>
+      <w:pPr>
+        <w:pStyle w:val="P"/>
+        <w:rPr>
+          <w:i/>
+          <w:iCs/>
+          <w:lang w:val="en-US"/>
+        </w:rPr>
+      </w:pPr>
+      <w:r>
+        <w:rPr>
+          <w:b/>
+          <w:bCs/>
+          <w:i/>
+          <w:iCs/>
+          <w:lang w:val="en-US"/>
+        </w:rPr>
+        <w:t>2</w:t>
+      </w:r>
+      <w:r>
+        <w:rPr>
+          <w:i/>
+          <w:iCs/>
+          <w:lang w:val="en-US"/>
+        </w:rPr>
+        <w:t>. Close</w:t>
+      </w:r>
+    </w:p>
+    <w:p>
+      <w:pPr>
+        <w:pStyle w:val="P"/>
+        <w:rPr>
+          <w:i/>
+          <w:iCs/>
+        </w:rPr>
+      </w:pPr>
+      <w:r>
+        <w:rPr>
+          <w:i/>
+          <w:iCs/>
+          <w:lang w:val="en-US"/>
+        </w:rPr>
+        <w:t xml:space="preserve">Спочатку ви побачите меню першого рівня у два рядки (Open, Close). Ви використовуєте перший стовпець дисплея для відображення </w:t>
+      </w:r>
+      <w:r>
+        <w:rPr>
+          <w:i/>
+          <w:iCs/>
+          <w:lang w:val="en-US"/>
+        </w:rPr>
+        <w:lastRenderedPageBreak/>
+        <w:t>деякого символу, який змінює положення з першого рядка на другий, коли ви натискаєте кнопки Вверх або Вниз. Якщо ви натиснете кнопку «Вперед», коли символ знаходиться в першому рядку (обераєте «Open» меню), ви перейдете на другий рівень меню, і на дисплеї ви побачите лише надпис «Door» та «Window». Якщо ви натиснете кнопку «Назад», ви повернетеся на перший рівень меню.</w:t>
+      </w:r>
+    </w:p>
+    <w:p>
+      <w:pPr>
+        <w:pStyle w:val="P"/>
+      </w:pPr>
+      <w:r>
+        <w:t>Проєкт.</w:t>
+      </w:r>
+    </w:p>
+    <w:p>
+      <w:pPr>
+        <w:pStyle w:val="P"/>
+      </w:pPr>
+    </w:p>
+    <w:p>
+      <w:pPr>
+        <w:pStyle w:val="H3"/>
+      </w:pPr>
+      <w:r>
+        <w:t xml:space="preserve">Схема </w:t>
+      </w:r>
+    </w:p>
+    <w:p>
+      <w:pPr>
+        <w:pStyle w:val="H3"/>
+      </w:pPr>
+      <w:r>
+        <w:t>Код</w:t>
+      </w:r>
+    </w:p>
+    <w:p>
+      <w:pPr>
+        <w:pStyle w:val="P"/>
+      </w:pPr>
     </w:p>
     <w:p>
       <w:pPr>

--- a/32IV Inzhenerija vbudovanyh/6/KNT-122_Onyshchenko_Variant-19_PR5.docx
+++ b/32IV Inzhenerija vbudovanyh/6/KNT-122_Onyshchenko_Variant-19_PR5.docx
@@ -763,6 +763,44 @@
       <w:pPr>
         <w:pStyle w:val="P"/>
       </w:pPr>
+      <w:r>
+        <w:t xml:space="preserve">Після використання коду з прикладу значення температури було завжди 0. Тоді було знайдено </w:t>
+      </w:r>
+      <w:hyperlink r:id="rId6" w:history="1">
+        <w:r>
+          <w:rPr>
+            <w:rStyle w:val="a4"/>
+          </w:rPr>
+          <w:t>публічний проєкт</w:t>
+        </w:r>
+      </w:hyperlink>
+      <w:r>
+        <w:t>, з якого було взято код отримання температури:</w:t>
+      </w:r>
+    </w:p>
+    <w:p>
+      <w:pPr>
+        <w:pStyle w:val="P"/>
+      </w:pPr>
+    </w:p>
+    <w:p>
+      <w:pPr>
+        <w:pStyle w:val="Code"/>
+        <w:rPr>
+          <w:lang w:val="uk-UA"/>
+        </w:rPr>
+      </w:pPr>
+      <w:r>
+        <w:t>celsius = map(((analogRead(A0) - 20) * 3.04), 0, 1023, -40, 125);</w:t>
+      </w:r>
+    </w:p>
+    <w:p>
+      <w:pPr>
+        <w:pStyle w:val="P"/>
+        <w:rPr>
+          <w:lang w:val="en-US"/>
+        </w:rPr>
+      </w:pPr>
     </w:p>
     <w:p>
       <w:pPr>
@@ -895,6 +933,7 @@
           <w:iCs/>
           <w:lang w:val="en-US"/>
         </w:rPr>
+        <w:lastRenderedPageBreak/>
         <w:t>Замінити світлодіоди одним RGB світлодіодом. Додати наступну умову зміни кольору світлодіода:</w:t>
       </w:r>
     </w:p>
@@ -949,7 +988,6 @@
           <w:iCs/>
           <w:lang w:val="en-US"/>
         </w:rPr>
-        <w:lastRenderedPageBreak/>
         <w:t>- Коли температура нижче вище 50 градусів за Цельсієм – червоний.</w:t>
       </w:r>
     </w:p>
@@ -1186,6 +1224,7 @@
           <w:iCs/>
           <w:lang w:val="en-US"/>
         </w:rPr>
+        <w:lastRenderedPageBreak/>
         <w:t xml:space="preserve">   </w:t>
       </w:r>
       <w:r>
@@ -1249,16 +1288,7 @@
           <w:iCs/>
           <w:lang w:val="en-US"/>
         </w:rPr>
-        <w:t xml:space="preserve">Спочатку ви побачите меню першого рівня у два рядки (Open, Close). Ви використовуєте перший стовпець дисплея для відображення </w:t>
-      </w:r>
-      <w:r>
-        <w:rPr>
-          <w:i/>
-          <w:iCs/>
-          <w:lang w:val="en-US"/>
-        </w:rPr>
-        <w:lastRenderedPageBreak/>
-        <w:t>деякого символу, який змінює положення з першого рядка на другий, коли ви натискаєте кнопки Вверх або Вниз. Якщо ви натиснете кнопку «Вперед», коли символ знаходиться в першому рядку (обераєте «Open» меню), ви перейдете на другий рівень меню, і на дисплеї ви побачите лише надпис «Door» та «Window». Якщо ви натиснете кнопку «Назад», ви повернетеся на перший рівень меню.</w:t>
+        <w:t>Спочатку ви побачите меню першого рівня у два рядки (Open, Close). Ви використовуєте перший стовпець дисплея для відображення деякого символу, який змінює положення з першого рядка на другий, коли ви натискаєте кнопки Вверх або Вниз. Якщо ви натиснете кнопку «Вперед», коли символ знаходиться в першому рядку (обераєте «Open» меню), ви перейдете на другий рівень меню, і на дисплеї ви побачите лише надпис «Door» та «Window». Якщо ви натиснете кнопку «Назад», ви повернетеся на перший рівень меню.</w:t>
       </w:r>
     </w:p>
     <w:p>

--- a/32IV Inzhenerija vbudovanyh/6/KNT-122_Onyshchenko_Variant-19_PR5.docx
+++ b/32IV Inzhenerija vbudovanyh/6/KNT-122_Onyshchenko_Variant-19_PR5.docx
@@ -762,6 +762,9 @@
     <w:p>
       <w:pPr>
         <w:pStyle w:val="P"/>
+        <w:rPr>
+          <w:lang w:val="en-US"/>
+        </w:rPr>
       </w:pPr>
       <w:r>
         <w:t xml:space="preserve">Після використання коду з прикладу значення температури було завжди 0. Тоді було знайдено </w:t>
@@ -804,6 +807,39 @@
     </w:p>
     <w:p>
       <w:pPr>
+        <w:pStyle w:val="P"/>
+      </w:pPr>
+      <w:r>
+        <w:t xml:space="preserve">Тоді було знайдено </w:t>
+      </w:r>
+      <w:hyperlink r:id="rId7" w:history="1">
+        <w:r>
+          <w:rPr>
+            <w:rStyle w:val="a4"/>
+          </w:rPr>
+          <w:t>інший публічний проєкт</w:t>
+        </w:r>
+      </w:hyperlink>
+      <w:r>
+        <w:t xml:space="preserve">, в якому вручну вираховуються градуси. Програма з прикладу не працювала, бо ділення на 1024 відбувалося до множення на 5. Якщо зробити навпаки, </w:t>
+      </w:r>
+      <w:r>
+        <w:t xml:space="preserve">код </w:t>
+      </w:r>
+      <w:r>
+        <w:t>працює.</w:t>
+      </w:r>
+    </w:p>
+    <w:p>
+      <w:pPr>
+        <w:pStyle w:val="P"/>
+        <w:rPr>
+          <w:lang w:val="en-US"/>
+        </w:rPr>
+      </w:pPr>
+    </w:p>
+    <w:p>
+      <w:pPr>
         <w:pStyle w:val="H3"/>
       </w:pPr>
       <w:r>
@@ -877,6 +913,7 @@
         <w:pStyle w:val="H3"/>
       </w:pPr>
       <w:r>
+        <w:lastRenderedPageBreak/>
         <w:t xml:space="preserve">Схема </w:t>
       </w:r>
     </w:p>
@@ -933,183 +970,183 @@
           <w:iCs/>
           <w:lang w:val="en-US"/>
         </w:rPr>
+        <w:t>Замінити світлодіоди одним RGB світлодіодом. Додати наступну умову зміни кольору світлодіода:</w:t>
+      </w:r>
+    </w:p>
+    <w:p>
+      <w:pPr>
+        <w:pStyle w:val="P"/>
+        <w:rPr>
+          <w:i/>
+          <w:iCs/>
+          <w:lang w:val="en-US"/>
+        </w:rPr>
+      </w:pPr>
+      <w:r>
+        <w:rPr>
+          <w:i/>
+          <w:iCs/>
+          <w:lang w:val="en-US"/>
+        </w:rPr>
+        <w:t>- Коли температура нижче 18 градусів за Цельсієм – синій;</w:t>
+      </w:r>
+    </w:p>
+    <w:p>
+      <w:pPr>
+        <w:pStyle w:val="P"/>
+        <w:rPr>
+          <w:i/>
+          <w:iCs/>
+          <w:lang w:val="en-US"/>
+        </w:rPr>
+      </w:pPr>
+      <w:r>
+        <w:rPr>
+          <w:i/>
+          <w:iCs/>
+          <w:lang w:val="en-US"/>
+        </w:rPr>
+        <w:t>- Коли температура між 18 та 50 градусів за Цельсієм – зелений;</w:t>
+      </w:r>
+    </w:p>
+    <w:p>
+      <w:pPr>
+        <w:pStyle w:val="P"/>
+        <w:rPr>
+          <w:i/>
+          <w:iCs/>
+          <w:lang w:val="en-US"/>
+        </w:rPr>
+      </w:pPr>
+      <w:r>
+        <w:rPr>
+          <w:i/>
+          <w:iCs/>
+          <w:lang w:val="en-US"/>
+        </w:rPr>
+        <w:t>- Коли температура нижче вище 50 градусів за Цельсієм – червоний.</w:t>
+      </w:r>
+    </w:p>
+    <w:p>
+      <w:pPr>
+        <w:pStyle w:val="P"/>
+      </w:pPr>
+      <w:r>
+        <w:t>Проєкт.</w:t>
+      </w:r>
+    </w:p>
+    <w:p>
+      <w:pPr>
+        <w:pStyle w:val="P"/>
+      </w:pPr>
+    </w:p>
+    <w:p>
+      <w:pPr>
+        <w:pStyle w:val="H3"/>
+      </w:pPr>
+      <w:r>
+        <w:t xml:space="preserve">Схема </w:t>
+      </w:r>
+    </w:p>
+    <w:p>
+      <w:pPr>
+        <w:pStyle w:val="H3"/>
+      </w:pPr>
+      <w:r>
+        <w:t>Код</w:t>
+      </w:r>
+    </w:p>
+    <w:p>
+      <w:pPr>
+        <w:pStyle w:val="P"/>
+      </w:pPr>
+    </w:p>
+    <w:p>
+      <w:pPr>
+        <w:pStyle w:val="H2"/>
+      </w:pPr>
+      <w:r>
+        <w:rPr>
+          <w:lang w:val="en-US"/>
+        </w:rPr>
+        <w:t xml:space="preserve">4 </w:t>
+      </w:r>
+      <w:r>
+        <w:t xml:space="preserve">Температура і </w:t>
+      </w:r>
+      <w:r>
+        <w:rPr>
+          <w:lang w:val="en-US"/>
+        </w:rPr>
+        <w:t>LCD</w:t>
+      </w:r>
+    </w:p>
+    <w:p>
+      <w:pPr>
+        <w:pStyle w:val="P"/>
+      </w:pPr>
+    </w:p>
+    <w:p>
+      <w:pPr>
+        <w:pStyle w:val="P"/>
+        <w:rPr>
+          <w:i/>
+          <w:iCs/>
+          <w:lang w:val="en-US"/>
+        </w:rPr>
+      </w:pPr>
+      <w:r>
+        <w:rPr>
+          <w:i/>
+          <w:iCs/>
+          <w:lang w:val="en-US"/>
+        </w:rPr>
+        <w:t>Створіть схему з LCD і датчиком температури. Перший проєкт відображає температуру в градусах у першому рядку та у вигляді стовпчастої лінії у другому рядку (16 замальованих квадратиків у рядку дорівнює максимум температури). Другий проєкт відображає температуру в градусах і відсотках.</w:t>
+      </w:r>
+    </w:p>
+    <w:p>
+      <w:pPr>
+        <w:pStyle w:val="P"/>
+      </w:pPr>
+      <w:r>
+        <w:t>Проєкт.</w:t>
+      </w:r>
+    </w:p>
+    <w:p>
+      <w:pPr>
+        <w:pStyle w:val="P"/>
+      </w:pPr>
+    </w:p>
+    <w:p>
+      <w:pPr>
+        <w:pStyle w:val="H3"/>
+      </w:pPr>
+      <w:r>
+        <w:t xml:space="preserve">Схема </w:t>
+      </w:r>
+    </w:p>
+    <w:p>
+      <w:pPr>
+        <w:pStyle w:val="H3"/>
+      </w:pPr>
+      <w:r>
+        <w:t>Код</w:t>
+      </w:r>
+    </w:p>
+    <w:p>
+      <w:pPr>
+        <w:pStyle w:val="P"/>
+      </w:pPr>
+    </w:p>
+    <w:p>
+      <w:pPr>
+        <w:pStyle w:val="H2"/>
+      </w:pPr>
+      <w:r>
+        <w:rPr>
+          <w:lang w:val="en-US"/>
+        </w:rPr>
         <w:lastRenderedPageBreak/>
-        <w:t>Замінити світлодіоди одним RGB світлодіодом. Додати наступну умову зміни кольору світлодіода:</w:t>
-      </w:r>
-    </w:p>
-    <w:p>
-      <w:pPr>
-        <w:pStyle w:val="P"/>
-        <w:rPr>
-          <w:i/>
-          <w:iCs/>
-          <w:lang w:val="en-US"/>
-        </w:rPr>
-      </w:pPr>
-      <w:r>
-        <w:rPr>
-          <w:i/>
-          <w:iCs/>
-          <w:lang w:val="en-US"/>
-        </w:rPr>
-        <w:t>- Коли температура нижче 18 градусів за Цельсієм – синій;</w:t>
-      </w:r>
-    </w:p>
-    <w:p>
-      <w:pPr>
-        <w:pStyle w:val="P"/>
-        <w:rPr>
-          <w:i/>
-          <w:iCs/>
-          <w:lang w:val="en-US"/>
-        </w:rPr>
-      </w:pPr>
-      <w:r>
-        <w:rPr>
-          <w:i/>
-          <w:iCs/>
-          <w:lang w:val="en-US"/>
-        </w:rPr>
-        <w:t>- Коли температура між 18 та 50 градусів за Цельсієм – зелений;</w:t>
-      </w:r>
-    </w:p>
-    <w:p>
-      <w:pPr>
-        <w:pStyle w:val="P"/>
-        <w:rPr>
-          <w:i/>
-          <w:iCs/>
-          <w:lang w:val="en-US"/>
-        </w:rPr>
-      </w:pPr>
-      <w:r>
-        <w:rPr>
-          <w:i/>
-          <w:iCs/>
-          <w:lang w:val="en-US"/>
-        </w:rPr>
-        <w:t>- Коли температура нижче вище 50 градусів за Цельсієм – червоний.</w:t>
-      </w:r>
-    </w:p>
-    <w:p>
-      <w:pPr>
-        <w:pStyle w:val="P"/>
-      </w:pPr>
-      <w:r>
-        <w:t>Проєкт.</w:t>
-      </w:r>
-    </w:p>
-    <w:p>
-      <w:pPr>
-        <w:pStyle w:val="P"/>
-      </w:pPr>
-    </w:p>
-    <w:p>
-      <w:pPr>
-        <w:pStyle w:val="H3"/>
-      </w:pPr>
-      <w:r>
-        <w:t xml:space="preserve">Схема </w:t>
-      </w:r>
-    </w:p>
-    <w:p>
-      <w:pPr>
-        <w:pStyle w:val="H3"/>
-      </w:pPr>
-      <w:r>
-        <w:t>Код</w:t>
-      </w:r>
-    </w:p>
-    <w:p>
-      <w:pPr>
-        <w:pStyle w:val="P"/>
-      </w:pPr>
-    </w:p>
-    <w:p>
-      <w:pPr>
-        <w:pStyle w:val="H2"/>
-      </w:pPr>
-      <w:r>
-        <w:rPr>
-          <w:lang w:val="en-US"/>
-        </w:rPr>
-        <w:t xml:space="preserve">4 </w:t>
-      </w:r>
-      <w:r>
-        <w:t xml:space="preserve">Температура і </w:t>
-      </w:r>
-      <w:r>
-        <w:rPr>
-          <w:lang w:val="en-US"/>
-        </w:rPr>
-        <w:t>LCD</w:t>
-      </w:r>
-    </w:p>
-    <w:p>
-      <w:pPr>
-        <w:pStyle w:val="P"/>
-      </w:pPr>
-    </w:p>
-    <w:p>
-      <w:pPr>
-        <w:pStyle w:val="P"/>
-        <w:rPr>
-          <w:i/>
-          <w:iCs/>
-          <w:lang w:val="en-US"/>
-        </w:rPr>
-      </w:pPr>
-      <w:r>
-        <w:rPr>
-          <w:i/>
-          <w:iCs/>
-          <w:lang w:val="en-US"/>
-        </w:rPr>
-        <w:t>Створіть схему з LCD і датчиком температури. Перший проєкт відображає температуру в градусах у першому рядку та у вигляді стовпчастої лінії у другому рядку (16 замальованих квадратиків у рядку дорівнює максимум температури). Другий проєкт відображає температуру в градусах і відсотках.</w:t>
-      </w:r>
-    </w:p>
-    <w:p>
-      <w:pPr>
-        <w:pStyle w:val="P"/>
-      </w:pPr>
-      <w:r>
-        <w:t>Проєкт.</w:t>
-      </w:r>
-    </w:p>
-    <w:p>
-      <w:pPr>
-        <w:pStyle w:val="P"/>
-      </w:pPr>
-    </w:p>
-    <w:p>
-      <w:pPr>
-        <w:pStyle w:val="H3"/>
-      </w:pPr>
-      <w:r>
-        <w:t xml:space="preserve">Схема </w:t>
-      </w:r>
-    </w:p>
-    <w:p>
-      <w:pPr>
-        <w:pStyle w:val="H3"/>
-      </w:pPr>
-      <w:r>
-        <w:t>Код</w:t>
-      </w:r>
-    </w:p>
-    <w:p>
-      <w:pPr>
-        <w:pStyle w:val="P"/>
-      </w:pPr>
-    </w:p>
-    <w:p>
-      <w:pPr>
-        <w:pStyle w:val="H2"/>
-      </w:pPr>
-      <w:r>
-        <w:rPr>
-          <w:lang w:val="en-US"/>
-        </w:rPr>
         <w:t xml:space="preserve">5 </w:t>
       </w:r>
       <w:r>
@@ -1224,7 +1261,6 @@
           <w:iCs/>
           <w:lang w:val="en-US"/>
         </w:rPr>
-        <w:lastRenderedPageBreak/>
         <w:t xml:space="preserve">   </w:t>
       </w:r>
       <w:r>

--- a/32IV Inzhenerija vbudovanyh/6/KNT-122_Onyshchenko_Variant-19_PR5.docx
+++ b/32IV Inzhenerija vbudovanyh/6/KNT-122_Onyshchenko_Variant-19_PR5.docx
@@ -841,6 +841,9 @@
     <w:p>
       <w:pPr>
         <w:pStyle w:val="H3"/>
+        <w:rPr>
+          <w:lang w:val="en-US"/>
+        </w:rPr>
       </w:pPr>
       <w:r>
         <w:t xml:space="preserve">Схема </w:t>
@@ -848,10 +851,642 @@
     </w:p>
     <w:p>
       <w:pPr>
+        <w:pStyle w:val="P"/>
+        <w:rPr>
+          <w:lang w:val="en-US"/>
+        </w:rPr>
+      </w:pPr>
+    </w:p>
+    <w:p>
+      <w:pPr>
+        <w:pStyle w:val="IMG"/>
+        <w:rPr>
+          <w:lang w:val="en-US"/>
+        </w:rPr>
+      </w:pPr>
+      <w:r>
+        <w:rPr>
+          <w:lang w:val="en-US"/>
+        </w:rPr>
+        <w:lastRenderedPageBreak/>
+        <w:drawing>
+          <wp:inline distT="0" distB="0" distL="0" distR="0" wp14:anchorId="59F820F4" wp14:editId="5CBEEB0F">
+            <wp:extent cx="5652578" cy="8458200"/>
+            <wp:effectExtent l="0" t="0" r="5715" b="0"/>
+            <wp:docPr id="839725791" name="Рисунок 1" descr="Зображення, що містить текст, Електронна інженерія, електроніка, схема&#10;&#10;Вміст, створений ШІ, може бути неправильним."/>
+            <wp:cNvGraphicFramePr>
+              <a:graphicFrameLocks xmlns:a="http://schemas.openxmlformats.org/drawingml/2006/main" noChangeAspect="1"/>
+            </wp:cNvGraphicFramePr>
+            <a:graphic xmlns:a="http://schemas.openxmlformats.org/drawingml/2006/main">
+              <a:graphicData uri="http://schemas.openxmlformats.org/drawingml/2006/picture">
+                <pic:pic xmlns:pic="http://schemas.openxmlformats.org/drawingml/2006/picture">
+                  <pic:nvPicPr>
+                    <pic:cNvPr id="839725791" name="Рисунок 1" descr="Зображення, що містить текст, Електронна інженерія, електроніка, схема&#10;&#10;Вміст, створений ШІ, може бути неправильним."/>
+                    <pic:cNvPicPr/>
+                  </pic:nvPicPr>
+                  <pic:blipFill>
+                    <a:blip r:embed="rId8"/>
+                    <a:stretch>
+                      <a:fillRect/>
+                    </a:stretch>
+                  </pic:blipFill>
+                  <pic:spPr>
+                    <a:xfrm>
+                      <a:off x="0" y="0"/>
+                      <a:ext cx="5656912" cy="8464686"/>
+                    </a:xfrm>
+                    <a:prstGeom prst="rect">
+                      <a:avLst/>
+                    </a:prstGeom>
+                  </pic:spPr>
+                </pic:pic>
+              </a:graphicData>
+            </a:graphic>
+          </wp:inline>
+        </w:drawing>
+      </w:r>
+    </w:p>
+    <w:p>
+      <w:pPr>
+        <w:pStyle w:val="IMG"/>
+      </w:pPr>
+      <w:r>
+        <w:t>Рисунок 1.1 – Схема в роботі</w:t>
+      </w:r>
+    </w:p>
+    <w:p>
+      <w:pPr>
+        <w:pStyle w:val="P"/>
+      </w:pPr>
+    </w:p>
+    <w:p>
+      <w:pPr>
         <w:pStyle w:val="H3"/>
       </w:pPr>
       <w:r>
         <w:t>Код</w:t>
+      </w:r>
+    </w:p>
+    <w:p>
+      <w:pPr>
+        <w:pStyle w:val="P"/>
+      </w:pPr>
+    </w:p>
+    <w:p>
+      <w:pPr>
+        <w:pStyle w:val="Code"/>
+      </w:pPr>
+      <w:r>
+        <w:t>int greenLed=13;</w:t>
+      </w:r>
+    </w:p>
+    <w:p>
+      <w:pPr>
+        <w:pStyle w:val="Code"/>
+      </w:pPr>
+      <w:r>
+        <w:t>int yellowLed=11;</w:t>
+      </w:r>
+    </w:p>
+    <w:p>
+      <w:pPr>
+        <w:pStyle w:val="Code"/>
+      </w:pPr>
+      <w:r>
+        <w:t>int orangeLed=7;</w:t>
+      </w:r>
+    </w:p>
+    <w:p>
+      <w:pPr>
+        <w:pStyle w:val="Code"/>
+      </w:pPr>
+      <w:r>
+        <w:t>int tempPin=A0;</w:t>
+      </w:r>
+    </w:p>
+    <w:p>
+      <w:pPr>
+        <w:pStyle w:val="Code"/>
+      </w:pPr>
+    </w:p>
+    <w:p>
+      <w:pPr>
+        <w:pStyle w:val="Code"/>
+      </w:pPr>
+      <w:r>
+        <w:t>int firstLevel=20;</w:t>
+      </w:r>
+    </w:p>
+    <w:p>
+      <w:pPr>
+        <w:pStyle w:val="Code"/>
+      </w:pPr>
+      <w:r>
+        <w:t>int secondLevel=40;</w:t>
+      </w:r>
+    </w:p>
+    <w:p>
+      <w:pPr>
+        <w:pStyle w:val="Code"/>
+      </w:pPr>
+      <w:r>
+        <w:t>int thirdLevel=70;</w:t>
+      </w:r>
+    </w:p>
+    <w:p>
+      <w:pPr>
+        <w:pStyle w:val="Code"/>
+      </w:pPr>
+    </w:p>
+    <w:p>
+      <w:pPr>
+        <w:pStyle w:val="Code"/>
+      </w:pPr>
+      <w:r>
+        <w:t xml:space="preserve">int </w:t>
+      </w:r>
+      <w:proofErr w:type="gramStart"/>
+      <w:r>
+        <w:t>getTempMap(</w:t>
+      </w:r>
+      <w:proofErr w:type="gramEnd"/>
+      <w:r>
+        <w:t>) {</w:t>
+      </w:r>
+    </w:p>
+    <w:p>
+      <w:pPr>
+        <w:pStyle w:val="Code"/>
+      </w:pPr>
+      <w:r>
+        <w:t xml:space="preserve">  int value=analogRead(tempPin);</w:t>
+      </w:r>
+    </w:p>
+    <w:p>
+      <w:pPr>
+        <w:pStyle w:val="Code"/>
+      </w:pPr>
+      <w:r>
+        <w:t xml:space="preserve">  int degreesCelcius=map(((value-</w:t>
+      </w:r>
+      <w:proofErr w:type="gramStart"/>
+      <w:r>
+        <w:t>20)*</w:t>
+      </w:r>
+      <w:proofErr w:type="gramEnd"/>
+      <w:r>
+        <w:t>3.04), 0, 1023, -40, 125);</w:t>
+      </w:r>
+    </w:p>
+    <w:p>
+      <w:pPr>
+        <w:pStyle w:val="Code"/>
+      </w:pPr>
+      <w:r>
+        <w:t xml:space="preserve">  return degreesCelcius;</w:t>
+      </w:r>
+    </w:p>
+    <w:p>
+      <w:pPr>
+        <w:pStyle w:val="Code"/>
+      </w:pPr>
+      <w:r>
+        <w:t>}</w:t>
+      </w:r>
+    </w:p>
+    <w:p>
+      <w:pPr>
+        <w:pStyle w:val="Code"/>
+      </w:pPr>
+    </w:p>
+    <w:p>
+      <w:pPr>
+        <w:pStyle w:val="Code"/>
+      </w:pPr>
+      <w:r>
+        <w:t xml:space="preserve">int </w:t>
+      </w:r>
+      <w:proofErr w:type="gramStart"/>
+      <w:r>
+        <w:t>getTempManual(</w:t>
+      </w:r>
+      <w:proofErr w:type="gramEnd"/>
+      <w:r>
+        <w:t>) {</w:t>
+      </w:r>
+    </w:p>
+    <w:p>
+      <w:pPr>
+        <w:pStyle w:val="Code"/>
+      </w:pPr>
+      <w:r>
+        <w:t xml:space="preserve">  int value=analogRead(tempPin);</w:t>
+      </w:r>
+    </w:p>
+    <w:p>
+      <w:pPr>
+        <w:pStyle w:val="Code"/>
+      </w:pPr>
+      <w:r>
+        <w:t xml:space="preserve">  float volts=value*5.0;</w:t>
+      </w:r>
+    </w:p>
+    <w:p>
+      <w:pPr>
+        <w:pStyle w:val="Code"/>
+      </w:pPr>
+      <w:r>
+        <w:t xml:space="preserve">  float percents=volts/1024.0;</w:t>
+      </w:r>
+    </w:p>
+    <w:p>
+      <w:pPr>
+        <w:pStyle w:val="Code"/>
+      </w:pPr>
+      <w:r>
+        <w:t xml:space="preserve">  float minusOffset=percents-0.5;</w:t>
+      </w:r>
+    </w:p>
+    <w:p>
+      <w:pPr>
+        <w:pStyle w:val="Code"/>
+      </w:pPr>
+      <w:r>
+        <w:t xml:space="preserve">  int degrees=minusOffset*100;</w:t>
+      </w:r>
+    </w:p>
+    <w:p>
+      <w:pPr>
+        <w:pStyle w:val="Code"/>
+      </w:pPr>
+      <w:r>
+        <w:t xml:space="preserve">  return degrees;</w:t>
+      </w:r>
+    </w:p>
+    <w:p>
+      <w:pPr>
+        <w:pStyle w:val="Code"/>
+      </w:pPr>
+      <w:r>
+        <w:t>}</w:t>
+      </w:r>
+    </w:p>
+    <w:p>
+      <w:pPr>
+        <w:pStyle w:val="Code"/>
+      </w:pPr>
+    </w:p>
+    <w:p>
+      <w:pPr>
+        <w:pStyle w:val="Code"/>
+      </w:pPr>
+      <w:r>
+        <w:t xml:space="preserve">void </w:t>
+      </w:r>
+      <w:proofErr w:type="gramStart"/>
+      <w:r>
+        <w:t>setup(</w:t>
+      </w:r>
+      <w:proofErr w:type="gramEnd"/>
+      <w:r>
+        <w:t>)</w:t>
+      </w:r>
+    </w:p>
+    <w:p>
+      <w:pPr>
+        <w:pStyle w:val="Code"/>
+      </w:pPr>
+      <w:r>
+        <w:t>{</w:t>
+      </w:r>
+    </w:p>
+    <w:p>
+      <w:pPr>
+        <w:pStyle w:val="Code"/>
+      </w:pPr>
+      <w:r>
+        <w:t xml:space="preserve">  </w:t>
+      </w:r>
+      <w:proofErr w:type="gramStart"/>
+      <w:r>
+        <w:t>pinMode(</w:t>
+      </w:r>
+      <w:proofErr w:type="gramEnd"/>
+      <w:r>
+        <w:t>greenLed, OUTPUT);</w:t>
+      </w:r>
+    </w:p>
+    <w:p>
+      <w:pPr>
+        <w:pStyle w:val="Code"/>
+      </w:pPr>
+      <w:r>
+        <w:t xml:space="preserve">  </w:t>
+      </w:r>
+      <w:proofErr w:type="gramStart"/>
+      <w:r>
+        <w:t>pinMode(</w:t>
+      </w:r>
+      <w:proofErr w:type="gramEnd"/>
+      <w:r>
+        <w:t>yellowLed, OUTPUT);</w:t>
+      </w:r>
+    </w:p>
+    <w:p>
+      <w:pPr>
+        <w:pStyle w:val="Code"/>
+      </w:pPr>
+      <w:r>
+        <w:t xml:space="preserve">  </w:t>
+      </w:r>
+      <w:proofErr w:type="gramStart"/>
+      <w:r>
+        <w:t>pinMode(</w:t>
+      </w:r>
+      <w:proofErr w:type="gramEnd"/>
+      <w:r>
+        <w:t>orangeLed, OUTPUT);</w:t>
+      </w:r>
+    </w:p>
+    <w:p>
+      <w:pPr>
+        <w:pStyle w:val="Code"/>
+      </w:pPr>
+      <w:r>
+        <w:t xml:space="preserve">  </w:t>
+      </w:r>
+      <w:proofErr w:type="gramStart"/>
+      <w:r>
+        <w:t>pinMode(</w:t>
+      </w:r>
+      <w:proofErr w:type="gramEnd"/>
+      <w:r>
+        <w:t>tempPin, INPUT);</w:t>
+      </w:r>
+    </w:p>
+    <w:p>
+      <w:pPr>
+        <w:pStyle w:val="Code"/>
+      </w:pPr>
+      <w:r>
+        <w:t xml:space="preserve">  Serial.begin(9600);</w:t>
+      </w:r>
+    </w:p>
+    <w:p>
+      <w:pPr>
+        <w:pStyle w:val="Code"/>
+      </w:pPr>
+      <w:r>
+        <w:t>}</w:t>
+      </w:r>
+    </w:p>
+    <w:p>
+      <w:pPr>
+        <w:pStyle w:val="Code"/>
+      </w:pPr>
+    </w:p>
+    <w:p>
+      <w:pPr>
+        <w:pStyle w:val="Code"/>
+      </w:pPr>
+      <w:r>
+        <w:t xml:space="preserve">void </w:t>
+      </w:r>
+      <w:proofErr w:type="gramStart"/>
+      <w:r>
+        <w:t>loop(</w:t>
+      </w:r>
+      <w:proofErr w:type="gramEnd"/>
+      <w:r>
+        <w:t>)</w:t>
+      </w:r>
+    </w:p>
+    <w:p>
+      <w:pPr>
+        <w:pStyle w:val="Code"/>
+      </w:pPr>
+      <w:r>
+        <w:t>{</w:t>
+      </w:r>
+    </w:p>
+    <w:p>
+      <w:pPr>
+        <w:pStyle w:val="Code"/>
+      </w:pPr>
+      <w:r>
+        <w:t xml:space="preserve">  int temperature=</w:t>
+      </w:r>
+      <w:proofErr w:type="gramStart"/>
+      <w:r>
+        <w:t>getTempManual(</w:t>
+      </w:r>
+      <w:proofErr w:type="gramEnd"/>
+      <w:r>
+        <w:t>);</w:t>
+      </w:r>
+    </w:p>
+    <w:p>
+      <w:pPr>
+        <w:pStyle w:val="Code"/>
+      </w:pPr>
+      <w:r>
+        <w:t xml:space="preserve">  Serial.println(temperature);</w:t>
+      </w:r>
+    </w:p>
+    <w:p>
+      <w:pPr>
+        <w:pStyle w:val="Code"/>
+      </w:pPr>
+      <w:r>
+        <w:t xml:space="preserve">  if (temperature&gt;=firstLevel || temperature&lt;=firstLevel) {</w:t>
+      </w:r>
+    </w:p>
+    <w:p>
+      <w:pPr>
+        <w:pStyle w:val="Code"/>
+      </w:pPr>
+      <w:r>
+        <w:t xml:space="preserve">    </w:t>
+      </w:r>
+      <w:proofErr w:type="gramStart"/>
+      <w:r>
+        <w:t>digitalWrite(</w:t>
+      </w:r>
+      <w:proofErr w:type="gramEnd"/>
+      <w:r>
+        <w:t>greenLed, HIGH);</w:t>
+      </w:r>
+    </w:p>
+    <w:p>
+      <w:pPr>
+        <w:pStyle w:val="Code"/>
+      </w:pPr>
+      <w:r>
+        <w:t xml:space="preserve">  } else {</w:t>
+      </w:r>
+    </w:p>
+    <w:p>
+      <w:pPr>
+        <w:pStyle w:val="Code"/>
+      </w:pPr>
+      <w:r>
+        <w:t xml:space="preserve">    </w:t>
+      </w:r>
+      <w:proofErr w:type="gramStart"/>
+      <w:r>
+        <w:t>digitalWrite(</w:t>
+      </w:r>
+      <w:proofErr w:type="gramEnd"/>
+      <w:r>
+        <w:t>greenLed, LOW);</w:t>
+      </w:r>
+    </w:p>
+    <w:p>
+      <w:pPr>
+        <w:pStyle w:val="Code"/>
+      </w:pPr>
+      <w:r>
+        <w:t xml:space="preserve">  }</w:t>
+      </w:r>
+    </w:p>
+    <w:p>
+      <w:pPr>
+        <w:pStyle w:val="Code"/>
+      </w:pPr>
+      <w:r>
+        <w:t xml:space="preserve">  if (temperature&gt;=secondLevel) {</w:t>
+      </w:r>
+    </w:p>
+    <w:p>
+      <w:pPr>
+        <w:pStyle w:val="Code"/>
+      </w:pPr>
+      <w:r>
+        <w:t xml:space="preserve">    </w:t>
+      </w:r>
+      <w:proofErr w:type="gramStart"/>
+      <w:r>
+        <w:t>digitalWrite(</w:t>
+      </w:r>
+      <w:proofErr w:type="gramEnd"/>
+      <w:r>
+        <w:t>yellowLed, HIGH);</w:t>
+      </w:r>
+    </w:p>
+    <w:p>
+      <w:pPr>
+        <w:pStyle w:val="Code"/>
+      </w:pPr>
+      <w:r>
+        <w:t xml:space="preserve">  } else {</w:t>
+      </w:r>
+    </w:p>
+    <w:p>
+      <w:pPr>
+        <w:pStyle w:val="Code"/>
+      </w:pPr>
+      <w:r>
+        <w:t xml:space="preserve">    </w:t>
+      </w:r>
+      <w:proofErr w:type="gramStart"/>
+      <w:r>
+        <w:t>digitalWrite(</w:t>
+      </w:r>
+      <w:proofErr w:type="gramEnd"/>
+      <w:r>
+        <w:t>yellowLed, LOW);</w:t>
+      </w:r>
+    </w:p>
+    <w:p>
+      <w:pPr>
+        <w:pStyle w:val="Code"/>
+      </w:pPr>
+      <w:r>
+        <w:t xml:space="preserve">  }</w:t>
+      </w:r>
+    </w:p>
+    <w:p>
+      <w:pPr>
+        <w:pStyle w:val="Code"/>
+      </w:pPr>
+      <w:r>
+        <w:t xml:space="preserve">  if (temperature&gt;=thirdLevel) {</w:t>
+      </w:r>
+    </w:p>
+    <w:p>
+      <w:pPr>
+        <w:pStyle w:val="Code"/>
+      </w:pPr>
+      <w:r>
+        <w:t xml:space="preserve">    </w:t>
+      </w:r>
+      <w:proofErr w:type="gramStart"/>
+      <w:r>
+        <w:t>digitalWrite(</w:t>
+      </w:r>
+      <w:proofErr w:type="gramEnd"/>
+      <w:r>
+        <w:t>orangeLed, HIGH);</w:t>
+      </w:r>
+    </w:p>
+    <w:p>
+      <w:pPr>
+        <w:pStyle w:val="Code"/>
+      </w:pPr>
+      <w:r>
+        <w:t xml:space="preserve">  } else {</w:t>
+      </w:r>
+    </w:p>
+    <w:p>
+      <w:pPr>
+        <w:pStyle w:val="Code"/>
+      </w:pPr>
+      <w:r>
+        <w:t xml:space="preserve">    </w:t>
+      </w:r>
+      <w:proofErr w:type="gramStart"/>
+      <w:r>
+        <w:t>digitalWrite(</w:t>
+      </w:r>
+      <w:proofErr w:type="gramEnd"/>
+      <w:r>
+        <w:t>orangeLed, LOW);</w:t>
+      </w:r>
+    </w:p>
+    <w:p>
+      <w:pPr>
+        <w:pStyle w:val="Code"/>
+      </w:pPr>
+      <w:r>
+        <w:t xml:space="preserve">  }</w:t>
+      </w:r>
+    </w:p>
+    <w:p>
+      <w:pPr>
+        <w:pStyle w:val="Code"/>
+      </w:pPr>
+      <w:r>
+        <w:lastRenderedPageBreak/>
+        <w:t xml:space="preserve">  </w:t>
+      </w:r>
+      <w:proofErr w:type="gramStart"/>
+      <w:r>
+        <w:t>delay(</w:t>
+      </w:r>
+      <w:proofErr w:type="gramEnd"/>
+      <w:r>
+        <w:t>100);</w:t>
+      </w:r>
+    </w:p>
+    <w:p>
+      <w:pPr>
+        <w:pStyle w:val="Code"/>
+        <w:rPr>
+          <w:lang w:val="uk-UA"/>
+        </w:rPr>
+      </w:pPr>
+      <w:r>
+        <w:t>}</w:t>
       </w:r>
     </w:p>
     <w:p>
@@ -913,7 +1548,6 @@
         <w:pStyle w:val="H3"/>
       </w:pPr>
       <w:r>
-        <w:lastRenderedPageBreak/>
         <w:t xml:space="preserve">Схема </w:t>
       </w:r>
     </w:p>
@@ -1101,7 +1735,16 @@
           <w:iCs/>
           <w:lang w:val="en-US"/>
         </w:rPr>
-        <w:t>Створіть схему з LCD і датчиком температури. Перший проєкт відображає температуру в градусах у першому рядку та у вигляді стовпчастої лінії у другому рядку (16 замальованих квадратиків у рядку дорівнює максимум температури). Другий проєкт відображає температуру в градусах і відсотках.</w:t>
+        <w:t xml:space="preserve">Створіть схему з LCD і датчиком температури. Перший проєкт відображає температуру в градусах у першому рядку та у вигляді стовпчастої лінії у другому рядку (16 замальованих квадратиків у рядку </w:t>
+      </w:r>
+      <w:r>
+        <w:rPr>
+          <w:i/>
+          <w:iCs/>
+          <w:lang w:val="en-US"/>
+        </w:rPr>
+        <w:lastRenderedPageBreak/>
+        <w:t>дорівнює максимум температури). Другий проєкт відображає температуру в градусах і відсотках.</w:t>
       </w:r>
     </w:p>
     <w:p>
@@ -1146,7 +1789,6 @@
         <w:rPr>
           <w:lang w:val="en-US"/>
         </w:rPr>
-        <w:lastRenderedPageBreak/>
         <w:t xml:space="preserve">5 </w:t>
       </w:r>
       <w:r>
@@ -1366,6 +2008,7 @@
         <w:pStyle w:val="H1"/>
       </w:pPr>
       <w:r>
+        <w:lastRenderedPageBreak/>
         <w:t xml:space="preserve">Висновки </w:t>
       </w:r>
     </w:p>

--- a/32IV Inzhenerija vbudovanyh/6/KNT-122_Onyshchenko_Variant-19_PR5.docx
+++ b/32IV Inzhenerija vbudovanyh/6/KNT-122_Onyshchenko_Variant-19_PR5.docx
@@ -749,14 +749,6 @@
           <w:lang w:val="en-US"/>
         </w:rPr>
         <w:t>Створити схему, як зображено на рис. 6.2, додати код.</w:t>
-      </w:r>
-    </w:p>
-    <w:p>
-      <w:pPr>
-        <w:pStyle w:val="P"/>
-      </w:pPr>
-      <w:r>
-        <w:t>Проєкт.</w:t>
       </w:r>
     </w:p>
     <w:p>
@@ -828,6 +820,22 @@
       </w:r>
       <w:r>
         <w:t>працює.</w:t>
+      </w:r>
+    </w:p>
+    <w:p>
+      <w:pPr>
+        <w:pStyle w:val="P"/>
+      </w:pPr>
+      <w:hyperlink r:id="rId8" w:history="1">
+        <w:r>
+          <w:rPr>
+            <w:rStyle w:val="a4"/>
+          </w:rPr>
+          <w:t>Проєкт</w:t>
+        </w:r>
+      </w:hyperlink>
+      <w:r>
+        <w:t>.</w:t>
       </w:r>
     </w:p>
     <w:p>
@@ -885,7 +893,7 @@
                     <pic:cNvPicPr/>
                   </pic:nvPicPr>
                   <pic:blipFill>
-                    <a:blip r:embed="rId8"/>
+                    <a:blip r:embed="rId9"/>
                     <a:stretch>
                       <a:fillRect/>
                     </a:stretch>
@@ -1003,15 +1011,7 @@
         <w:pStyle w:val="Code"/>
       </w:pPr>
       <w:r>
-        <w:t xml:space="preserve">int </w:t>
-      </w:r>
-      <w:proofErr w:type="gramStart"/>
-      <w:r>
-        <w:t>getTempMap(</w:t>
-      </w:r>
-      <w:proofErr w:type="gramEnd"/>
-      <w:r>
-        <w:t>) {</w:t>
+        <w:t>int getTempMap() {</w:t>
       </w:r>
     </w:p>
     <w:p>
@@ -1027,15 +1027,7 @@
         <w:pStyle w:val="Code"/>
       </w:pPr>
       <w:r>
-        <w:t xml:space="preserve">  int degreesCelcius=map(((value-</w:t>
-      </w:r>
-      <w:proofErr w:type="gramStart"/>
-      <w:r>
-        <w:t>20)*</w:t>
-      </w:r>
-      <w:proofErr w:type="gramEnd"/>
-      <w:r>
-        <w:t>3.04), 0, 1023, -40, 125);</w:t>
+        <w:t xml:space="preserve">  int degreesCelcius=map(((value-20)*3.04), 0, 1023, -40, 125);</w:t>
       </w:r>
     </w:p>
     <w:p>
@@ -1064,15 +1056,7 @@
         <w:pStyle w:val="Code"/>
       </w:pPr>
       <w:r>
-        <w:t xml:space="preserve">int </w:t>
-      </w:r>
-      <w:proofErr w:type="gramStart"/>
-      <w:r>
-        <w:t>getTempManual(</w:t>
-      </w:r>
-      <w:proofErr w:type="gramEnd"/>
-      <w:r>
-        <w:t>) {</w:t>
+        <w:t>int getTempManual() {</w:t>
       </w:r>
     </w:p>
     <w:p>
@@ -1141,15 +1125,7 @@
         <w:pStyle w:val="Code"/>
       </w:pPr>
       <w:r>
-        <w:t xml:space="preserve">void </w:t>
-      </w:r>
-      <w:proofErr w:type="gramStart"/>
-      <w:r>
-        <w:t>setup(</w:t>
-      </w:r>
-      <w:proofErr w:type="gramEnd"/>
-      <w:r>
-        <w:t>)</w:t>
+        <w:t>void setup()</w:t>
       </w:r>
     </w:p>
     <w:p>
@@ -1165,63 +1141,31 @@
         <w:pStyle w:val="Code"/>
       </w:pPr>
       <w:r>
-        <w:t xml:space="preserve">  </w:t>
-      </w:r>
-      <w:proofErr w:type="gramStart"/>
-      <w:r>
-        <w:t>pinMode(</w:t>
-      </w:r>
-      <w:proofErr w:type="gramEnd"/>
-      <w:r>
-        <w:t>greenLed, OUTPUT);</w:t>
-      </w:r>
-    </w:p>
-    <w:p>
-      <w:pPr>
-        <w:pStyle w:val="Code"/>
-      </w:pPr>
-      <w:r>
-        <w:t xml:space="preserve">  </w:t>
-      </w:r>
-      <w:proofErr w:type="gramStart"/>
-      <w:r>
-        <w:t>pinMode(</w:t>
-      </w:r>
-      <w:proofErr w:type="gramEnd"/>
-      <w:r>
-        <w:t>yellowLed, OUTPUT);</w:t>
-      </w:r>
-    </w:p>
-    <w:p>
-      <w:pPr>
-        <w:pStyle w:val="Code"/>
-      </w:pPr>
-      <w:r>
-        <w:t xml:space="preserve">  </w:t>
-      </w:r>
-      <w:proofErr w:type="gramStart"/>
-      <w:r>
-        <w:t>pinMode(</w:t>
-      </w:r>
-      <w:proofErr w:type="gramEnd"/>
-      <w:r>
-        <w:t>orangeLed, OUTPUT);</w:t>
-      </w:r>
-    </w:p>
-    <w:p>
-      <w:pPr>
-        <w:pStyle w:val="Code"/>
-      </w:pPr>
-      <w:r>
-        <w:t xml:space="preserve">  </w:t>
-      </w:r>
-      <w:proofErr w:type="gramStart"/>
-      <w:r>
-        <w:t>pinMode(</w:t>
-      </w:r>
-      <w:proofErr w:type="gramEnd"/>
-      <w:r>
-        <w:t>tempPin, INPUT);</w:t>
+        <w:t xml:space="preserve">  pinMode(greenLed, OUTPUT);</w:t>
+      </w:r>
+    </w:p>
+    <w:p>
+      <w:pPr>
+        <w:pStyle w:val="Code"/>
+      </w:pPr>
+      <w:r>
+        <w:t xml:space="preserve">  pinMode(yellowLed, OUTPUT);</w:t>
+      </w:r>
+    </w:p>
+    <w:p>
+      <w:pPr>
+        <w:pStyle w:val="Code"/>
+      </w:pPr>
+      <w:r>
+        <w:t xml:space="preserve">  pinMode(orangeLed, OUTPUT);</w:t>
+      </w:r>
+    </w:p>
+    <w:p>
+      <w:pPr>
+        <w:pStyle w:val="Code"/>
+      </w:pPr>
+      <w:r>
+        <w:t xml:space="preserve">  pinMode(tempPin, INPUT);</w:t>
       </w:r>
     </w:p>
     <w:p>
@@ -1250,15 +1194,7 @@
         <w:pStyle w:val="Code"/>
       </w:pPr>
       <w:r>
-        <w:t xml:space="preserve">void </w:t>
-      </w:r>
-      <w:proofErr w:type="gramStart"/>
-      <w:r>
-        <w:t>loop(</w:t>
-      </w:r>
-      <w:proofErr w:type="gramEnd"/>
-      <w:r>
-        <w:t>)</w:t>
+        <w:t>void loop()</w:t>
       </w:r>
     </w:p>
     <w:p>
@@ -1274,15 +1210,7 @@
         <w:pStyle w:val="Code"/>
       </w:pPr>
       <w:r>
-        <w:t xml:space="preserve">  int temperature=</w:t>
-      </w:r>
-      <w:proofErr w:type="gramStart"/>
-      <w:r>
-        <w:t>getTempManual(</w:t>
-      </w:r>
-      <w:proofErr w:type="gramEnd"/>
-      <w:r>
-        <w:t>);</w:t>
+        <w:t xml:space="preserve">  int temperature=getTempManual();</w:t>
       </w:r>
     </w:p>
     <w:p>
@@ -1306,15 +1234,7 @@
         <w:pStyle w:val="Code"/>
       </w:pPr>
       <w:r>
-        <w:t xml:space="preserve">    </w:t>
-      </w:r>
-      <w:proofErr w:type="gramStart"/>
-      <w:r>
-        <w:t>digitalWrite(</w:t>
-      </w:r>
-      <w:proofErr w:type="gramEnd"/>
-      <w:r>
-        <w:t>greenLed, HIGH);</w:t>
+        <w:t xml:space="preserve">    digitalWrite(greenLed, HIGH);</w:t>
       </w:r>
     </w:p>
     <w:p>
@@ -1330,15 +1250,7 @@
         <w:pStyle w:val="Code"/>
       </w:pPr>
       <w:r>
-        <w:t xml:space="preserve">    </w:t>
-      </w:r>
-      <w:proofErr w:type="gramStart"/>
-      <w:r>
-        <w:t>digitalWrite(</w:t>
-      </w:r>
-      <w:proofErr w:type="gramEnd"/>
-      <w:r>
-        <w:t>greenLed, LOW);</w:t>
+        <w:t xml:space="preserve">    digitalWrite(greenLed, LOW);</w:t>
       </w:r>
     </w:p>
     <w:p>
@@ -1362,15 +1274,7 @@
         <w:pStyle w:val="Code"/>
       </w:pPr>
       <w:r>
-        <w:t xml:space="preserve">    </w:t>
-      </w:r>
-      <w:proofErr w:type="gramStart"/>
-      <w:r>
-        <w:t>digitalWrite(</w:t>
-      </w:r>
-      <w:proofErr w:type="gramEnd"/>
-      <w:r>
-        <w:t>yellowLed, HIGH);</w:t>
+        <w:t xml:space="preserve">    digitalWrite(yellowLed, HIGH);</w:t>
       </w:r>
     </w:p>
     <w:p>
@@ -1386,15 +1290,7 @@
         <w:pStyle w:val="Code"/>
       </w:pPr>
       <w:r>
-        <w:t xml:space="preserve">    </w:t>
-      </w:r>
-      <w:proofErr w:type="gramStart"/>
-      <w:r>
-        <w:t>digitalWrite(</w:t>
-      </w:r>
-      <w:proofErr w:type="gramEnd"/>
-      <w:r>
-        <w:t>yellowLed, LOW);</w:t>
+        <w:t xml:space="preserve">    digitalWrite(yellowLed, LOW);</w:t>
       </w:r>
     </w:p>
     <w:p>
@@ -1418,15 +1314,7 @@
         <w:pStyle w:val="Code"/>
       </w:pPr>
       <w:r>
-        <w:t xml:space="preserve">    </w:t>
-      </w:r>
-      <w:proofErr w:type="gramStart"/>
-      <w:r>
-        <w:t>digitalWrite(</w:t>
-      </w:r>
-      <w:proofErr w:type="gramEnd"/>
-      <w:r>
-        <w:t>orangeLed, HIGH);</w:t>
+        <w:t xml:space="preserve">    digitalWrite(orangeLed, HIGH);</w:t>
       </w:r>
     </w:p>
     <w:p>
@@ -1442,15 +1330,7 @@
         <w:pStyle w:val="Code"/>
       </w:pPr>
       <w:r>
-        <w:t xml:space="preserve">    </w:t>
-      </w:r>
-      <w:proofErr w:type="gramStart"/>
-      <w:r>
-        <w:t>digitalWrite(</w:t>
-      </w:r>
-      <w:proofErr w:type="gramEnd"/>
-      <w:r>
-        <w:t>orangeLed, LOW);</w:t>
+        <w:t xml:space="preserve">    digitalWrite(orangeLed, LOW);</w:t>
       </w:r>
     </w:p>
     <w:p>
@@ -1467,15 +1347,7 @@
       </w:pPr>
       <w:r>
         <w:lastRenderedPageBreak/>
-        <w:t xml:space="preserve">  </w:t>
-      </w:r>
-      <w:proofErr w:type="gramStart"/>
-      <w:r>
-        <w:t>delay(</w:t>
-      </w:r>
-      <w:proofErr w:type="gramEnd"/>
-      <w:r>
-        <w:t>100);</w:t>
+        <w:t xml:space="preserve">  delay(100);</w:t>
       </w:r>
     </w:p>
     <w:p>
@@ -1534,8 +1406,16 @@
       <w:pPr>
         <w:pStyle w:val="P"/>
       </w:pPr>
-      <w:r>
-        <w:t>Проєкт.</w:t>
+      <w:hyperlink r:id="rId10" w:history="1">
+        <w:r>
+          <w:rPr>
+            <w:rStyle w:val="a4"/>
+          </w:rPr>
+          <w:t>Проєкт</w:t>
+        </w:r>
+      </w:hyperlink>
+      <w:r>
+        <w:t>.</w:t>
       </w:r>
     </w:p>
     <w:p>
@@ -1546,6 +1426,9 @@
     <w:p>
       <w:pPr>
         <w:pStyle w:val="H3"/>
+        <w:rPr>
+          <w:lang w:val="en-US"/>
+        </w:rPr>
       </w:pPr>
       <w:r>
         <w:t xml:space="preserve">Схема </w:t>
@@ -1553,10 +1436,249 @@
     </w:p>
     <w:p>
       <w:pPr>
+        <w:pStyle w:val="P"/>
+        <w:rPr>
+          <w:lang w:val="en-US"/>
+        </w:rPr>
+      </w:pPr>
+    </w:p>
+    <w:p>
+      <w:pPr>
+        <w:pStyle w:val="IMG"/>
+        <w:rPr>
+          <w:lang w:val="en-US"/>
+        </w:rPr>
+      </w:pPr>
+      <w:r>
+        <w:rPr>
+          <w:lang w:val="en-US"/>
+        </w:rPr>
+        <w:drawing>
+          <wp:inline distT="0" distB="0" distL="0" distR="0" wp14:anchorId="13673BB0" wp14:editId="7BCA9917">
+            <wp:extent cx="5731510" cy="2811780"/>
+            <wp:effectExtent l="0" t="0" r="2540" b="7620"/>
+            <wp:docPr id="258553470" name="Рисунок 1" descr="Зображення, що містить текст, електроніка, Електронна інженерія, Електронний компонент&#10;&#10;Вміст, створений ШІ, може бути неправильним."/>
+            <wp:cNvGraphicFramePr>
+              <a:graphicFrameLocks xmlns:a="http://schemas.openxmlformats.org/drawingml/2006/main" noChangeAspect="1"/>
+            </wp:cNvGraphicFramePr>
+            <a:graphic xmlns:a="http://schemas.openxmlformats.org/drawingml/2006/main">
+              <a:graphicData uri="http://schemas.openxmlformats.org/drawingml/2006/picture">
+                <pic:pic xmlns:pic="http://schemas.openxmlformats.org/drawingml/2006/picture">
+                  <pic:nvPicPr>
+                    <pic:cNvPr id="258553470" name="Рисунок 1" descr="Зображення, що містить текст, електроніка, Електронна інженерія, Електронний компонент&#10;&#10;Вміст, створений ШІ, може бути неправильним."/>
+                    <pic:cNvPicPr/>
+                  </pic:nvPicPr>
+                  <pic:blipFill>
+                    <a:blip r:embed="rId11"/>
+                    <a:stretch>
+                      <a:fillRect/>
+                    </a:stretch>
+                  </pic:blipFill>
+                  <pic:spPr>
+                    <a:xfrm>
+                      <a:off x="0" y="0"/>
+                      <a:ext cx="5731510" cy="2811780"/>
+                    </a:xfrm>
+                    <a:prstGeom prst="rect">
+                      <a:avLst/>
+                    </a:prstGeom>
+                  </pic:spPr>
+                </pic:pic>
+              </a:graphicData>
+            </a:graphic>
+          </wp:inline>
+        </w:drawing>
+      </w:r>
+    </w:p>
+    <w:p>
+      <w:pPr>
+        <w:pStyle w:val="IMG"/>
+      </w:pPr>
+      <w:r>
+        <w:t>Рисунок 2.1 – Схема в роботі</w:t>
+      </w:r>
+    </w:p>
+    <w:p>
+      <w:pPr>
+        <w:pStyle w:val="P"/>
+      </w:pPr>
+    </w:p>
+    <w:p>
+      <w:pPr>
         <w:pStyle w:val="H3"/>
       </w:pPr>
       <w:r>
         <w:t>Код</w:t>
+      </w:r>
+    </w:p>
+    <w:p>
+      <w:pPr>
+        <w:pStyle w:val="P"/>
+      </w:pPr>
+    </w:p>
+    <w:p>
+      <w:pPr>
+        <w:pStyle w:val="Code"/>
+      </w:pPr>
+      <w:r>
+        <w:t>#include &lt;Adafruit_LiquidCrystal.h&gt;</w:t>
+      </w:r>
+    </w:p>
+    <w:p>
+      <w:pPr>
+        <w:pStyle w:val="Code"/>
+      </w:pPr>
+    </w:p>
+    <w:p>
+      <w:pPr>
+        <w:pStyle w:val="Code"/>
+      </w:pPr>
+      <w:r>
+        <w:t>Adafruit_LiquidCrystal lcd(0);</w:t>
+      </w:r>
+    </w:p>
+    <w:p>
+      <w:pPr>
+        <w:pStyle w:val="Code"/>
+      </w:pPr>
+    </w:p>
+    <w:p>
+      <w:pPr>
+        <w:pStyle w:val="Code"/>
+      </w:pPr>
+      <w:r>
+        <w:t>void setup()</w:t>
+      </w:r>
+    </w:p>
+    <w:p>
+      <w:pPr>
+        <w:pStyle w:val="Code"/>
+      </w:pPr>
+      <w:r>
+        <w:t>{</w:t>
+      </w:r>
+    </w:p>
+    <w:p>
+      <w:pPr>
+        <w:pStyle w:val="Code"/>
+      </w:pPr>
+      <w:r>
+        <w:t xml:space="preserve">  lcd.begin(16, 2);</w:t>
+      </w:r>
+    </w:p>
+    <w:p>
+      <w:pPr>
+        <w:pStyle w:val="Code"/>
+      </w:pPr>
+      <w:r>
+        <w:t xml:space="preserve">  lcd.setBacklight(1);</w:t>
+      </w:r>
+    </w:p>
+    <w:p>
+      <w:pPr>
+        <w:pStyle w:val="Code"/>
+      </w:pPr>
+    </w:p>
+    <w:p>
+      <w:pPr>
+        <w:pStyle w:val="Code"/>
+      </w:pPr>
+      <w:r>
+        <w:t xml:space="preserve">  lcd.print("Some");</w:t>
+      </w:r>
+    </w:p>
+    <w:p>
+      <w:pPr>
+        <w:pStyle w:val="Code"/>
+      </w:pPr>
+      <w:r>
+        <w:t xml:space="preserve">  lcd.setCursor(0,1);</w:t>
+      </w:r>
+    </w:p>
+    <w:p>
+      <w:pPr>
+        <w:pStyle w:val="Code"/>
+      </w:pPr>
+      <w:r>
+        <w:t xml:space="preserve">  lcd.print("here");</w:t>
+      </w:r>
+    </w:p>
+    <w:p>
+      <w:pPr>
+        <w:pStyle w:val="Code"/>
+      </w:pPr>
+      <w:r>
+        <w:lastRenderedPageBreak/>
+        <w:t xml:space="preserve">  delay(500);</w:t>
+      </w:r>
+    </w:p>
+    <w:p>
+      <w:pPr>
+        <w:pStyle w:val="Code"/>
+      </w:pPr>
+      <w:r>
+        <w:t>}</w:t>
+      </w:r>
+    </w:p>
+    <w:p>
+      <w:pPr>
+        <w:pStyle w:val="Code"/>
+      </w:pPr>
+    </w:p>
+    <w:p>
+      <w:pPr>
+        <w:pStyle w:val="Code"/>
+      </w:pPr>
+      <w:r>
+        <w:t>void loop()</w:t>
+      </w:r>
+    </w:p>
+    <w:p>
+      <w:pPr>
+        <w:pStyle w:val="Code"/>
+      </w:pPr>
+      <w:r>
+        <w:t>{</w:t>
+      </w:r>
+    </w:p>
+    <w:p>
+      <w:pPr>
+        <w:pStyle w:val="Code"/>
+      </w:pPr>
+      <w:r>
+        <w:t xml:space="preserve">  lcd.setCursor(0, 1);</w:t>
+      </w:r>
+    </w:p>
+    <w:p>
+      <w:pPr>
+        <w:pStyle w:val="Code"/>
+      </w:pPr>
+      <w:r>
+        <w:t xml:space="preserve">  lcd.print("text");</w:t>
+      </w:r>
+    </w:p>
+    <w:p>
+      <w:pPr>
+        <w:pStyle w:val="Code"/>
+      </w:pPr>
+      <w:r>
+        <w:t xml:space="preserve">  lcd.setBacklight(1);</w:t>
+      </w:r>
+    </w:p>
+    <w:p>
+      <w:pPr>
+        <w:pStyle w:val="Code"/>
+      </w:pPr>
+      <w:r>
+        <w:t xml:space="preserve">  delay(500);</w:t>
+      </w:r>
+    </w:p>
+    <w:p>
+      <w:pPr>
+        <w:pStyle w:val="Code"/>
+      </w:pPr>
+      <w:r>
+        <w:t>}</w:t>
       </w:r>
     </w:p>
     <w:p>
@@ -1735,36 +1857,28 @@
           <w:iCs/>
           <w:lang w:val="en-US"/>
         </w:rPr>
-        <w:t xml:space="preserve">Створіть схему з LCD і датчиком температури. Перший проєкт відображає температуру в градусах у першому рядку та у вигляді стовпчастої лінії у другому рядку (16 замальованих квадратиків у рядку </w:t>
-      </w:r>
-      <w:r>
-        <w:rPr>
-          <w:i/>
-          <w:iCs/>
-          <w:lang w:val="en-US"/>
-        </w:rPr>
+        <w:t>Створіть схему з LCD і датчиком температури. Перший проєкт відображає температуру в градусах у першому рядку та у вигляді стовпчастої лінії у другому рядку (16 замальованих квадратиків у рядку дорівнює максимум температури). Другий проєкт відображає температуру в градусах і відсотках.</w:t>
+      </w:r>
+    </w:p>
+    <w:p>
+      <w:pPr>
+        <w:pStyle w:val="P"/>
+      </w:pPr>
+      <w:r>
+        <w:t>Проєкт.</w:t>
+      </w:r>
+    </w:p>
+    <w:p>
+      <w:pPr>
+        <w:pStyle w:val="P"/>
+      </w:pPr>
+    </w:p>
+    <w:p>
+      <w:pPr>
+        <w:pStyle w:val="H3"/>
+      </w:pPr>
+      <w:r>
         <w:lastRenderedPageBreak/>
-        <w:t>дорівнює максимум температури). Другий проєкт відображає температуру в градусах і відсотках.</w:t>
-      </w:r>
-    </w:p>
-    <w:p>
-      <w:pPr>
-        <w:pStyle w:val="P"/>
-      </w:pPr>
-      <w:r>
-        <w:t>Проєкт.</w:t>
-      </w:r>
-    </w:p>
-    <w:p>
-      <w:pPr>
-        <w:pStyle w:val="P"/>
-      </w:pPr>
-    </w:p>
-    <w:p>
-      <w:pPr>
-        <w:pStyle w:val="H3"/>
-      </w:pPr>
-      <w:r>
         <w:t xml:space="preserve">Схема </w:t>
       </w:r>
     </w:p>
@@ -2008,20 +2122,20 @@
         <w:pStyle w:val="H1"/>
       </w:pPr>
       <w:r>
+        <w:t xml:space="preserve">Висновки </w:t>
+      </w:r>
+    </w:p>
+    <w:p>
+      <w:pPr>
+        <w:pStyle w:val="P"/>
+      </w:pPr>
+    </w:p>
+    <w:p>
+      <w:pPr>
+        <w:pStyle w:val="P"/>
+      </w:pPr>
+      <w:r>
         <w:lastRenderedPageBreak/>
-        <w:t xml:space="preserve">Висновки </w:t>
-      </w:r>
-    </w:p>
-    <w:p>
-      <w:pPr>
-        <w:pStyle w:val="P"/>
-      </w:pPr>
-    </w:p>
-    <w:p>
-      <w:pPr>
-        <w:pStyle w:val="P"/>
-      </w:pPr>
-      <w:r>
         <w:t xml:space="preserve">Таким чином, було ознайомлено </w:t>
       </w:r>
       <w:r>

--- a/32IV Inzhenerija vbudovanyh/6/KNT-122_Onyshchenko_Variant-19_PR5.docx
+++ b/32IV Inzhenerija vbudovanyh/6/KNT-122_Onyshchenko_Variant-19_PR5.docx
@@ -1011,7 +1011,15 @@
         <w:pStyle w:val="Code"/>
       </w:pPr>
       <w:r>
-        <w:t>int getTempMap() {</w:t>
+        <w:t xml:space="preserve">int </w:t>
+      </w:r>
+      <w:proofErr w:type="gramStart"/>
+      <w:r>
+        <w:t>getTempMap(</w:t>
+      </w:r>
+      <w:proofErr w:type="gramEnd"/>
+      <w:r>
+        <w:t>) {</w:t>
       </w:r>
     </w:p>
     <w:p>
@@ -1027,7 +1035,15 @@
         <w:pStyle w:val="Code"/>
       </w:pPr>
       <w:r>
-        <w:t xml:space="preserve">  int degreesCelcius=map(((value-20)*3.04), 0, 1023, -40, 125);</w:t>
+        <w:t xml:space="preserve">  int degreesCelcius=map(((value-</w:t>
+      </w:r>
+      <w:proofErr w:type="gramStart"/>
+      <w:r>
+        <w:t>20)*</w:t>
+      </w:r>
+      <w:proofErr w:type="gramEnd"/>
+      <w:r>
+        <w:t>3.04), 0, 1023, -40, 125);</w:t>
       </w:r>
     </w:p>
     <w:p>
@@ -1056,7 +1072,15 @@
         <w:pStyle w:val="Code"/>
       </w:pPr>
       <w:r>
-        <w:t>int getTempManual() {</w:t>
+        <w:t xml:space="preserve">int </w:t>
+      </w:r>
+      <w:proofErr w:type="gramStart"/>
+      <w:r>
+        <w:t>getTempManual(</w:t>
+      </w:r>
+      <w:proofErr w:type="gramEnd"/>
+      <w:r>
+        <w:t>) {</w:t>
       </w:r>
     </w:p>
     <w:p>
@@ -1125,7 +1149,15 @@
         <w:pStyle w:val="Code"/>
       </w:pPr>
       <w:r>
-        <w:t>void setup()</w:t>
+        <w:t xml:space="preserve">void </w:t>
+      </w:r>
+      <w:proofErr w:type="gramStart"/>
+      <w:r>
+        <w:t>setup(</w:t>
+      </w:r>
+      <w:proofErr w:type="gramEnd"/>
+      <w:r>
+        <w:t>)</w:t>
       </w:r>
     </w:p>
     <w:p>
@@ -1141,31 +1173,63 @@
         <w:pStyle w:val="Code"/>
       </w:pPr>
       <w:r>
-        <w:t xml:space="preserve">  pinMode(greenLed, OUTPUT);</w:t>
-      </w:r>
-    </w:p>
-    <w:p>
-      <w:pPr>
-        <w:pStyle w:val="Code"/>
-      </w:pPr>
-      <w:r>
-        <w:t xml:space="preserve">  pinMode(yellowLed, OUTPUT);</w:t>
-      </w:r>
-    </w:p>
-    <w:p>
-      <w:pPr>
-        <w:pStyle w:val="Code"/>
-      </w:pPr>
-      <w:r>
-        <w:t xml:space="preserve">  pinMode(orangeLed, OUTPUT);</w:t>
-      </w:r>
-    </w:p>
-    <w:p>
-      <w:pPr>
-        <w:pStyle w:val="Code"/>
-      </w:pPr>
-      <w:r>
-        <w:t xml:space="preserve">  pinMode(tempPin, INPUT);</w:t>
+        <w:t xml:space="preserve">  </w:t>
+      </w:r>
+      <w:proofErr w:type="gramStart"/>
+      <w:r>
+        <w:t>pinMode(</w:t>
+      </w:r>
+      <w:proofErr w:type="gramEnd"/>
+      <w:r>
+        <w:t>greenLed, OUTPUT);</w:t>
+      </w:r>
+    </w:p>
+    <w:p>
+      <w:pPr>
+        <w:pStyle w:val="Code"/>
+      </w:pPr>
+      <w:r>
+        <w:t xml:space="preserve">  </w:t>
+      </w:r>
+      <w:proofErr w:type="gramStart"/>
+      <w:r>
+        <w:t>pinMode(</w:t>
+      </w:r>
+      <w:proofErr w:type="gramEnd"/>
+      <w:r>
+        <w:t>yellowLed, OUTPUT);</w:t>
+      </w:r>
+    </w:p>
+    <w:p>
+      <w:pPr>
+        <w:pStyle w:val="Code"/>
+      </w:pPr>
+      <w:r>
+        <w:t xml:space="preserve">  </w:t>
+      </w:r>
+      <w:proofErr w:type="gramStart"/>
+      <w:r>
+        <w:t>pinMode(</w:t>
+      </w:r>
+      <w:proofErr w:type="gramEnd"/>
+      <w:r>
+        <w:t>orangeLed, OUTPUT);</w:t>
+      </w:r>
+    </w:p>
+    <w:p>
+      <w:pPr>
+        <w:pStyle w:val="Code"/>
+      </w:pPr>
+      <w:r>
+        <w:t xml:space="preserve">  </w:t>
+      </w:r>
+      <w:proofErr w:type="gramStart"/>
+      <w:r>
+        <w:t>pinMode(</w:t>
+      </w:r>
+      <w:proofErr w:type="gramEnd"/>
+      <w:r>
+        <w:t>tempPin, INPUT);</w:t>
       </w:r>
     </w:p>
     <w:p>
@@ -1194,7 +1258,15 @@
         <w:pStyle w:val="Code"/>
       </w:pPr>
       <w:r>
-        <w:t>void loop()</w:t>
+        <w:t xml:space="preserve">void </w:t>
+      </w:r>
+      <w:proofErr w:type="gramStart"/>
+      <w:r>
+        <w:t>loop(</w:t>
+      </w:r>
+      <w:proofErr w:type="gramEnd"/>
+      <w:r>
+        <w:t>)</w:t>
       </w:r>
     </w:p>
     <w:p>
@@ -1210,7 +1282,15 @@
         <w:pStyle w:val="Code"/>
       </w:pPr>
       <w:r>
-        <w:t xml:space="preserve">  int temperature=getTempManual();</w:t>
+        <w:t xml:space="preserve">  int temperature=</w:t>
+      </w:r>
+      <w:proofErr w:type="gramStart"/>
+      <w:r>
+        <w:t>getTempManual(</w:t>
+      </w:r>
+      <w:proofErr w:type="gramEnd"/>
+      <w:r>
+        <w:t>);</w:t>
       </w:r>
     </w:p>
     <w:p>
@@ -1234,7 +1314,15 @@
         <w:pStyle w:val="Code"/>
       </w:pPr>
       <w:r>
-        <w:t xml:space="preserve">    digitalWrite(greenLed, HIGH);</w:t>
+        <w:t xml:space="preserve">    </w:t>
+      </w:r>
+      <w:proofErr w:type="gramStart"/>
+      <w:r>
+        <w:t>digitalWrite(</w:t>
+      </w:r>
+      <w:proofErr w:type="gramEnd"/>
+      <w:r>
+        <w:t>greenLed, HIGH);</w:t>
       </w:r>
     </w:p>
     <w:p>
@@ -1250,7 +1338,15 @@
         <w:pStyle w:val="Code"/>
       </w:pPr>
       <w:r>
-        <w:t xml:space="preserve">    digitalWrite(greenLed, LOW);</w:t>
+        <w:t xml:space="preserve">    </w:t>
+      </w:r>
+      <w:proofErr w:type="gramStart"/>
+      <w:r>
+        <w:t>digitalWrite(</w:t>
+      </w:r>
+      <w:proofErr w:type="gramEnd"/>
+      <w:r>
+        <w:t>greenLed, LOW);</w:t>
       </w:r>
     </w:p>
     <w:p>
@@ -1274,7 +1370,15 @@
         <w:pStyle w:val="Code"/>
       </w:pPr>
       <w:r>
-        <w:t xml:space="preserve">    digitalWrite(yellowLed, HIGH);</w:t>
+        <w:t xml:space="preserve">    </w:t>
+      </w:r>
+      <w:proofErr w:type="gramStart"/>
+      <w:r>
+        <w:t>digitalWrite(</w:t>
+      </w:r>
+      <w:proofErr w:type="gramEnd"/>
+      <w:r>
+        <w:t>yellowLed, HIGH);</w:t>
       </w:r>
     </w:p>
     <w:p>
@@ -1290,7 +1394,15 @@
         <w:pStyle w:val="Code"/>
       </w:pPr>
       <w:r>
-        <w:t xml:space="preserve">    digitalWrite(yellowLed, LOW);</w:t>
+        <w:t xml:space="preserve">    </w:t>
+      </w:r>
+      <w:proofErr w:type="gramStart"/>
+      <w:r>
+        <w:t>digitalWrite(</w:t>
+      </w:r>
+      <w:proofErr w:type="gramEnd"/>
+      <w:r>
+        <w:t>yellowLed, LOW);</w:t>
       </w:r>
     </w:p>
     <w:p>
@@ -1314,7 +1426,15 @@
         <w:pStyle w:val="Code"/>
       </w:pPr>
       <w:r>
-        <w:t xml:space="preserve">    digitalWrite(orangeLed, HIGH);</w:t>
+        <w:t xml:space="preserve">    </w:t>
+      </w:r>
+      <w:proofErr w:type="gramStart"/>
+      <w:r>
+        <w:t>digitalWrite(</w:t>
+      </w:r>
+      <w:proofErr w:type="gramEnd"/>
+      <w:r>
+        <w:t>orangeLed, HIGH);</w:t>
       </w:r>
     </w:p>
     <w:p>
@@ -1330,7 +1450,15 @@
         <w:pStyle w:val="Code"/>
       </w:pPr>
       <w:r>
-        <w:t xml:space="preserve">    digitalWrite(orangeLed, LOW);</w:t>
+        <w:t xml:space="preserve">    </w:t>
+      </w:r>
+      <w:proofErr w:type="gramStart"/>
+      <w:r>
+        <w:t>digitalWrite(</w:t>
+      </w:r>
+      <w:proofErr w:type="gramEnd"/>
+      <w:r>
+        <w:t>orangeLed, LOW);</w:t>
       </w:r>
     </w:p>
     <w:p>
@@ -1347,7 +1475,15 @@
       </w:pPr>
       <w:r>
         <w:lastRenderedPageBreak/>
-        <w:t xml:space="preserve">  delay(100);</w:t>
+        <w:t xml:space="preserve">  </w:t>
+      </w:r>
+      <w:proofErr w:type="gramStart"/>
+      <w:r>
+        <w:t>delay(</w:t>
+      </w:r>
+      <w:proofErr w:type="gramEnd"/>
+      <w:r>
+        <w:t>100);</w:t>
       </w:r>
     </w:p>
     <w:p>
@@ -1534,20 +1670,36 @@
         <w:pStyle w:val="Code"/>
       </w:pPr>
       <w:r>
-        <w:t>Adafruit_LiquidCrystal lcd(0);</w:t>
-      </w:r>
-    </w:p>
-    <w:p>
-      <w:pPr>
-        <w:pStyle w:val="Code"/>
-      </w:pPr>
-    </w:p>
-    <w:p>
-      <w:pPr>
-        <w:pStyle w:val="Code"/>
-      </w:pPr>
-      <w:r>
-        <w:t>void setup()</w:t>
+        <w:t xml:space="preserve">Adafruit_LiquidCrystal </w:t>
+      </w:r>
+      <w:proofErr w:type="gramStart"/>
+      <w:r>
+        <w:t>lcd(</w:t>
+      </w:r>
+      <w:proofErr w:type="gramEnd"/>
+      <w:r>
+        <w:t>0);</w:t>
+      </w:r>
+    </w:p>
+    <w:p>
+      <w:pPr>
+        <w:pStyle w:val="Code"/>
+      </w:pPr>
+    </w:p>
+    <w:p>
+      <w:pPr>
+        <w:pStyle w:val="Code"/>
+      </w:pPr>
+      <w:r>
+        <w:t xml:space="preserve">void </w:t>
+      </w:r>
+      <w:proofErr w:type="gramStart"/>
+      <w:r>
+        <w:t>setup(</w:t>
+      </w:r>
+      <w:proofErr w:type="gramEnd"/>
+      <w:r>
+        <w:t>)</w:t>
       </w:r>
     </w:p>
     <w:p>
@@ -1563,15 +1715,31 @@
         <w:pStyle w:val="Code"/>
       </w:pPr>
       <w:r>
-        <w:t xml:space="preserve">  lcd.begin(16, 2);</w:t>
-      </w:r>
-    </w:p>
-    <w:p>
-      <w:pPr>
-        <w:pStyle w:val="Code"/>
-      </w:pPr>
-      <w:r>
-        <w:t xml:space="preserve">  lcd.setBacklight(1);</w:t>
+        <w:t xml:space="preserve">  </w:t>
+      </w:r>
+      <w:proofErr w:type="gramStart"/>
+      <w:r>
+        <w:t>lcd.begin</w:t>
+      </w:r>
+      <w:proofErr w:type="gramEnd"/>
+      <w:r>
+        <w:t>(16, 2);</w:t>
+      </w:r>
+    </w:p>
+    <w:p>
+      <w:pPr>
+        <w:pStyle w:val="Code"/>
+      </w:pPr>
+      <w:r>
+        <w:t xml:space="preserve">  </w:t>
+      </w:r>
+      <w:proofErr w:type="gramStart"/>
+      <w:r>
+        <w:t>lcd.setBacklight</w:t>
+      </w:r>
+      <w:proofErr w:type="gramEnd"/>
+      <w:r>
+        <w:t>(1);</w:t>
       </w:r>
     </w:p>
     <w:p>
@@ -1592,7 +1760,15 @@
         <w:pStyle w:val="Code"/>
       </w:pPr>
       <w:r>
-        <w:t xml:space="preserve">  lcd.setCursor(0,1);</w:t>
+        <w:t xml:space="preserve">  </w:t>
+      </w:r>
+      <w:proofErr w:type="gramStart"/>
+      <w:r>
+        <w:t>lcd.setCursor</w:t>
+      </w:r>
+      <w:proofErr w:type="gramEnd"/>
+      <w:r>
+        <w:t>(0,1);</w:t>
       </w:r>
     </w:p>
     <w:p>
@@ -1609,7 +1785,15 @@
       </w:pPr>
       <w:r>
         <w:lastRenderedPageBreak/>
-        <w:t xml:space="preserve">  delay(500);</w:t>
+        <w:t xml:space="preserve">  </w:t>
+      </w:r>
+      <w:proofErr w:type="gramStart"/>
+      <w:r>
+        <w:t>delay(</w:t>
+      </w:r>
+      <w:proofErr w:type="gramEnd"/>
+      <w:r>
+        <w:t>500);</w:t>
       </w:r>
     </w:p>
     <w:p>
@@ -1630,7 +1814,15 @@
         <w:pStyle w:val="Code"/>
       </w:pPr>
       <w:r>
-        <w:t>void loop()</w:t>
+        <w:t xml:space="preserve">void </w:t>
+      </w:r>
+      <w:proofErr w:type="gramStart"/>
+      <w:r>
+        <w:t>loop(</w:t>
+      </w:r>
+      <w:proofErr w:type="gramEnd"/>
+      <w:r>
+        <w:t>)</w:t>
       </w:r>
     </w:p>
     <w:p>
@@ -1646,7 +1838,15 @@
         <w:pStyle w:val="Code"/>
       </w:pPr>
       <w:r>
-        <w:t xml:space="preserve">  lcd.setCursor(0, 1);</w:t>
+        <w:t xml:space="preserve">  </w:t>
+      </w:r>
+      <w:proofErr w:type="gramStart"/>
+      <w:r>
+        <w:t>lcd.setCursor</w:t>
+      </w:r>
+      <w:proofErr w:type="gramEnd"/>
+      <w:r>
+        <w:t>(0, 1);</w:t>
       </w:r>
     </w:p>
     <w:p>
@@ -1662,15 +1862,31 @@
         <w:pStyle w:val="Code"/>
       </w:pPr>
       <w:r>
-        <w:t xml:space="preserve">  lcd.setBacklight(1);</w:t>
-      </w:r>
-    </w:p>
-    <w:p>
-      <w:pPr>
-        <w:pStyle w:val="Code"/>
-      </w:pPr>
-      <w:r>
-        <w:t xml:space="preserve">  delay(500);</w:t>
+        <w:t xml:space="preserve">  </w:t>
+      </w:r>
+      <w:proofErr w:type="gramStart"/>
+      <w:r>
+        <w:t>lcd.setBacklight</w:t>
+      </w:r>
+      <w:proofErr w:type="gramEnd"/>
+      <w:r>
+        <w:t>(1);</w:t>
+      </w:r>
+    </w:p>
+    <w:p>
+      <w:pPr>
+        <w:pStyle w:val="Code"/>
+      </w:pPr>
+      <w:r>
+        <w:t xml:space="preserve">  </w:t>
+      </w:r>
+      <w:proofErr w:type="gramStart"/>
+      <w:r>
+        <w:t>delay(</w:t>
+      </w:r>
+      <w:proofErr w:type="gramEnd"/>
+      <w:r>
+        <w:t>500);</w:t>
       </w:r>
     </w:p>
     <w:p>
@@ -1786,9 +2002,20 @@
     <w:p>
       <w:pPr>
         <w:pStyle w:val="P"/>
-      </w:pPr>
-      <w:r>
-        <w:t>Проєкт.</w:t>
+        <w:rPr>
+          <w:lang w:val="en-US"/>
+        </w:rPr>
+      </w:pPr>
+      <w:hyperlink r:id="rId12" w:history="1">
+        <w:r>
+          <w:rPr>
+            <w:rStyle w:val="a4"/>
+          </w:rPr>
+          <w:t>Проєкт</w:t>
+        </w:r>
+      </w:hyperlink>
+      <w:r>
+        <w:t>.</w:t>
       </w:r>
     </w:p>
     <w:p>
@@ -1799,10 +2026,83 @@
     <w:p>
       <w:pPr>
         <w:pStyle w:val="H3"/>
+        <w:rPr>
+          <w:lang w:val="en-US"/>
+        </w:rPr>
       </w:pPr>
       <w:r>
         <w:t xml:space="preserve">Схема </w:t>
       </w:r>
+    </w:p>
+    <w:p>
+      <w:pPr>
+        <w:pStyle w:val="P"/>
+        <w:rPr>
+          <w:lang w:val="en-US"/>
+        </w:rPr>
+      </w:pPr>
+    </w:p>
+    <w:p>
+      <w:pPr>
+        <w:pStyle w:val="IMG"/>
+        <w:rPr>
+          <w:lang w:val="en-US"/>
+        </w:rPr>
+      </w:pPr>
+      <w:r>
+        <w:rPr>
+          <w:lang w:val="en-US"/>
+        </w:rPr>
+        <w:lastRenderedPageBreak/>
+        <w:drawing>
+          <wp:inline distT="0" distB="0" distL="0" distR="0" wp14:anchorId="6AB53EEE" wp14:editId="659CC06E">
+            <wp:extent cx="5657850" cy="8459821"/>
+            <wp:effectExtent l="0" t="0" r="0" b="0"/>
+            <wp:docPr id="194616358" name="Рисунок 1" descr="Зображення, що містить Електронна інженерія, текст, схема, електроніка&#10;&#10;Вміст, створений ШІ, може бути неправильним."/>
+            <wp:cNvGraphicFramePr>
+              <a:graphicFrameLocks xmlns:a="http://schemas.openxmlformats.org/drawingml/2006/main" noChangeAspect="1"/>
+            </wp:cNvGraphicFramePr>
+            <a:graphic xmlns:a="http://schemas.openxmlformats.org/drawingml/2006/main">
+              <a:graphicData uri="http://schemas.openxmlformats.org/drawingml/2006/picture">
+                <pic:pic xmlns:pic="http://schemas.openxmlformats.org/drawingml/2006/picture">
+                  <pic:nvPicPr>
+                    <pic:cNvPr id="194616358" name="Рисунок 1" descr="Зображення, що містить Електронна інженерія, текст, схема, електроніка&#10;&#10;Вміст, створений ШІ, може бути неправильним."/>
+                    <pic:cNvPicPr/>
+                  </pic:nvPicPr>
+                  <pic:blipFill>
+                    <a:blip r:embed="rId13"/>
+                    <a:stretch>
+                      <a:fillRect/>
+                    </a:stretch>
+                  </pic:blipFill>
+                  <pic:spPr>
+                    <a:xfrm>
+                      <a:off x="0" y="0"/>
+                      <a:ext cx="5658666" cy="8461041"/>
+                    </a:xfrm>
+                    <a:prstGeom prst="rect">
+                      <a:avLst/>
+                    </a:prstGeom>
+                  </pic:spPr>
+                </pic:pic>
+              </a:graphicData>
+            </a:graphic>
+          </wp:inline>
+        </w:drawing>
+      </w:r>
+    </w:p>
+    <w:p>
+      <w:pPr>
+        <w:pStyle w:val="IMG"/>
+      </w:pPr>
+      <w:r>
+        <w:t>Рисунок 3.1 – Схема в роботі</w:t>
+      </w:r>
+    </w:p>
+    <w:p>
+      <w:pPr>
+        <w:pStyle w:val="P"/>
+      </w:pPr>
     </w:p>
     <w:p>
       <w:pPr>
@@ -1878,7 +2178,6 @@
         <w:pStyle w:val="H3"/>
       </w:pPr>
       <w:r>
-        <w:lastRenderedPageBreak/>
         <w:t xml:space="preserve">Схема </w:t>
       </w:r>
     </w:p>
@@ -2080,7 +2379,16 @@
           <w:iCs/>
           <w:lang w:val="en-US"/>
         </w:rPr>
-        <w:t>Спочатку ви побачите меню першого рівня у два рядки (Open, Close). Ви використовуєте перший стовпець дисплея для відображення деякого символу, який змінює положення з першого рядка на другий, коли ви натискаєте кнопки Вверх або Вниз. Якщо ви натиснете кнопку «Вперед», коли символ знаходиться в першому рядку (обераєте «Open» меню), ви перейдете на другий рівень меню, і на дисплеї ви побачите лише надпис «Door» та «Window». Якщо ви натиснете кнопку «Назад», ви повернетеся на перший рівень меню.</w:t>
+        <w:t xml:space="preserve">Спочатку ви побачите меню першого рівня у два рядки (Open, Close). Ви використовуєте перший стовпець дисплея для відображення деякого символу, який змінює положення з першого рядка на другий, коли ви натискаєте кнопки Вверх або Вниз. Якщо ви натиснете кнопку «Вперед», коли символ знаходиться в першому рядку (обераєте «Open» меню), ви </w:t>
+      </w:r>
+      <w:r>
+        <w:rPr>
+          <w:i/>
+          <w:iCs/>
+          <w:lang w:val="en-US"/>
+        </w:rPr>
+        <w:lastRenderedPageBreak/>
+        <w:t>перейдете на другий рівень меню, і на дисплеї ви побачите лише надпис «Door» та «Window». Якщо ви натиснете кнопку «Назад», ви повернетеся на перший рівень меню.</w:t>
       </w:r>
     </w:p>
     <w:p>
@@ -2135,7 +2443,6 @@
         <w:pStyle w:val="P"/>
       </w:pPr>
       <w:r>
-        <w:lastRenderedPageBreak/>
         <w:t xml:space="preserve">Таким чином, було ознайомлено </w:t>
       </w:r>
       <w:r>

--- a/32IV Inzhenerija vbudovanyh/6/KNT-122_Onyshchenko_Variant-19_PR5.docx
+++ b/32IV Inzhenerija vbudovanyh/6/KNT-122_Onyshchenko_Variant-19_PR5.docx
@@ -1011,15 +1011,7 @@
         <w:pStyle w:val="Code"/>
       </w:pPr>
       <w:r>
-        <w:t xml:space="preserve">int </w:t>
-      </w:r>
-      <w:proofErr w:type="gramStart"/>
-      <w:r>
-        <w:t>getTempMap(</w:t>
-      </w:r>
-      <w:proofErr w:type="gramEnd"/>
-      <w:r>
-        <w:t>) {</w:t>
+        <w:t>int getTempMap() {</w:t>
       </w:r>
     </w:p>
     <w:p>
@@ -1035,15 +1027,7 @@
         <w:pStyle w:val="Code"/>
       </w:pPr>
       <w:r>
-        <w:t xml:space="preserve">  int degreesCelcius=map(((value-</w:t>
-      </w:r>
-      <w:proofErr w:type="gramStart"/>
-      <w:r>
-        <w:t>20)*</w:t>
-      </w:r>
-      <w:proofErr w:type="gramEnd"/>
-      <w:r>
-        <w:t>3.04), 0, 1023, -40, 125);</w:t>
+        <w:t xml:space="preserve">  int degreesCelcius=map(((value-20)*3.04), 0, 1023, -40, 125);</w:t>
       </w:r>
     </w:p>
     <w:p>
@@ -1072,15 +1056,7 @@
         <w:pStyle w:val="Code"/>
       </w:pPr>
       <w:r>
-        <w:t xml:space="preserve">int </w:t>
-      </w:r>
-      <w:proofErr w:type="gramStart"/>
-      <w:r>
-        <w:t>getTempManual(</w:t>
-      </w:r>
-      <w:proofErr w:type="gramEnd"/>
-      <w:r>
-        <w:t>) {</w:t>
+        <w:t>int getTempManual() {</w:t>
       </w:r>
     </w:p>
     <w:p>
@@ -1149,15 +1125,7 @@
         <w:pStyle w:val="Code"/>
       </w:pPr>
       <w:r>
-        <w:t xml:space="preserve">void </w:t>
-      </w:r>
-      <w:proofErr w:type="gramStart"/>
-      <w:r>
-        <w:t>setup(</w:t>
-      </w:r>
-      <w:proofErr w:type="gramEnd"/>
-      <w:r>
-        <w:t>)</w:t>
+        <w:t>void setup()</w:t>
       </w:r>
     </w:p>
     <w:p>
@@ -1173,63 +1141,31 @@
         <w:pStyle w:val="Code"/>
       </w:pPr>
       <w:r>
-        <w:t xml:space="preserve">  </w:t>
-      </w:r>
-      <w:proofErr w:type="gramStart"/>
-      <w:r>
-        <w:t>pinMode(</w:t>
-      </w:r>
-      <w:proofErr w:type="gramEnd"/>
-      <w:r>
-        <w:t>greenLed, OUTPUT);</w:t>
-      </w:r>
-    </w:p>
-    <w:p>
-      <w:pPr>
-        <w:pStyle w:val="Code"/>
-      </w:pPr>
-      <w:r>
-        <w:t xml:space="preserve">  </w:t>
-      </w:r>
-      <w:proofErr w:type="gramStart"/>
-      <w:r>
-        <w:t>pinMode(</w:t>
-      </w:r>
-      <w:proofErr w:type="gramEnd"/>
-      <w:r>
-        <w:t>yellowLed, OUTPUT);</w:t>
-      </w:r>
-    </w:p>
-    <w:p>
-      <w:pPr>
-        <w:pStyle w:val="Code"/>
-      </w:pPr>
-      <w:r>
-        <w:t xml:space="preserve">  </w:t>
-      </w:r>
-      <w:proofErr w:type="gramStart"/>
-      <w:r>
-        <w:t>pinMode(</w:t>
-      </w:r>
-      <w:proofErr w:type="gramEnd"/>
-      <w:r>
-        <w:t>orangeLed, OUTPUT);</w:t>
-      </w:r>
-    </w:p>
-    <w:p>
-      <w:pPr>
-        <w:pStyle w:val="Code"/>
-      </w:pPr>
-      <w:r>
-        <w:t xml:space="preserve">  </w:t>
-      </w:r>
-      <w:proofErr w:type="gramStart"/>
-      <w:r>
-        <w:t>pinMode(</w:t>
-      </w:r>
-      <w:proofErr w:type="gramEnd"/>
-      <w:r>
-        <w:t>tempPin, INPUT);</w:t>
+        <w:t xml:space="preserve">  pinMode(greenLed, OUTPUT);</w:t>
+      </w:r>
+    </w:p>
+    <w:p>
+      <w:pPr>
+        <w:pStyle w:val="Code"/>
+      </w:pPr>
+      <w:r>
+        <w:t xml:space="preserve">  pinMode(yellowLed, OUTPUT);</w:t>
+      </w:r>
+    </w:p>
+    <w:p>
+      <w:pPr>
+        <w:pStyle w:val="Code"/>
+      </w:pPr>
+      <w:r>
+        <w:t xml:space="preserve">  pinMode(orangeLed, OUTPUT);</w:t>
+      </w:r>
+    </w:p>
+    <w:p>
+      <w:pPr>
+        <w:pStyle w:val="Code"/>
+      </w:pPr>
+      <w:r>
+        <w:t xml:space="preserve">  pinMode(tempPin, INPUT);</w:t>
       </w:r>
     </w:p>
     <w:p>
@@ -1258,15 +1194,7 @@
         <w:pStyle w:val="Code"/>
       </w:pPr>
       <w:r>
-        <w:t xml:space="preserve">void </w:t>
-      </w:r>
-      <w:proofErr w:type="gramStart"/>
-      <w:r>
-        <w:t>loop(</w:t>
-      </w:r>
-      <w:proofErr w:type="gramEnd"/>
-      <w:r>
-        <w:t>)</w:t>
+        <w:t>void loop()</w:t>
       </w:r>
     </w:p>
     <w:p>
@@ -1282,15 +1210,7 @@
         <w:pStyle w:val="Code"/>
       </w:pPr>
       <w:r>
-        <w:t xml:space="preserve">  int temperature=</w:t>
-      </w:r>
-      <w:proofErr w:type="gramStart"/>
-      <w:r>
-        <w:t>getTempManual(</w:t>
-      </w:r>
-      <w:proofErr w:type="gramEnd"/>
-      <w:r>
-        <w:t>);</w:t>
+        <w:t xml:space="preserve">  int temperature=getTempManual();</w:t>
       </w:r>
     </w:p>
     <w:p>
@@ -1314,15 +1234,7 @@
         <w:pStyle w:val="Code"/>
       </w:pPr>
       <w:r>
-        <w:t xml:space="preserve">    </w:t>
-      </w:r>
-      <w:proofErr w:type="gramStart"/>
-      <w:r>
-        <w:t>digitalWrite(</w:t>
-      </w:r>
-      <w:proofErr w:type="gramEnd"/>
-      <w:r>
-        <w:t>greenLed, HIGH);</w:t>
+        <w:t xml:space="preserve">    digitalWrite(greenLed, HIGH);</w:t>
       </w:r>
     </w:p>
     <w:p>
@@ -1338,15 +1250,7 @@
         <w:pStyle w:val="Code"/>
       </w:pPr>
       <w:r>
-        <w:t xml:space="preserve">    </w:t>
-      </w:r>
-      <w:proofErr w:type="gramStart"/>
-      <w:r>
-        <w:t>digitalWrite(</w:t>
-      </w:r>
-      <w:proofErr w:type="gramEnd"/>
-      <w:r>
-        <w:t>greenLed, LOW);</w:t>
+        <w:t xml:space="preserve">    digitalWrite(greenLed, LOW);</w:t>
       </w:r>
     </w:p>
     <w:p>
@@ -1370,15 +1274,7 @@
         <w:pStyle w:val="Code"/>
       </w:pPr>
       <w:r>
-        <w:t xml:space="preserve">    </w:t>
-      </w:r>
-      <w:proofErr w:type="gramStart"/>
-      <w:r>
-        <w:t>digitalWrite(</w:t>
-      </w:r>
-      <w:proofErr w:type="gramEnd"/>
-      <w:r>
-        <w:t>yellowLed, HIGH);</w:t>
+        <w:t xml:space="preserve">    digitalWrite(yellowLed, HIGH);</w:t>
       </w:r>
     </w:p>
     <w:p>
@@ -1394,15 +1290,7 @@
         <w:pStyle w:val="Code"/>
       </w:pPr>
       <w:r>
-        <w:t xml:space="preserve">    </w:t>
-      </w:r>
-      <w:proofErr w:type="gramStart"/>
-      <w:r>
-        <w:t>digitalWrite(</w:t>
-      </w:r>
-      <w:proofErr w:type="gramEnd"/>
-      <w:r>
-        <w:t>yellowLed, LOW);</w:t>
+        <w:t xml:space="preserve">    digitalWrite(yellowLed, LOW);</w:t>
       </w:r>
     </w:p>
     <w:p>
@@ -1426,15 +1314,7 @@
         <w:pStyle w:val="Code"/>
       </w:pPr>
       <w:r>
-        <w:t xml:space="preserve">    </w:t>
-      </w:r>
-      <w:proofErr w:type="gramStart"/>
-      <w:r>
-        <w:t>digitalWrite(</w:t>
-      </w:r>
-      <w:proofErr w:type="gramEnd"/>
-      <w:r>
-        <w:t>orangeLed, HIGH);</w:t>
+        <w:t xml:space="preserve">    digitalWrite(orangeLed, HIGH);</w:t>
       </w:r>
     </w:p>
     <w:p>
@@ -1450,15 +1330,7 @@
         <w:pStyle w:val="Code"/>
       </w:pPr>
       <w:r>
-        <w:t xml:space="preserve">    </w:t>
-      </w:r>
-      <w:proofErr w:type="gramStart"/>
-      <w:r>
-        <w:t>digitalWrite(</w:t>
-      </w:r>
-      <w:proofErr w:type="gramEnd"/>
-      <w:r>
-        <w:t>orangeLed, LOW);</w:t>
+        <w:t xml:space="preserve">    digitalWrite(orangeLed, LOW);</w:t>
       </w:r>
     </w:p>
     <w:p>
@@ -1475,15 +1347,7 @@
       </w:pPr>
       <w:r>
         <w:lastRenderedPageBreak/>
-        <w:t xml:space="preserve">  </w:t>
-      </w:r>
-      <w:proofErr w:type="gramStart"/>
-      <w:r>
-        <w:t>delay(</w:t>
-      </w:r>
-      <w:proofErr w:type="gramEnd"/>
-      <w:r>
-        <w:t>100);</w:t>
+        <w:t xml:space="preserve">  delay(100);</w:t>
       </w:r>
     </w:p>
     <w:p>
@@ -1670,36 +1534,20 @@
         <w:pStyle w:val="Code"/>
       </w:pPr>
       <w:r>
-        <w:t xml:space="preserve">Adafruit_LiquidCrystal </w:t>
-      </w:r>
-      <w:proofErr w:type="gramStart"/>
-      <w:r>
-        <w:t>lcd(</w:t>
-      </w:r>
-      <w:proofErr w:type="gramEnd"/>
-      <w:r>
-        <w:t>0);</w:t>
-      </w:r>
-    </w:p>
-    <w:p>
-      <w:pPr>
-        <w:pStyle w:val="Code"/>
-      </w:pPr>
-    </w:p>
-    <w:p>
-      <w:pPr>
-        <w:pStyle w:val="Code"/>
-      </w:pPr>
-      <w:r>
-        <w:t xml:space="preserve">void </w:t>
-      </w:r>
-      <w:proofErr w:type="gramStart"/>
-      <w:r>
-        <w:t>setup(</w:t>
-      </w:r>
-      <w:proofErr w:type="gramEnd"/>
-      <w:r>
-        <w:t>)</w:t>
+        <w:t>Adafruit_LiquidCrystal lcd(0);</w:t>
+      </w:r>
+    </w:p>
+    <w:p>
+      <w:pPr>
+        <w:pStyle w:val="Code"/>
+      </w:pPr>
+    </w:p>
+    <w:p>
+      <w:pPr>
+        <w:pStyle w:val="Code"/>
+      </w:pPr>
+      <w:r>
+        <w:t>void setup()</w:t>
       </w:r>
     </w:p>
     <w:p>
@@ -1715,31 +1563,15 @@
         <w:pStyle w:val="Code"/>
       </w:pPr>
       <w:r>
-        <w:t xml:space="preserve">  </w:t>
-      </w:r>
-      <w:proofErr w:type="gramStart"/>
-      <w:r>
-        <w:t>lcd.begin</w:t>
-      </w:r>
-      <w:proofErr w:type="gramEnd"/>
-      <w:r>
-        <w:t>(16, 2);</w:t>
-      </w:r>
-    </w:p>
-    <w:p>
-      <w:pPr>
-        <w:pStyle w:val="Code"/>
-      </w:pPr>
-      <w:r>
-        <w:t xml:space="preserve">  </w:t>
-      </w:r>
-      <w:proofErr w:type="gramStart"/>
-      <w:r>
-        <w:t>lcd.setBacklight</w:t>
-      </w:r>
-      <w:proofErr w:type="gramEnd"/>
-      <w:r>
-        <w:t>(1);</w:t>
+        <w:t xml:space="preserve">  lcd.begin(16, 2);</w:t>
+      </w:r>
+    </w:p>
+    <w:p>
+      <w:pPr>
+        <w:pStyle w:val="Code"/>
+      </w:pPr>
+      <w:r>
+        <w:t xml:space="preserve">  lcd.setBacklight(1);</w:t>
       </w:r>
     </w:p>
     <w:p>
@@ -1760,15 +1592,7 @@
         <w:pStyle w:val="Code"/>
       </w:pPr>
       <w:r>
-        <w:t xml:space="preserve">  </w:t>
-      </w:r>
-      <w:proofErr w:type="gramStart"/>
-      <w:r>
-        <w:t>lcd.setCursor</w:t>
-      </w:r>
-      <w:proofErr w:type="gramEnd"/>
-      <w:r>
-        <w:t>(0,1);</w:t>
+        <w:t xml:space="preserve">  lcd.setCursor(0,1);</w:t>
       </w:r>
     </w:p>
     <w:p>
@@ -1785,15 +1609,7 @@
       </w:pPr>
       <w:r>
         <w:lastRenderedPageBreak/>
-        <w:t xml:space="preserve">  </w:t>
-      </w:r>
-      <w:proofErr w:type="gramStart"/>
-      <w:r>
-        <w:t>delay(</w:t>
-      </w:r>
-      <w:proofErr w:type="gramEnd"/>
-      <w:r>
-        <w:t>500);</w:t>
+        <w:t xml:space="preserve">  delay(500);</w:t>
       </w:r>
     </w:p>
     <w:p>
@@ -1814,15 +1630,7 @@
         <w:pStyle w:val="Code"/>
       </w:pPr>
       <w:r>
-        <w:t xml:space="preserve">void </w:t>
-      </w:r>
-      <w:proofErr w:type="gramStart"/>
-      <w:r>
-        <w:t>loop(</w:t>
-      </w:r>
-      <w:proofErr w:type="gramEnd"/>
-      <w:r>
-        <w:t>)</w:t>
+        <w:t>void loop()</w:t>
       </w:r>
     </w:p>
     <w:p>
@@ -1838,15 +1646,7 @@
         <w:pStyle w:val="Code"/>
       </w:pPr>
       <w:r>
-        <w:t xml:space="preserve">  </w:t>
-      </w:r>
-      <w:proofErr w:type="gramStart"/>
-      <w:r>
-        <w:t>lcd.setCursor</w:t>
-      </w:r>
-      <w:proofErr w:type="gramEnd"/>
-      <w:r>
-        <w:t>(0, 1);</w:t>
+        <w:t xml:space="preserve">  lcd.setCursor(0, 1);</w:t>
       </w:r>
     </w:p>
     <w:p>
@@ -1862,31 +1662,15 @@
         <w:pStyle w:val="Code"/>
       </w:pPr>
       <w:r>
-        <w:t xml:space="preserve">  </w:t>
-      </w:r>
-      <w:proofErr w:type="gramStart"/>
-      <w:r>
-        <w:t>lcd.setBacklight</w:t>
-      </w:r>
-      <w:proofErr w:type="gramEnd"/>
-      <w:r>
-        <w:t>(1);</w:t>
-      </w:r>
-    </w:p>
-    <w:p>
-      <w:pPr>
-        <w:pStyle w:val="Code"/>
-      </w:pPr>
-      <w:r>
-        <w:t xml:space="preserve">  </w:t>
-      </w:r>
-      <w:proofErr w:type="gramStart"/>
-      <w:r>
-        <w:t>delay(</w:t>
-      </w:r>
-      <w:proofErr w:type="gramEnd"/>
-      <w:r>
-        <w:t>500);</w:t>
+        <w:t xml:space="preserve">  lcd.setBacklight(1);</w:t>
+      </w:r>
+    </w:p>
+    <w:p>
+      <w:pPr>
+        <w:pStyle w:val="Code"/>
+      </w:pPr>
+      <w:r>
+        <w:t xml:space="preserve">  delay(500);</w:t>
       </w:r>
     </w:p>
     <w:p>
@@ -2119,12 +1903,395 @@
     </w:p>
     <w:p>
       <w:pPr>
+        <w:pStyle w:val="Code"/>
+      </w:pPr>
+      <w:r>
+        <w:t>int greenLed=7;</w:t>
+      </w:r>
+    </w:p>
+    <w:p>
+      <w:pPr>
+        <w:pStyle w:val="Code"/>
+      </w:pPr>
+      <w:r>
+        <w:t>int redLed=9;</w:t>
+      </w:r>
+    </w:p>
+    <w:p>
+      <w:pPr>
+        <w:pStyle w:val="Code"/>
+      </w:pPr>
+      <w:r>
+        <w:t>int blueLed=8;</w:t>
+      </w:r>
+    </w:p>
+    <w:p>
+      <w:pPr>
+        <w:pStyle w:val="Code"/>
+      </w:pPr>
+      <w:r>
+        <w:t>int tempPin=A0;</w:t>
+      </w:r>
+    </w:p>
+    <w:p>
+      <w:pPr>
+        <w:pStyle w:val="Code"/>
+      </w:pPr>
+    </w:p>
+    <w:p>
+      <w:pPr>
+        <w:pStyle w:val="Code"/>
+      </w:pPr>
+      <w:r>
+        <w:t>int blue=18;</w:t>
+      </w:r>
+    </w:p>
+    <w:p>
+      <w:pPr>
+        <w:pStyle w:val="Code"/>
+      </w:pPr>
+      <w:r>
+        <w:t>int green=49;</w:t>
+      </w:r>
+    </w:p>
+    <w:p>
+      <w:pPr>
+        <w:pStyle w:val="Code"/>
+      </w:pPr>
+      <w:r>
+        <w:t>int red=50;</w:t>
+      </w:r>
+    </w:p>
+    <w:p>
+      <w:pPr>
+        <w:pStyle w:val="Code"/>
+      </w:pPr>
+    </w:p>
+    <w:p>
+      <w:pPr>
+        <w:pStyle w:val="Code"/>
+      </w:pPr>
+      <w:r>
+        <w:t>int getTempManual() {</w:t>
+      </w:r>
+    </w:p>
+    <w:p>
+      <w:pPr>
+        <w:pStyle w:val="Code"/>
+      </w:pPr>
+      <w:r>
+        <w:t>  int value=analogRead(tempPin);</w:t>
+      </w:r>
+    </w:p>
+    <w:p>
+      <w:pPr>
+        <w:pStyle w:val="Code"/>
+      </w:pPr>
+      <w:r>
+        <w:t>  float volts=value*5.0;</w:t>
+      </w:r>
+    </w:p>
+    <w:p>
+      <w:pPr>
+        <w:pStyle w:val="Code"/>
+      </w:pPr>
+      <w:r>
+        <w:t>  float percents=volts/1024.0;</w:t>
+      </w:r>
+    </w:p>
+    <w:p>
+      <w:pPr>
+        <w:pStyle w:val="Code"/>
+      </w:pPr>
+      <w:r>
+        <w:t>  float minusOffset=percents-0.5;</w:t>
+      </w:r>
+    </w:p>
+    <w:p>
+      <w:pPr>
+        <w:pStyle w:val="Code"/>
+      </w:pPr>
+      <w:r>
+        <w:t>  int degrees=minusOffset*100;</w:t>
+      </w:r>
+    </w:p>
+    <w:p>
+      <w:pPr>
+        <w:pStyle w:val="Code"/>
+      </w:pPr>
+      <w:r>
+        <w:t>  return degrees;</w:t>
+      </w:r>
+    </w:p>
+    <w:p>
+      <w:pPr>
+        <w:pStyle w:val="Code"/>
+      </w:pPr>
+      <w:r>
+        <w:t>}</w:t>
+      </w:r>
+    </w:p>
+    <w:p>
+      <w:pPr>
+        <w:pStyle w:val="Code"/>
+      </w:pPr>
+    </w:p>
+    <w:p>
+      <w:pPr>
+        <w:pStyle w:val="Code"/>
+      </w:pPr>
+      <w:r>
+        <w:t>void showRgb(int red, int green, int blue) {</w:t>
+      </w:r>
+    </w:p>
+    <w:p>
+      <w:pPr>
+        <w:pStyle w:val="Code"/>
+      </w:pPr>
+      <w:r>
+        <w:t>  digitalWrite(redLed, red);</w:t>
+      </w:r>
+    </w:p>
+    <w:p>
+      <w:pPr>
+        <w:pStyle w:val="Code"/>
+      </w:pPr>
+      <w:r>
+        <w:t>  digitalWrite(greenLed, green);</w:t>
+      </w:r>
+    </w:p>
+    <w:p>
+      <w:pPr>
+        <w:pStyle w:val="Code"/>
+      </w:pPr>
+      <w:r>
+        <w:t>  digitalWrite(blueLed, blue);</w:t>
+      </w:r>
+    </w:p>
+    <w:p>
+      <w:pPr>
+        <w:pStyle w:val="Code"/>
+      </w:pPr>
+      <w:r>
+        <w:t>}</w:t>
+      </w:r>
+    </w:p>
+    <w:p>
+      <w:pPr>
+        <w:pStyle w:val="Code"/>
+      </w:pPr>
+    </w:p>
+    <w:p>
+      <w:pPr>
+        <w:pStyle w:val="Code"/>
+      </w:pPr>
+      <w:r>
+        <w:t>void setup()</w:t>
+      </w:r>
+    </w:p>
+    <w:p>
+      <w:pPr>
+        <w:pStyle w:val="Code"/>
+      </w:pPr>
+      <w:r>
+        <w:t>{</w:t>
+      </w:r>
+    </w:p>
+    <w:p>
+      <w:pPr>
+        <w:pStyle w:val="Code"/>
+      </w:pPr>
+      <w:r>
+        <w:t>  pinMode(greenLed, OUTPUT);</w:t>
+      </w:r>
+    </w:p>
+    <w:p>
+      <w:pPr>
+        <w:pStyle w:val="Code"/>
+      </w:pPr>
+      <w:r>
+        <w:t>  pinMode(redLed, OUTPUT);</w:t>
+      </w:r>
+    </w:p>
+    <w:p>
+      <w:pPr>
+        <w:pStyle w:val="Code"/>
+      </w:pPr>
+      <w:r>
+        <w:t>  pinMode(blueLed, OUTPUT);</w:t>
+      </w:r>
+    </w:p>
+    <w:p>
+      <w:pPr>
+        <w:pStyle w:val="Code"/>
+      </w:pPr>
+      <w:r>
+        <w:t>  pinMode(tempPin, INPUT);</w:t>
+      </w:r>
+    </w:p>
+    <w:p>
+      <w:pPr>
+        <w:pStyle w:val="Code"/>
+      </w:pPr>
+      <w:r>
+        <w:t>  Serial.begin(9600);</w:t>
+      </w:r>
+    </w:p>
+    <w:p>
+      <w:pPr>
+        <w:pStyle w:val="Code"/>
+      </w:pPr>
+      <w:r>
+        <w:t>}</w:t>
+      </w:r>
+    </w:p>
+    <w:p>
+      <w:pPr>
+        <w:pStyle w:val="Code"/>
+      </w:pPr>
+    </w:p>
+    <w:p>
+      <w:pPr>
+        <w:pStyle w:val="Code"/>
+      </w:pPr>
+      <w:r>
+        <w:t>void loop()</w:t>
+      </w:r>
+    </w:p>
+    <w:p>
+      <w:pPr>
+        <w:pStyle w:val="Code"/>
+      </w:pPr>
+      <w:r>
+        <w:t>{</w:t>
+      </w:r>
+    </w:p>
+    <w:p>
+      <w:pPr>
+        <w:pStyle w:val="Code"/>
+      </w:pPr>
+      <w:r>
+        <w:t>  int temperature=getTempManual();</w:t>
+      </w:r>
+    </w:p>
+    <w:p>
+      <w:pPr>
+        <w:pStyle w:val="Code"/>
+      </w:pPr>
+      <w:r>
+        <w:t>  Serial.println(temperature);</w:t>
+      </w:r>
+    </w:p>
+    <w:p>
+      <w:pPr>
+        <w:pStyle w:val="Code"/>
+      </w:pPr>
+      <w:r>
+        <w:t>  if (temperature&lt;blue) {</w:t>
+      </w:r>
+    </w:p>
+    <w:p>
+      <w:pPr>
+        <w:pStyle w:val="Code"/>
+      </w:pPr>
+      <w:r>
+        <w:t>    // Blue</w:t>
+      </w:r>
+    </w:p>
+    <w:p>
+      <w:pPr>
+        <w:pStyle w:val="Code"/>
+      </w:pPr>
+      <w:r>
+        <w:t>    showRgb(0,0,255);</w:t>
+      </w:r>
+    </w:p>
+    <w:p>
+      <w:pPr>
+        <w:pStyle w:val="Code"/>
+      </w:pPr>
+      <w:r>
+        <w:t>  } else if (temperature&gt;=blue &amp;&amp; temperature&lt;=green) {</w:t>
+      </w:r>
+    </w:p>
+    <w:p>
+      <w:pPr>
+        <w:pStyle w:val="Code"/>
+      </w:pPr>
+      <w:r>
+        <w:t>    // Green</w:t>
+      </w:r>
+    </w:p>
+    <w:p>
+      <w:pPr>
+        <w:pStyle w:val="Code"/>
+      </w:pPr>
+      <w:r>
+        <w:t>    showRgb(0,255,0);</w:t>
+      </w:r>
+    </w:p>
+    <w:p>
+      <w:pPr>
+        <w:pStyle w:val="Code"/>
+      </w:pPr>
+      <w:r>
+        <w:t>  } else if (temperature&gt;=red) {</w:t>
+      </w:r>
+    </w:p>
+    <w:p>
+      <w:pPr>
+        <w:pStyle w:val="Code"/>
+      </w:pPr>
+      <w:r>
+        <w:t>    // Red</w:t>
+      </w:r>
+    </w:p>
+    <w:p>
+      <w:pPr>
+        <w:pStyle w:val="Code"/>
+      </w:pPr>
+      <w:r>
+        <w:t>    showRgb(255,0,0);</w:t>
+      </w:r>
+    </w:p>
+    <w:p>
+      <w:pPr>
+        <w:pStyle w:val="Code"/>
+      </w:pPr>
+      <w:r>
+        <w:t>  }</w:t>
+      </w:r>
+    </w:p>
+    <w:p>
+      <w:pPr>
+        <w:pStyle w:val="Code"/>
+      </w:pPr>
+      <w:r>
+        <w:t>  delay(100);</w:t>
+      </w:r>
+    </w:p>
+    <w:p>
+      <w:pPr>
+        <w:pStyle w:val="Code"/>
+      </w:pPr>
+      <w:r>
+        <w:t>}</w:t>
+      </w:r>
+    </w:p>
+    <w:p>
+      <w:pPr>
+        <w:pStyle w:val="P"/>
+      </w:pPr>
+    </w:p>
+    <w:p>
+      <w:pPr>
         <w:pStyle w:val="H2"/>
       </w:pPr>
       <w:r>
         <w:rPr>
           <w:lang w:val="en-US"/>
         </w:rPr>
+        <w:lastRenderedPageBreak/>
         <w:t xml:space="preserve">4 </w:t>
       </w:r>
       <w:r>
@@ -2379,23 +2546,15 @@
           <w:iCs/>
           <w:lang w:val="en-US"/>
         </w:rPr>
-        <w:t xml:space="preserve">Спочатку ви побачите меню першого рівня у два рядки (Open, Close). Ви використовуєте перший стовпець дисплея для відображення деякого символу, який змінює положення з першого рядка на другий, коли ви натискаєте кнопки Вверх або Вниз. Якщо ви натиснете кнопку «Вперед», коли символ знаходиться в першому рядку (обераєте «Open» меню), ви </w:t>
-      </w:r>
-      <w:r>
-        <w:rPr>
-          <w:i/>
-          <w:iCs/>
-          <w:lang w:val="en-US"/>
-        </w:rPr>
+        <w:t>Спочатку ви побачите меню першого рівня у два рядки (Open, Close). Ви використовуєте перший стовпець дисплея для відображення деякого символу, який змінює положення з першого рядка на другий, коли ви натискаєте кнопки Вверх або Вниз. Якщо ви натиснете кнопку «Вперед», коли символ знаходиться в першому рядку (обераєте «Open» меню), ви перейдете на другий рівень меню, і на дисплеї ви побачите лише надпис «Door» та «Window». Якщо ви натиснете кнопку «Назад», ви повернетеся на перший рівень меню.</w:t>
+      </w:r>
+    </w:p>
+    <w:p>
+      <w:pPr>
+        <w:pStyle w:val="P"/>
+      </w:pPr>
+      <w:r>
         <w:lastRenderedPageBreak/>
-        <w:t>перейдете на другий рівень меню, і на дисплеї ви побачите лише надпис «Door» та «Window». Якщо ви натиснете кнопку «Назад», ви повернетеся на перший рівень меню.</w:t>
-      </w:r>
-    </w:p>
-    <w:p>
-      <w:pPr>
-        <w:pStyle w:val="P"/>
-      </w:pPr>
-      <w:r>
         <w:t>Проєкт.</w:t>
       </w:r>
     </w:p>
@@ -3595,7 +3754,6 @@
   <w:style w:type="character" w:default="1" w:styleId="a0">
     <w:name w:val="Default Paragraph Font"/>
     <w:uiPriority w:val="1"/>
-    <w:semiHidden/>
     <w:unhideWhenUsed/>
   </w:style>
   <w:style w:type="table" w:default="1" w:styleId="a1">

--- a/32IV Inzhenerija vbudovanyh/6/KNT-122_Onyshchenko_Variant-19_PR5.docx
+++ b/32IV Inzhenerija vbudovanyh/6/KNT-122_Onyshchenko_Variant-19_PR5.docx
@@ -1011,7 +1011,15 @@
         <w:pStyle w:val="Code"/>
       </w:pPr>
       <w:r>
-        <w:t>int getTempMap() {</w:t>
+        <w:t xml:space="preserve">int </w:t>
+      </w:r>
+      <w:proofErr w:type="gramStart"/>
+      <w:r>
+        <w:t>getTempMap(</w:t>
+      </w:r>
+      <w:proofErr w:type="gramEnd"/>
+      <w:r>
+        <w:t>) {</w:t>
       </w:r>
     </w:p>
     <w:p>
@@ -1027,7 +1035,15 @@
         <w:pStyle w:val="Code"/>
       </w:pPr>
       <w:r>
-        <w:t xml:space="preserve">  int degreesCelcius=map(((value-20)*3.04), 0, 1023, -40, 125);</w:t>
+        <w:t xml:space="preserve">  int degreesCelcius=map(((value-</w:t>
+      </w:r>
+      <w:proofErr w:type="gramStart"/>
+      <w:r>
+        <w:t>20)*</w:t>
+      </w:r>
+      <w:proofErr w:type="gramEnd"/>
+      <w:r>
+        <w:t>3.04), 0, 1023, -40, 125);</w:t>
       </w:r>
     </w:p>
     <w:p>
@@ -1056,7 +1072,15 @@
         <w:pStyle w:val="Code"/>
       </w:pPr>
       <w:r>
-        <w:t>int getTempManual() {</w:t>
+        <w:t xml:space="preserve">int </w:t>
+      </w:r>
+      <w:proofErr w:type="gramStart"/>
+      <w:r>
+        <w:t>getTempManual(</w:t>
+      </w:r>
+      <w:proofErr w:type="gramEnd"/>
+      <w:r>
+        <w:t>) {</w:t>
       </w:r>
     </w:p>
     <w:p>
@@ -1125,7 +1149,15 @@
         <w:pStyle w:val="Code"/>
       </w:pPr>
       <w:r>
-        <w:t>void setup()</w:t>
+        <w:t xml:space="preserve">void </w:t>
+      </w:r>
+      <w:proofErr w:type="gramStart"/>
+      <w:r>
+        <w:t>setup(</w:t>
+      </w:r>
+      <w:proofErr w:type="gramEnd"/>
+      <w:r>
+        <w:t>)</w:t>
       </w:r>
     </w:p>
     <w:p>
@@ -1141,31 +1173,63 @@
         <w:pStyle w:val="Code"/>
       </w:pPr>
       <w:r>
-        <w:t xml:space="preserve">  pinMode(greenLed, OUTPUT);</w:t>
-      </w:r>
-    </w:p>
-    <w:p>
-      <w:pPr>
-        <w:pStyle w:val="Code"/>
-      </w:pPr>
-      <w:r>
-        <w:t xml:space="preserve">  pinMode(yellowLed, OUTPUT);</w:t>
-      </w:r>
-    </w:p>
-    <w:p>
-      <w:pPr>
-        <w:pStyle w:val="Code"/>
-      </w:pPr>
-      <w:r>
-        <w:t xml:space="preserve">  pinMode(orangeLed, OUTPUT);</w:t>
-      </w:r>
-    </w:p>
-    <w:p>
-      <w:pPr>
-        <w:pStyle w:val="Code"/>
-      </w:pPr>
-      <w:r>
-        <w:t xml:space="preserve">  pinMode(tempPin, INPUT);</w:t>
+        <w:t xml:space="preserve">  </w:t>
+      </w:r>
+      <w:proofErr w:type="gramStart"/>
+      <w:r>
+        <w:t>pinMode(</w:t>
+      </w:r>
+      <w:proofErr w:type="gramEnd"/>
+      <w:r>
+        <w:t>greenLed, OUTPUT);</w:t>
+      </w:r>
+    </w:p>
+    <w:p>
+      <w:pPr>
+        <w:pStyle w:val="Code"/>
+      </w:pPr>
+      <w:r>
+        <w:t xml:space="preserve">  </w:t>
+      </w:r>
+      <w:proofErr w:type="gramStart"/>
+      <w:r>
+        <w:t>pinMode(</w:t>
+      </w:r>
+      <w:proofErr w:type="gramEnd"/>
+      <w:r>
+        <w:t>yellowLed, OUTPUT);</w:t>
+      </w:r>
+    </w:p>
+    <w:p>
+      <w:pPr>
+        <w:pStyle w:val="Code"/>
+      </w:pPr>
+      <w:r>
+        <w:t xml:space="preserve">  </w:t>
+      </w:r>
+      <w:proofErr w:type="gramStart"/>
+      <w:r>
+        <w:t>pinMode(</w:t>
+      </w:r>
+      <w:proofErr w:type="gramEnd"/>
+      <w:r>
+        <w:t>orangeLed, OUTPUT);</w:t>
+      </w:r>
+    </w:p>
+    <w:p>
+      <w:pPr>
+        <w:pStyle w:val="Code"/>
+      </w:pPr>
+      <w:r>
+        <w:t xml:space="preserve">  </w:t>
+      </w:r>
+      <w:proofErr w:type="gramStart"/>
+      <w:r>
+        <w:t>pinMode(</w:t>
+      </w:r>
+      <w:proofErr w:type="gramEnd"/>
+      <w:r>
+        <w:t>tempPin, INPUT);</w:t>
       </w:r>
     </w:p>
     <w:p>
@@ -1194,7 +1258,15 @@
         <w:pStyle w:val="Code"/>
       </w:pPr>
       <w:r>
-        <w:t>void loop()</w:t>
+        <w:t xml:space="preserve">void </w:t>
+      </w:r>
+      <w:proofErr w:type="gramStart"/>
+      <w:r>
+        <w:t>loop(</w:t>
+      </w:r>
+      <w:proofErr w:type="gramEnd"/>
+      <w:r>
+        <w:t>)</w:t>
       </w:r>
     </w:p>
     <w:p>
@@ -1210,7 +1282,15 @@
         <w:pStyle w:val="Code"/>
       </w:pPr>
       <w:r>
-        <w:t xml:space="preserve">  int temperature=getTempManual();</w:t>
+        <w:t xml:space="preserve">  int temperature=</w:t>
+      </w:r>
+      <w:proofErr w:type="gramStart"/>
+      <w:r>
+        <w:t>getTempManual(</w:t>
+      </w:r>
+      <w:proofErr w:type="gramEnd"/>
+      <w:r>
+        <w:t>);</w:t>
       </w:r>
     </w:p>
     <w:p>
@@ -1234,7 +1314,15 @@
         <w:pStyle w:val="Code"/>
       </w:pPr>
       <w:r>
-        <w:t xml:space="preserve">    digitalWrite(greenLed, HIGH);</w:t>
+        <w:t xml:space="preserve">    </w:t>
+      </w:r>
+      <w:proofErr w:type="gramStart"/>
+      <w:r>
+        <w:t>digitalWrite(</w:t>
+      </w:r>
+      <w:proofErr w:type="gramEnd"/>
+      <w:r>
+        <w:t>greenLed, HIGH);</w:t>
       </w:r>
     </w:p>
     <w:p>
@@ -1250,7 +1338,15 @@
         <w:pStyle w:val="Code"/>
       </w:pPr>
       <w:r>
-        <w:t xml:space="preserve">    digitalWrite(greenLed, LOW);</w:t>
+        <w:t xml:space="preserve">    </w:t>
+      </w:r>
+      <w:proofErr w:type="gramStart"/>
+      <w:r>
+        <w:t>digitalWrite(</w:t>
+      </w:r>
+      <w:proofErr w:type="gramEnd"/>
+      <w:r>
+        <w:t>greenLed, LOW);</w:t>
       </w:r>
     </w:p>
     <w:p>
@@ -1274,7 +1370,15 @@
         <w:pStyle w:val="Code"/>
       </w:pPr>
       <w:r>
-        <w:t xml:space="preserve">    digitalWrite(yellowLed, HIGH);</w:t>
+        <w:t xml:space="preserve">    </w:t>
+      </w:r>
+      <w:proofErr w:type="gramStart"/>
+      <w:r>
+        <w:t>digitalWrite(</w:t>
+      </w:r>
+      <w:proofErr w:type="gramEnd"/>
+      <w:r>
+        <w:t>yellowLed, HIGH);</w:t>
       </w:r>
     </w:p>
     <w:p>
@@ -1290,7 +1394,15 @@
         <w:pStyle w:val="Code"/>
       </w:pPr>
       <w:r>
-        <w:t xml:space="preserve">    digitalWrite(yellowLed, LOW);</w:t>
+        <w:t xml:space="preserve">    </w:t>
+      </w:r>
+      <w:proofErr w:type="gramStart"/>
+      <w:r>
+        <w:t>digitalWrite(</w:t>
+      </w:r>
+      <w:proofErr w:type="gramEnd"/>
+      <w:r>
+        <w:t>yellowLed, LOW);</w:t>
       </w:r>
     </w:p>
     <w:p>
@@ -1314,7 +1426,15 @@
         <w:pStyle w:val="Code"/>
       </w:pPr>
       <w:r>
-        <w:t xml:space="preserve">    digitalWrite(orangeLed, HIGH);</w:t>
+        <w:t xml:space="preserve">    </w:t>
+      </w:r>
+      <w:proofErr w:type="gramStart"/>
+      <w:r>
+        <w:t>digitalWrite(</w:t>
+      </w:r>
+      <w:proofErr w:type="gramEnd"/>
+      <w:r>
+        <w:t>orangeLed, HIGH);</w:t>
       </w:r>
     </w:p>
     <w:p>
@@ -1330,7 +1450,15 @@
         <w:pStyle w:val="Code"/>
       </w:pPr>
       <w:r>
-        <w:t xml:space="preserve">    digitalWrite(orangeLed, LOW);</w:t>
+        <w:t xml:space="preserve">    </w:t>
+      </w:r>
+      <w:proofErr w:type="gramStart"/>
+      <w:r>
+        <w:t>digitalWrite(</w:t>
+      </w:r>
+      <w:proofErr w:type="gramEnd"/>
+      <w:r>
+        <w:t>orangeLed, LOW);</w:t>
       </w:r>
     </w:p>
     <w:p>
@@ -1347,7 +1475,15 @@
       </w:pPr>
       <w:r>
         <w:lastRenderedPageBreak/>
-        <w:t xml:space="preserve">  delay(100);</w:t>
+        <w:t xml:space="preserve">  </w:t>
+      </w:r>
+      <w:proofErr w:type="gramStart"/>
+      <w:r>
+        <w:t>delay(</w:t>
+      </w:r>
+      <w:proofErr w:type="gramEnd"/>
+      <w:r>
+        <w:t>100);</w:t>
       </w:r>
     </w:p>
     <w:p>
@@ -1391,6 +1527,7 @@
         <w:rPr>
           <w:i/>
           <w:iCs/>
+          <w:lang w:val="en-US"/>
         </w:rPr>
       </w:pPr>
       <w:r>
@@ -1406,7 +1543,105 @@
       <w:pPr>
         <w:pStyle w:val="P"/>
       </w:pPr>
-      <w:hyperlink r:id="rId10" w:history="1">
+      <w:r>
+        <w:t>Код взято з</w:t>
+      </w:r>
+      <w:r>
+        <w:t>і</w:t>
+      </w:r>
+      <w:r>
+        <w:t xml:space="preserve"> стартеру «</w:t>
+      </w:r>
+      <w:r>
+        <w:rPr>
+          <w:lang w:val="en-US"/>
+        </w:rPr>
+        <w:t>LCD</w:t>
+      </w:r>
+      <w:r>
+        <w:t xml:space="preserve">» в </w:t>
+      </w:r>
+      <w:r>
+        <w:rPr>
+          <w:lang w:val="en-US"/>
+        </w:rPr>
+        <w:t>Tinkercad</w:t>
+      </w:r>
+      <w:r>
+        <w:t>.</w:t>
+      </w:r>
+    </w:p>
+    <w:p>
+      <w:pPr>
+        <w:pStyle w:val="P"/>
+      </w:pPr>
+    </w:p>
+    <w:p>
+      <w:pPr>
+        <w:pStyle w:val="IMG"/>
+      </w:pPr>
+      <w:r>
+        <w:drawing>
+          <wp:inline distT="0" distB="0" distL="0" distR="0" wp14:anchorId="2C84D17F" wp14:editId="11037D9A">
+            <wp:extent cx="3610479" cy="2734057"/>
+            <wp:effectExtent l="0" t="0" r="9525" b="9525"/>
+            <wp:docPr id="987681001" name="Рисунок 1" descr="Зображення, що містить текст, знімок екрана, електроніка&#10;&#10;Вміст, створений ШІ, може бути неправильним."/>
+            <wp:cNvGraphicFramePr>
+              <a:graphicFrameLocks xmlns:a="http://schemas.openxmlformats.org/drawingml/2006/main" noChangeAspect="1"/>
+            </wp:cNvGraphicFramePr>
+            <a:graphic xmlns:a="http://schemas.openxmlformats.org/drawingml/2006/main">
+              <a:graphicData uri="http://schemas.openxmlformats.org/drawingml/2006/picture">
+                <pic:pic xmlns:pic="http://schemas.openxmlformats.org/drawingml/2006/picture">
+                  <pic:nvPicPr>
+                    <pic:cNvPr id="987681001" name="Рисунок 1" descr="Зображення, що містить текст, знімок екрана, електроніка&#10;&#10;Вміст, створений ШІ, може бути неправильним."/>
+                    <pic:cNvPicPr/>
+                  </pic:nvPicPr>
+                  <pic:blipFill>
+                    <a:blip r:embed="rId10"/>
+                    <a:stretch>
+                      <a:fillRect/>
+                    </a:stretch>
+                  </pic:blipFill>
+                  <pic:spPr>
+                    <a:xfrm>
+                      <a:off x="0" y="0"/>
+                      <a:ext cx="3610479" cy="2734057"/>
+                    </a:xfrm>
+                    <a:prstGeom prst="rect">
+                      <a:avLst/>
+                    </a:prstGeom>
+                  </pic:spPr>
+                </pic:pic>
+              </a:graphicData>
+            </a:graphic>
+          </wp:inline>
+        </w:drawing>
+      </w:r>
+    </w:p>
+    <w:p>
+      <w:pPr>
+        <w:pStyle w:val="IMG"/>
+      </w:pPr>
+      <w:r>
+        <w:t xml:space="preserve">Рисунок 2.0 – Стартер </w:t>
+      </w:r>
+      <w:r>
+        <w:rPr>
+          <w:lang w:val="en-US"/>
+        </w:rPr>
+        <w:t>LCD</w:t>
+      </w:r>
+    </w:p>
+    <w:p>
+      <w:pPr>
+        <w:pStyle w:val="P"/>
+      </w:pPr>
+    </w:p>
+    <w:p>
+      <w:pPr>
+        <w:pStyle w:val="P"/>
+      </w:pPr>
+      <w:hyperlink r:id="rId11" w:history="1">
         <w:r>
           <w:rPr>
             <w:rStyle w:val="a4"/>
@@ -1453,6 +1688,7 @@
         <w:rPr>
           <w:lang w:val="en-US"/>
         </w:rPr>
+        <w:lastRenderedPageBreak/>
         <w:drawing>
           <wp:inline distT="0" distB="0" distL="0" distR="0" wp14:anchorId="13673BB0" wp14:editId="7BCA9917">
             <wp:extent cx="5731510" cy="2811780"/>
@@ -1469,7 +1705,7 @@
                     <pic:cNvPicPr/>
                   </pic:nvPicPr>
                   <pic:blipFill>
-                    <a:blip r:embed="rId11"/>
+                    <a:blip r:embed="rId12"/>
                     <a:stretch>
                       <a:fillRect/>
                     </a:stretch>
@@ -1534,20 +1770,36 @@
         <w:pStyle w:val="Code"/>
       </w:pPr>
       <w:r>
-        <w:t>Adafruit_LiquidCrystal lcd(0);</w:t>
-      </w:r>
-    </w:p>
-    <w:p>
-      <w:pPr>
-        <w:pStyle w:val="Code"/>
-      </w:pPr>
-    </w:p>
-    <w:p>
-      <w:pPr>
-        <w:pStyle w:val="Code"/>
-      </w:pPr>
-      <w:r>
-        <w:t>void setup()</w:t>
+        <w:t xml:space="preserve">Adafruit_LiquidCrystal </w:t>
+      </w:r>
+      <w:proofErr w:type="gramStart"/>
+      <w:r>
+        <w:t>lcd(</w:t>
+      </w:r>
+      <w:proofErr w:type="gramEnd"/>
+      <w:r>
+        <w:t>0);</w:t>
+      </w:r>
+    </w:p>
+    <w:p>
+      <w:pPr>
+        <w:pStyle w:val="Code"/>
+      </w:pPr>
+    </w:p>
+    <w:p>
+      <w:pPr>
+        <w:pStyle w:val="Code"/>
+      </w:pPr>
+      <w:r>
+        <w:t xml:space="preserve">void </w:t>
+      </w:r>
+      <w:proofErr w:type="gramStart"/>
+      <w:r>
+        <w:t>setup(</w:t>
+      </w:r>
+      <w:proofErr w:type="gramEnd"/>
+      <w:r>
+        <w:t>)</w:t>
       </w:r>
     </w:p>
     <w:p>
@@ -1563,15 +1815,31 @@
         <w:pStyle w:val="Code"/>
       </w:pPr>
       <w:r>
-        <w:t xml:space="preserve">  lcd.begin(16, 2);</w:t>
-      </w:r>
-    </w:p>
-    <w:p>
-      <w:pPr>
-        <w:pStyle w:val="Code"/>
-      </w:pPr>
-      <w:r>
-        <w:t xml:space="preserve">  lcd.setBacklight(1);</w:t>
+        <w:t xml:space="preserve">  </w:t>
+      </w:r>
+      <w:proofErr w:type="gramStart"/>
+      <w:r>
+        <w:t>lcd.begin</w:t>
+      </w:r>
+      <w:proofErr w:type="gramEnd"/>
+      <w:r>
+        <w:t>(16, 2);</w:t>
+      </w:r>
+    </w:p>
+    <w:p>
+      <w:pPr>
+        <w:pStyle w:val="Code"/>
+      </w:pPr>
+      <w:r>
+        <w:t xml:space="preserve">  </w:t>
+      </w:r>
+      <w:proofErr w:type="gramStart"/>
+      <w:r>
+        <w:t>lcd.setBacklight</w:t>
+      </w:r>
+      <w:proofErr w:type="gramEnd"/>
+      <w:r>
+        <w:t>(1);</w:t>
       </w:r>
     </w:p>
     <w:p>
@@ -1592,7 +1860,15 @@
         <w:pStyle w:val="Code"/>
       </w:pPr>
       <w:r>
-        <w:t xml:space="preserve">  lcd.setCursor(0,1);</w:t>
+        <w:t xml:space="preserve">  </w:t>
+      </w:r>
+      <w:proofErr w:type="gramStart"/>
+      <w:r>
+        <w:t>lcd.setCursor</w:t>
+      </w:r>
+      <w:proofErr w:type="gramEnd"/>
+      <w:r>
+        <w:t>(0,1);</w:t>
       </w:r>
     </w:p>
     <w:p>
@@ -1608,8 +1884,15 @@
         <w:pStyle w:val="Code"/>
       </w:pPr>
       <w:r>
-        <w:lastRenderedPageBreak/>
-        <w:t xml:space="preserve">  delay(500);</w:t>
+        <w:t xml:space="preserve">  </w:t>
+      </w:r>
+      <w:proofErr w:type="gramStart"/>
+      <w:r>
+        <w:t>delay(</w:t>
+      </w:r>
+      <w:proofErr w:type="gramEnd"/>
+      <w:r>
+        <w:t>500);</w:t>
       </w:r>
     </w:p>
     <w:p>
@@ -1630,7 +1913,15 @@
         <w:pStyle w:val="Code"/>
       </w:pPr>
       <w:r>
-        <w:t>void loop()</w:t>
+        <w:t xml:space="preserve">void </w:t>
+      </w:r>
+      <w:proofErr w:type="gramStart"/>
+      <w:r>
+        <w:t>loop(</w:t>
+      </w:r>
+      <w:proofErr w:type="gramEnd"/>
+      <w:r>
+        <w:t>)</w:t>
       </w:r>
     </w:p>
     <w:p>
@@ -1646,7 +1937,15 @@
         <w:pStyle w:val="Code"/>
       </w:pPr>
       <w:r>
-        <w:t xml:space="preserve">  lcd.setCursor(0, 1);</w:t>
+        <w:t xml:space="preserve">  </w:t>
+      </w:r>
+      <w:proofErr w:type="gramStart"/>
+      <w:r>
+        <w:t>lcd.setCursor</w:t>
+      </w:r>
+      <w:proofErr w:type="gramEnd"/>
+      <w:r>
+        <w:t>(0, 1);</w:t>
       </w:r>
     </w:p>
     <w:p>
@@ -1662,15 +1961,31 @@
         <w:pStyle w:val="Code"/>
       </w:pPr>
       <w:r>
-        <w:t xml:space="preserve">  lcd.setBacklight(1);</w:t>
-      </w:r>
-    </w:p>
-    <w:p>
-      <w:pPr>
-        <w:pStyle w:val="Code"/>
-      </w:pPr>
-      <w:r>
-        <w:t xml:space="preserve">  delay(500);</w:t>
+        <w:t xml:space="preserve">  </w:t>
+      </w:r>
+      <w:proofErr w:type="gramStart"/>
+      <w:r>
+        <w:t>lcd.setBacklight</w:t>
+      </w:r>
+      <w:proofErr w:type="gramEnd"/>
+      <w:r>
+        <w:t>(1);</w:t>
+      </w:r>
+    </w:p>
+    <w:p>
+      <w:pPr>
+        <w:pStyle w:val="Code"/>
+      </w:pPr>
+      <w:r>
+        <w:t xml:space="preserve">  </w:t>
+      </w:r>
+      <w:proofErr w:type="gramStart"/>
+      <w:r>
+        <w:t>delay(</w:t>
+      </w:r>
+      <w:proofErr w:type="gramEnd"/>
+      <w:r>
+        <w:t>500);</w:t>
       </w:r>
     </w:p>
     <w:p>
@@ -1726,6 +2041,7 @@
           <w:iCs/>
           <w:lang w:val="en-US"/>
         </w:rPr>
+        <w:lastRenderedPageBreak/>
         <w:t>Замінити світлодіоди одним RGB світлодіодом. Додати наступну умову зміни кольору світлодіода:</w:t>
       </w:r>
     </w:p>
@@ -1790,7 +2106,7 @@
           <w:lang w:val="en-US"/>
         </w:rPr>
       </w:pPr>
-      <w:hyperlink r:id="rId12" w:history="1">
+      <w:hyperlink r:id="rId13" w:history="1">
         <w:r>
           <w:rPr>
             <w:rStyle w:val="a4"/>
@@ -1854,7 +2170,7 @@
                     <pic:cNvPicPr/>
                   </pic:nvPicPr>
                   <pic:blipFill>
-                    <a:blip r:embed="rId13"/>
+                    <a:blip r:embed="rId14"/>
                     <a:stretch>
                       <a:fillRect/>
                     </a:stretch>
@@ -1891,6 +2207,9 @@
     <w:p>
       <w:pPr>
         <w:pStyle w:val="H3"/>
+        <w:rPr>
+          <w:lang w:val="en-US"/>
+        </w:rPr>
       </w:pPr>
       <w:r>
         <w:t>Код</w:t>
@@ -1972,7 +2291,15 @@
         <w:pStyle w:val="Code"/>
       </w:pPr>
       <w:r>
-        <w:t>int getTempManual() {</w:t>
+        <w:t xml:space="preserve">int </w:t>
+      </w:r>
+      <w:proofErr w:type="gramStart"/>
+      <w:r>
+        <w:t>getTempManual(</w:t>
+      </w:r>
+      <w:proofErr w:type="gramEnd"/>
+      <w:r>
+        <w:t>) {</w:t>
       </w:r>
     </w:p>
     <w:p>
@@ -2041,31 +2368,63 @@
         <w:pStyle w:val="Code"/>
       </w:pPr>
       <w:r>
-        <w:t>void showRgb(int red, int green, int blue) {</w:t>
-      </w:r>
-    </w:p>
-    <w:p>
-      <w:pPr>
-        <w:pStyle w:val="Code"/>
-      </w:pPr>
-      <w:r>
-        <w:t>  digitalWrite(redLed, red);</w:t>
-      </w:r>
-    </w:p>
-    <w:p>
-      <w:pPr>
-        <w:pStyle w:val="Code"/>
-      </w:pPr>
-      <w:r>
-        <w:t>  digitalWrite(greenLed, green);</w:t>
-      </w:r>
-    </w:p>
-    <w:p>
-      <w:pPr>
-        <w:pStyle w:val="Code"/>
-      </w:pPr>
-      <w:r>
-        <w:t>  digitalWrite(blueLed, blue);</w:t>
+        <w:t xml:space="preserve">void </w:t>
+      </w:r>
+      <w:proofErr w:type="gramStart"/>
+      <w:r>
+        <w:t>showRgb(</w:t>
+      </w:r>
+      <w:proofErr w:type="gramEnd"/>
+      <w:r>
+        <w:t>int red, int green, int blue) {</w:t>
+      </w:r>
+    </w:p>
+    <w:p>
+      <w:pPr>
+        <w:pStyle w:val="Code"/>
+      </w:pPr>
+      <w:r>
+        <w:t xml:space="preserve">  </w:t>
+      </w:r>
+      <w:proofErr w:type="gramStart"/>
+      <w:r>
+        <w:t>digitalWrite(</w:t>
+      </w:r>
+      <w:proofErr w:type="gramEnd"/>
+      <w:r>
+        <w:t>redLed, red);</w:t>
+      </w:r>
+    </w:p>
+    <w:p>
+      <w:pPr>
+        <w:pStyle w:val="Code"/>
+      </w:pPr>
+      <w:r>
+        <w:t xml:space="preserve">  </w:t>
+      </w:r>
+      <w:proofErr w:type="gramStart"/>
+      <w:r>
+        <w:t>digitalWrite(</w:t>
+      </w:r>
+      <w:proofErr w:type="gramEnd"/>
+      <w:r>
+        <w:t>greenLed, green);</w:t>
+      </w:r>
+    </w:p>
+    <w:p>
+      <w:pPr>
+        <w:pStyle w:val="Code"/>
+      </w:pPr>
+      <w:r>
+        <w:t xml:space="preserve">  </w:t>
+      </w:r>
+      <w:proofErr w:type="gramStart"/>
+      <w:r>
+        <w:t>digitalWrite(</w:t>
+      </w:r>
+      <w:proofErr w:type="gramEnd"/>
+      <w:r>
+        <w:t>blueLed, blue);</w:t>
       </w:r>
     </w:p>
     <w:p>
@@ -2086,7 +2445,15 @@
         <w:pStyle w:val="Code"/>
       </w:pPr>
       <w:r>
-        <w:t>void setup()</w:t>
+        <w:t xml:space="preserve">void </w:t>
+      </w:r>
+      <w:proofErr w:type="gramStart"/>
+      <w:r>
+        <w:t>setup(</w:t>
+      </w:r>
+      <w:proofErr w:type="gramEnd"/>
+      <w:r>
+        <w:t>)</w:t>
       </w:r>
     </w:p>
     <w:p>
@@ -2102,31 +2469,63 @@
         <w:pStyle w:val="Code"/>
       </w:pPr>
       <w:r>
-        <w:t>  pinMode(greenLed, OUTPUT);</w:t>
-      </w:r>
-    </w:p>
-    <w:p>
-      <w:pPr>
-        <w:pStyle w:val="Code"/>
-      </w:pPr>
-      <w:r>
-        <w:t>  pinMode(redLed, OUTPUT);</w:t>
-      </w:r>
-    </w:p>
-    <w:p>
-      <w:pPr>
-        <w:pStyle w:val="Code"/>
-      </w:pPr>
-      <w:r>
-        <w:t>  pinMode(blueLed, OUTPUT);</w:t>
-      </w:r>
-    </w:p>
-    <w:p>
-      <w:pPr>
-        <w:pStyle w:val="Code"/>
-      </w:pPr>
-      <w:r>
-        <w:t>  pinMode(tempPin, INPUT);</w:t>
+        <w:t xml:space="preserve">  </w:t>
+      </w:r>
+      <w:proofErr w:type="gramStart"/>
+      <w:r>
+        <w:t>pinMode(</w:t>
+      </w:r>
+      <w:proofErr w:type="gramEnd"/>
+      <w:r>
+        <w:t>greenLed, OUTPUT);</w:t>
+      </w:r>
+    </w:p>
+    <w:p>
+      <w:pPr>
+        <w:pStyle w:val="Code"/>
+      </w:pPr>
+      <w:r>
+        <w:t xml:space="preserve">  </w:t>
+      </w:r>
+      <w:proofErr w:type="gramStart"/>
+      <w:r>
+        <w:t>pinMode(</w:t>
+      </w:r>
+      <w:proofErr w:type="gramEnd"/>
+      <w:r>
+        <w:t>redLed, OUTPUT);</w:t>
+      </w:r>
+    </w:p>
+    <w:p>
+      <w:pPr>
+        <w:pStyle w:val="Code"/>
+      </w:pPr>
+      <w:r>
+        <w:t xml:space="preserve">  </w:t>
+      </w:r>
+      <w:proofErr w:type="gramStart"/>
+      <w:r>
+        <w:t>pinMode(</w:t>
+      </w:r>
+      <w:proofErr w:type="gramEnd"/>
+      <w:r>
+        <w:t>blueLed, OUTPUT);</w:t>
+      </w:r>
+    </w:p>
+    <w:p>
+      <w:pPr>
+        <w:pStyle w:val="Code"/>
+      </w:pPr>
+      <w:r>
+        <w:t xml:space="preserve">  </w:t>
+      </w:r>
+      <w:proofErr w:type="gramStart"/>
+      <w:r>
+        <w:t>pinMode(</w:t>
+      </w:r>
+      <w:proofErr w:type="gramEnd"/>
+      <w:r>
+        <w:t>tempPin, INPUT);</w:t>
       </w:r>
     </w:p>
     <w:p>
@@ -2155,7 +2554,15 @@
         <w:pStyle w:val="Code"/>
       </w:pPr>
       <w:r>
-        <w:t>void loop()</w:t>
+        <w:t xml:space="preserve">void </w:t>
+      </w:r>
+      <w:proofErr w:type="gramStart"/>
+      <w:r>
+        <w:t>loop(</w:t>
+      </w:r>
+      <w:proofErr w:type="gramEnd"/>
+      <w:r>
+        <w:t>)</w:t>
       </w:r>
     </w:p>
     <w:p>
@@ -2171,7 +2578,15 @@
         <w:pStyle w:val="Code"/>
       </w:pPr>
       <w:r>
-        <w:t>  int temperature=getTempManual();</w:t>
+        <w:t>  int temperature=</w:t>
+      </w:r>
+      <w:proofErr w:type="gramStart"/>
+      <w:r>
+        <w:t>getTempManual(</w:t>
+      </w:r>
+      <w:proofErr w:type="gramEnd"/>
+      <w:r>
+        <w:t>);</w:t>
       </w:r>
     </w:p>
     <w:p>
@@ -2203,7 +2618,15 @@
         <w:pStyle w:val="Code"/>
       </w:pPr>
       <w:r>
-        <w:t>    showRgb(0,0,255);</w:t>
+        <w:t xml:space="preserve">    </w:t>
+      </w:r>
+      <w:proofErr w:type="gramStart"/>
+      <w:r>
+        <w:t>showRgb(</w:t>
+      </w:r>
+      <w:proofErr w:type="gramEnd"/>
+      <w:r>
+        <w:t>0,0,255);</w:t>
       </w:r>
     </w:p>
     <w:p>
@@ -2227,7 +2650,15 @@
         <w:pStyle w:val="Code"/>
       </w:pPr>
       <w:r>
-        <w:t>    showRgb(0,255,0);</w:t>
+        <w:t xml:space="preserve">    </w:t>
+      </w:r>
+      <w:proofErr w:type="gramStart"/>
+      <w:r>
+        <w:t>showRgb(</w:t>
+      </w:r>
+      <w:proofErr w:type="gramEnd"/>
+      <w:r>
+        <w:t>0,255,0);</w:t>
       </w:r>
     </w:p>
     <w:p>
@@ -2251,7 +2682,15 @@
         <w:pStyle w:val="Code"/>
       </w:pPr>
       <w:r>
-        <w:t>    showRgb(255,0,0);</w:t>
+        <w:t xml:space="preserve">    </w:t>
+      </w:r>
+      <w:proofErr w:type="gramStart"/>
+      <w:r>
+        <w:t>showRgb(</w:t>
+      </w:r>
+      <w:proofErr w:type="gramEnd"/>
+      <w:r>
+        <w:t>255,0,0);</w:t>
       </w:r>
     </w:p>
     <w:p>
@@ -2267,7 +2706,15 @@
         <w:pStyle w:val="Code"/>
       </w:pPr>
       <w:r>
-        <w:t>  delay(100);</w:t>
+        <w:t xml:space="preserve">  </w:t>
+      </w:r>
+      <w:proofErr w:type="gramStart"/>
+      <w:r>
+        <w:t>delay(</w:t>
+      </w:r>
+      <w:proofErr w:type="gramEnd"/>
+      <w:r>
+        <w:t>100);</w:t>
       </w:r>
     </w:p>
     <w:p>
@@ -2332,6 +2779,37 @@
         <w:pStyle w:val="P"/>
       </w:pPr>
       <w:r>
+        <w:t xml:space="preserve">Датчик температури і 4-піновий </w:t>
+      </w:r>
+      <w:r>
+        <w:rPr>
+          <w:lang w:val="en-US"/>
+        </w:rPr>
+        <w:t xml:space="preserve">LCD </w:t>
+      </w:r>
+      <w:r>
+        <w:t>екран не працюють разом: датчик показує неправильні значення.</w:t>
+      </w:r>
+      <w:r>
+        <w:t xml:space="preserve"> Код взято з </w:t>
+      </w:r>
+      <w:hyperlink r:id="rId15" w:history="1">
+        <w:r>
+          <w:rPr>
+            <w:rStyle w:val="a4"/>
+          </w:rPr>
+          <w:t>публічного проєкту</w:t>
+        </w:r>
+      </w:hyperlink>
+      <w:r>
+        <w:t>.</w:t>
+      </w:r>
+    </w:p>
+    <w:p>
+      <w:pPr>
+        <w:pStyle w:val="P"/>
+      </w:pPr>
+      <w:r>
         <w:t>Проєкт.</w:t>
       </w:r>
     </w:p>
@@ -2343,10 +2821,88 @@
     <w:p>
       <w:pPr>
         <w:pStyle w:val="H3"/>
+        <w:rPr>
+          <w:lang w:val="en-US"/>
+        </w:rPr>
       </w:pPr>
       <w:r>
         <w:t xml:space="preserve">Схема </w:t>
       </w:r>
+    </w:p>
+    <w:p>
+      <w:pPr>
+        <w:pStyle w:val="P"/>
+        <w:rPr>
+          <w:lang w:val="en-US"/>
+        </w:rPr>
+      </w:pPr>
+    </w:p>
+    <w:p>
+      <w:pPr>
+        <w:pStyle w:val="P"/>
+        <w:rPr>
+          <w:lang w:val="en-US"/>
+        </w:rPr>
+      </w:pPr>
+      <w:r>
+        <w:rPr>
+          <w:lang w:val="en-US"/>
+        </w:rPr>
+        <w:drawing>
+          <wp:inline distT="0" distB="0" distL="0" distR="0" wp14:anchorId="63687E96" wp14:editId="29D69E9E">
+            <wp:extent cx="5731510" cy="4612640"/>
+            <wp:effectExtent l="0" t="0" r="2540" b="0"/>
+            <wp:docPr id="485399651" name="Рисунок 1" descr="Зображення, що містить Електронна інженерія, Компонент схеми, електроніка, Електронний компонент&#10;&#10;Вміст, створений ШІ, може бути неправильним."/>
+            <wp:cNvGraphicFramePr>
+              <a:graphicFrameLocks xmlns:a="http://schemas.openxmlformats.org/drawingml/2006/main" noChangeAspect="1"/>
+            </wp:cNvGraphicFramePr>
+            <a:graphic xmlns:a="http://schemas.openxmlformats.org/drawingml/2006/main">
+              <a:graphicData uri="http://schemas.openxmlformats.org/drawingml/2006/picture">
+                <pic:pic xmlns:pic="http://schemas.openxmlformats.org/drawingml/2006/picture">
+                  <pic:nvPicPr>
+                    <pic:cNvPr id="485399651" name="Рисунок 1" descr="Зображення, що містить Електронна інженерія, Компонент схеми, електроніка, Електронний компонент&#10;&#10;Вміст, створений ШІ, може бути неправильним."/>
+                    <pic:cNvPicPr/>
+                  </pic:nvPicPr>
+                  <pic:blipFill>
+                    <a:blip r:embed="rId16"/>
+                    <a:stretch>
+                      <a:fillRect/>
+                    </a:stretch>
+                  </pic:blipFill>
+                  <pic:spPr>
+                    <a:xfrm>
+                      <a:off x="0" y="0"/>
+                      <a:ext cx="5731510" cy="4612640"/>
+                    </a:xfrm>
+                    <a:prstGeom prst="rect">
+                      <a:avLst/>
+                    </a:prstGeom>
+                  </pic:spPr>
+                </pic:pic>
+              </a:graphicData>
+            </a:graphic>
+          </wp:inline>
+        </w:drawing>
+      </w:r>
+    </w:p>
+    <w:p>
+      <w:pPr>
+        <w:pStyle w:val="P"/>
+      </w:pPr>
+      <w:r>
+        <w:lastRenderedPageBreak/>
+        <w:t>Рисунок 4.0 – Невдала спроба в роботі</w:t>
+      </w:r>
+    </w:p>
+    <w:p>
+      <w:pPr>
+        <w:pStyle w:val="P"/>
+      </w:pPr>
+    </w:p>
+    <w:p>
+      <w:pPr>
+        <w:pStyle w:val="P"/>
+      </w:pPr>
     </w:p>
     <w:p>
       <w:pPr>
@@ -2554,54 +3110,54 @@
         <w:pStyle w:val="P"/>
       </w:pPr>
       <w:r>
+        <w:t>Проєкт.</w:t>
+      </w:r>
+    </w:p>
+    <w:p>
+      <w:pPr>
+        <w:pStyle w:val="P"/>
+      </w:pPr>
+    </w:p>
+    <w:p>
+      <w:pPr>
+        <w:pStyle w:val="H3"/>
+      </w:pPr>
+      <w:r>
+        <w:t xml:space="preserve">Схема </w:t>
+      </w:r>
+    </w:p>
+    <w:p>
+      <w:pPr>
+        <w:pStyle w:val="H3"/>
+      </w:pPr>
+      <w:r>
+        <w:t>Код</w:t>
+      </w:r>
+    </w:p>
+    <w:p>
+      <w:pPr>
+        <w:pStyle w:val="P"/>
+      </w:pPr>
+    </w:p>
+    <w:p>
+      <w:pPr>
+        <w:pStyle w:val="H1"/>
+      </w:pPr>
+      <w:r>
+        <w:t xml:space="preserve">Висновки </w:t>
+      </w:r>
+    </w:p>
+    <w:p>
+      <w:pPr>
+        <w:pStyle w:val="P"/>
+      </w:pPr>
+    </w:p>
+    <w:p>
+      <w:pPr>
+        <w:pStyle w:val="P"/>
+      </w:pPr>
+      <w:r>
         <w:lastRenderedPageBreak/>
-        <w:t>Проєкт.</w:t>
-      </w:r>
-    </w:p>
-    <w:p>
-      <w:pPr>
-        <w:pStyle w:val="P"/>
-      </w:pPr>
-    </w:p>
-    <w:p>
-      <w:pPr>
-        <w:pStyle w:val="H3"/>
-      </w:pPr>
-      <w:r>
-        <w:t xml:space="preserve">Схема </w:t>
-      </w:r>
-    </w:p>
-    <w:p>
-      <w:pPr>
-        <w:pStyle w:val="H3"/>
-      </w:pPr>
-      <w:r>
-        <w:t>Код</w:t>
-      </w:r>
-    </w:p>
-    <w:p>
-      <w:pPr>
-        <w:pStyle w:val="P"/>
-      </w:pPr>
-    </w:p>
-    <w:p>
-      <w:pPr>
-        <w:pStyle w:val="H1"/>
-      </w:pPr>
-      <w:r>
-        <w:t xml:space="preserve">Висновки </w:t>
-      </w:r>
-    </w:p>
-    <w:p>
-      <w:pPr>
-        <w:pStyle w:val="P"/>
-      </w:pPr>
-    </w:p>
-    <w:p>
-      <w:pPr>
-        <w:pStyle w:val="P"/>
-      </w:pPr>
-      <w:r>
         <w:t xml:space="preserve">Таким чином, було ознайомлено </w:t>
       </w:r>
       <w:r>

--- a/32IV Inzhenerija vbudovanyh/6/KNT-122_Onyshchenko_Variant-19_PR5.docx
+++ b/32IV Inzhenerija vbudovanyh/6/KNT-122_Onyshchenko_Variant-19_PR5.docx
@@ -1011,15 +1011,7 @@
         <w:pStyle w:val="Code"/>
       </w:pPr>
       <w:r>
-        <w:t xml:space="preserve">int </w:t>
-      </w:r>
-      <w:proofErr w:type="gramStart"/>
-      <w:r>
-        <w:t>getTempMap(</w:t>
-      </w:r>
-      <w:proofErr w:type="gramEnd"/>
-      <w:r>
-        <w:t>) {</w:t>
+        <w:t>int getTempMap() {</w:t>
       </w:r>
     </w:p>
     <w:p>
@@ -1035,15 +1027,7 @@
         <w:pStyle w:val="Code"/>
       </w:pPr>
       <w:r>
-        <w:t xml:space="preserve">  int degreesCelcius=map(((value-</w:t>
-      </w:r>
-      <w:proofErr w:type="gramStart"/>
-      <w:r>
-        <w:t>20)*</w:t>
-      </w:r>
-      <w:proofErr w:type="gramEnd"/>
-      <w:r>
-        <w:t>3.04), 0, 1023, -40, 125);</w:t>
+        <w:t xml:space="preserve">  int degreesCelcius=map(((value-20)*3.04), 0, 1023, -40, 125);</w:t>
       </w:r>
     </w:p>
     <w:p>
@@ -1072,15 +1056,7 @@
         <w:pStyle w:val="Code"/>
       </w:pPr>
       <w:r>
-        <w:t xml:space="preserve">int </w:t>
-      </w:r>
-      <w:proofErr w:type="gramStart"/>
-      <w:r>
-        <w:t>getTempManual(</w:t>
-      </w:r>
-      <w:proofErr w:type="gramEnd"/>
-      <w:r>
-        <w:t>) {</w:t>
+        <w:t>int getTempManual() {</w:t>
       </w:r>
     </w:p>
     <w:p>
@@ -1149,15 +1125,7 @@
         <w:pStyle w:val="Code"/>
       </w:pPr>
       <w:r>
-        <w:t xml:space="preserve">void </w:t>
-      </w:r>
-      <w:proofErr w:type="gramStart"/>
-      <w:r>
-        <w:t>setup(</w:t>
-      </w:r>
-      <w:proofErr w:type="gramEnd"/>
-      <w:r>
-        <w:t>)</w:t>
+        <w:t>void setup()</w:t>
       </w:r>
     </w:p>
     <w:p>
@@ -1173,63 +1141,31 @@
         <w:pStyle w:val="Code"/>
       </w:pPr>
       <w:r>
-        <w:t xml:space="preserve">  </w:t>
-      </w:r>
-      <w:proofErr w:type="gramStart"/>
-      <w:r>
-        <w:t>pinMode(</w:t>
-      </w:r>
-      <w:proofErr w:type="gramEnd"/>
-      <w:r>
-        <w:t>greenLed, OUTPUT);</w:t>
-      </w:r>
-    </w:p>
-    <w:p>
-      <w:pPr>
-        <w:pStyle w:val="Code"/>
-      </w:pPr>
-      <w:r>
-        <w:t xml:space="preserve">  </w:t>
-      </w:r>
-      <w:proofErr w:type="gramStart"/>
-      <w:r>
-        <w:t>pinMode(</w:t>
-      </w:r>
-      <w:proofErr w:type="gramEnd"/>
-      <w:r>
-        <w:t>yellowLed, OUTPUT);</w:t>
-      </w:r>
-    </w:p>
-    <w:p>
-      <w:pPr>
-        <w:pStyle w:val="Code"/>
-      </w:pPr>
-      <w:r>
-        <w:t xml:space="preserve">  </w:t>
-      </w:r>
-      <w:proofErr w:type="gramStart"/>
-      <w:r>
-        <w:t>pinMode(</w:t>
-      </w:r>
-      <w:proofErr w:type="gramEnd"/>
-      <w:r>
-        <w:t>orangeLed, OUTPUT);</w:t>
-      </w:r>
-    </w:p>
-    <w:p>
-      <w:pPr>
-        <w:pStyle w:val="Code"/>
-      </w:pPr>
-      <w:r>
-        <w:t xml:space="preserve">  </w:t>
-      </w:r>
-      <w:proofErr w:type="gramStart"/>
-      <w:r>
-        <w:t>pinMode(</w:t>
-      </w:r>
-      <w:proofErr w:type="gramEnd"/>
-      <w:r>
-        <w:t>tempPin, INPUT);</w:t>
+        <w:t xml:space="preserve">  pinMode(greenLed, OUTPUT);</w:t>
+      </w:r>
+    </w:p>
+    <w:p>
+      <w:pPr>
+        <w:pStyle w:val="Code"/>
+      </w:pPr>
+      <w:r>
+        <w:t xml:space="preserve">  pinMode(yellowLed, OUTPUT);</w:t>
+      </w:r>
+    </w:p>
+    <w:p>
+      <w:pPr>
+        <w:pStyle w:val="Code"/>
+      </w:pPr>
+      <w:r>
+        <w:t xml:space="preserve">  pinMode(orangeLed, OUTPUT);</w:t>
+      </w:r>
+    </w:p>
+    <w:p>
+      <w:pPr>
+        <w:pStyle w:val="Code"/>
+      </w:pPr>
+      <w:r>
+        <w:t xml:space="preserve">  pinMode(tempPin, INPUT);</w:t>
       </w:r>
     </w:p>
     <w:p>
@@ -1258,15 +1194,7 @@
         <w:pStyle w:val="Code"/>
       </w:pPr>
       <w:r>
-        <w:t xml:space="preserve">void </w:t>
-      </w:r>
-      <w:proofErr w:type="gramStart"/>
-      <w:r>
-        <w:t>loop(</w:t>
-      </w:r>
-      <w:proofErr w:type="gramEnd"/>
-      <w:r>
-        <w:t>)</w:t>
+        <w:t>void loop()</w:t>
       </w:r>
     </w:p>
     <w:p>
@@ -1282,15 +1210,7 @@
         <w:pStyle w:val="Code"/>
       </w:pPr>
       <w:r>
-        <w:t xml:space="preserve">  int temperature=</w:t>
-      </w:r>
-      <w:proofErr w:type="gramStart"/>
-      <w:r>
-        <w:t>getTempManual(</w:t>
-      </w:r>
-      <w:proofErr w:type="gramEnd"/>
-      <w:r>
-        <w:t>);</w:t>
+        <w:t xml:space="preserve">  int temperature=getTempManual();</w:t>
       </w:r>
     </w:p>
     <w:p>
@@ -1314,15 +1234,7 @@
         <w:pStyle w:val="Code"/>
       </w:pPr>
       <w:r>
-        <w:t xml:space="preserve">    </w:t>
-      </w:r>
-      <w:proofErr w:type="gramStart"/>
-      <w:r>
-        <w:t>digitalWrite(</w:t>
-      </w:r>
-      <w:proofErr w:type="gramEnd"/>
-      <w:r>
-        <w:t>greenLed, HIGH);</w:t>
+        <w:t xml:space="preserve">    digitalWrite(greenLed, HIGH);</w:t>
       </w:r>
     </w:p>
     <w:p>
@@ -1338,15 +1250,7 @@
         <w:pStyle w:val="Code"/>
       </w:pPr>
       <w:r>
-        <w:t xml:space="preserve">    </w:t>
-      </w:r>
-      <w:proofErr w:type="gramStart"/>
-      <w:r>
-        <w:t>digitalWrite(</w:t>
-      </w:r>
-      <w:proofErr w:type="gramEnd"/>
-      <w:r>
-        <w:t>greenLed, LOW);</w:t>
+        <w:t xml:space="preserve">    digitalWrite(greenLed, LOW);</w:t>
       </w:r>
     </w:p>
     <w:p>
@@ -1370,15 +1274,7 @@
         <w:pStyle w:val="Code"/>
       </w:pPr>
       <w:r>
-        <w:t xml:space="preserve">    </w:t>
-      </w:r>
-      <w:proofErr w:type="gramStart"/>
-      <w:r>
-        <w:t>digitalWrite(</w:t>
-      </w:r>
-      <w:proofErr w:type="gramEnd"/>
-      <w:r>
-        <w:t>yellowLed, HIGH);</w:t>
+        <w:t xml:space="preserve">    digitalWrite(yellowLed, HIGH);</w:t>
       </w:r>
     </w:p>
     <w:p>
@@ -1394,15 +1290,7 @@
         <w:pStyle w:val="Code"/>
       </w:pPr>
       <w:r>
-        <w:t xml:space="preserve">    </w:t>
-      </w:r>
-      <w:proofErr w:type="gramStart"/>
-      <w:r>
-        <w:t>digitalWrite(</w:t>
-      </w:r>
-      <w:proofErr w:type="gramEnd"/>
-      <w:r>
-        <w:t>yellowLed, LOW);</w:t>
+        <w:t xml:space="preserve">    digitalWrite(yellowLed, LOW);</w:t>
       </w:r>
     </w:p>
     <w:p>
@@ -1426,15 +1314,7 @@
         <w:pStyle w:val="Code"/>
       </w:pPr>
       <w:r>
-        <w:t xml:space="preserve">    </w:t>
-      </w:r>
-      <w:proofErr w:type="gramStart"/>
-      <w:r>
-        <w:t>digitalWrite(</w:t>
-      </w:r>
-      <w:proofErr w:type="gramEnd"/>
-      <w:r>
-        <w:t>orangeLed, HIGH);</w:t>
+        <w:t xml:space="preserve">    digitalWrite(orangeLed, HIGH);</w:t>
       </w:r>
     </w:p>
     <w:p>
@@ -1450,15 +1330,7 @@
         <w:pStyle w:val="Code"/>
       </w:pPr>
       <w:r>
-        <w:t xml:space="preserve">    </w:t>
-      </w:r>
-      <w:proofErr w:type="gramStart"/>
-      <w:r>
-        <w:t>digitalWrite(</w:t>
-      </w:r>
-      <w:proofErr w:type="gramEnd"/>
-      <w:r>
-        <w:t>orangeLed, LOW);</w:t>
+        <w:t xml:space="preserve">    digitalWrite(orangeLed, LOW);</w:t>
       </w:r>
     </w:p>
     <w:p>
@@ -1475,15 +1347,7 @@
       </w:pPr>
       <w:r>
         <w:lastRenderedPageBreak/>
-        <w:t xml:space="preserve">  </w:t>
-      </w:r>
-      <w:proofErr w:type="gramStart"/>
-      <w:r>
-        <w:t>delay(</w:t>
-      </w:r>
-      <w:proofErr w:type="gramEnd"/>
-      <w:r>
-        <w:t>100);</w:t>
+        <w:t xml:space="preserve">  delay(100);</w:t>
       </w:r>
     </w:p>
     <w:p>
@@ -1770,36 +1634,20 @@
         <w:pStyle w:val="Code"/>
       </w:pPr>
       <w:r>
-        <w:t xml:space="preserve">Adafruit_LiquidCrystal </w:t>
-      </w:r>
-      <w:proofErr w:type="gramStart"/>
-      <w:r>
-        <w:t>lcd(</w:t>
-      </w:r>
-      <w:proofErr w:type="gramEnd"/>
-      <w:r>
-        <w:t>0);</w:t>
-      </w:r>
-    </w:p>
-    <w:p>
-      <w:pPr>
-        <w:pStyle w:val="Code"/>
-      </w:pPr>
-    </w:p>
-    <w:p>
-      <w:pPr>
-        <w:pStyle w:val="Code"/>
-      </w:pPr>
-      <w:r>
-        <w:t xml:space="preserve">void </w:t>
-      </w:r>
-      <w:proofErr w:type="gramStart"/>
-      <w:r>
-        <w:t>setup(</w:t>
-      </w:r>
-      <w:proofErr w:type="gramEnd"/>
-      <w:r>
-        <w:t>)</w:t>
+        <w:t>Adafruit_LiquidCrystal lcd(0);</w:t>
+      </w:r>
+    </w:p>
+    <w:p>
+      <w:pPr>
+        <w:pStyle w:val="Code"/>
+      </w:pPr>
+    </w:p>
+    <w:p>
+      <w:pPr>
+        <w:pStyle w:val="Code"/>
+      </w:pPr>
+      <w:r>
+        <w:t>void setup()</w:t>
       </w:r>
     </w:p>
     <w:p>
@@ -1815,31 +1663,15 @@
         <w:pStyle w:val="Code"/>
       </w:pPr>
       <w:r>
-        <w:t xml:space="preserve">  </w:t>
-      </w:r>
-      <w:proofErr w:type="gramStart"/>
-      <w:r>
-        <w:t>lcd.begin</w:t>
-      </w:r>
-      <w:proofErr w:type="gramEnd"/>
-      <w:r>
-        <w:t>(16, 2);</w:t>
-      </w:r>
-    </w:p>
-    <w:p>
-      <w:pPr>
-        <w:pStyle w:val="Code"/>
-      </w:pPr>
-      <w:r>
-        <w:t xml:space="preserve">  </w:t>
-      </w:r>
-      <w:proofErr w:type="gramStart"/>
-      <w:r>
-        <w:t>lcd.setBacklight</w:t>
-      </w:r>
-      <w:proofErr w:type="gramEnd"/>
-      <w:r>
-        <w:t>(1);</w:t>
+        <w:t xml:space="preserve">  lcd.begin(16, 2);</w:t>
+      </w:r>
+    </w:p>
+    <w:p>
+      <w:pPr>
+        <w:pStyle w:val="Code"/>
+      </w:pPr>
+      <w:r>
+        <w:t xml:space="preserve">  lcd.setBacklight(1);</w:t>
       </w:r>
     </w:p>
     <w:p>
@@ -1860,15 +1692,7 @@
         <w:pStyle w:val="Code"/>
       </w:pPr>
       <w:r>
-        <w:t xml:space="preserve">  </w:t>
-      </w:r>
-      <w:proofErr w:type="gramStart"/>
-      <w:r>
-        <w:t>lcd.setCursor</w:t>
-      </w:r>
-      <w:proofErr w:type="gramEnd"/>
-      <w:r>
-        <w:t>(0,1);</w:t>
+        <w:t xml:space="preserve">  lcd.setCursor(0,1);</w:t>
       </w:r>
     </w:p>
     <w:p>
@@ -1884,15 +1708,7 @@
         <w:pStyle w:val="Code"/>
       </w:pPr>
       <w:r>
-        <w:t xml:space="preserve">  </w:t>
-      </w:r>
-      <w:proofErr w:type="gramStart"/>
-      <w:r>
-        <w:t>delay(</w:t>
-      </w:r>
-      <w:proofErr w:type="gramEnd"/>
-      <w:r>
-        <w:t>500);</w:t>
+        <w:t xml:space="preserve">  delay(500);</w:t>
       </w:r>
     </w:p>
     <w:p>
@@ -1913,15 +1729,7 @@
         <w:pStyle w:val="Code"/>
       </w:pPr>
       <w:r>
-        <w:t xml:space="preserve">void </w:t>
-      </w:r>
-      <w:proofErr w:type="gramStart"/>
-      <w:r>
-        <w:t>loop(</w:t>
-      </w:r>
-      <w:proofErr w:type="gramEnd"/>
-      <w:r>
-        <w:t>)</w:t>
+        <w:t>void loop()</w:t>
       </w:r>
     </w:p>
     <w:p>
@@ -1937,15 +1745,7 @@
         <w:pStyle w:val="Code"/>
       </w:pPr>
       <w:r>
-        <w:t xml:space="preserve">  </w:t>
-      </w:r>
-      <w:proofErr w:type="gramStart"/>
-      <w:r>
-        <w:t>lcd.setCursor</w:t>
-      </w:r>
-      <w:proofErr w:type="gramEnd"/>
-      <w:r>
-        <w:t>(0, 1);</w:t>
+        <w:t xml:space="preserve">  lcd.setCursor(0, 1);</w:t>
       </w:r>
     </w:p>
     <w:p>
@@ -1961,31 +1761,15 @@
         <w:pStyle w:val="Code"/>
       </w:pPr>
       <w:r>
-        <w:t xml:space="preserve">  </w:t>
-      </w:r>
-      <w:proofErr w:type="gramStart"/>
-      <w:r>
-        <w:t>lcd.setBacklight</w:t>
-      </w:r>
-      <w:proofErr w:type="gramEnd"/>
-      <w:r>
-        <w:t>(1);</w:t>
-      </w:r>
-    </w:p>
-    <w:p>
-      <w:pPr>
-        <w:pStyle w:val="Code"/>
-      </w:pPr>
-      <w:r>
-        <w:t xml:space="preserve">  </w:t>
-      </w:r>
-      <w:proofErr w:type="gramStart"/>
-      <w:r>
-        <w:t>delay(</w:t>
-      </w:r>
-      <w:proofErr w:type="gramEnd"/>
-      <w:r>
-        <w:t>500);</w:t>
+        <w:t xml:space="preserve">  lcd.setBacklight(1);</w:t>
+      </w:r>
+    </w:p>
+    <w:p>
+      <w:pPr>
+        <w:pStyle w:val="Code"/>
+      </w:pPr>
+      <w:r>
+        <w:t xml:space="preserve">  delay(500);</w:t>
       </w:r>
     </w:p>
     <w:p>
@@ -2291,15 +2075,7 @@
         <w:pStyle w:val="Code"/>
       </w:pPr>
       <w:r>
-        <w:t xml:space="preserve">int </w:t>
-      </w:r>
-      <w:proofErr w:type="gramStart"/>
-      <w:r>
-        <w:t>getTempManual(</w:t>
-      </w:r>
-      <w:proofErr w:type="gramEnd"/>
-      <w:r>
-        <w:t>) {</w:t>
+        <w:t>int getTempManual() {</w:t>
       </w:r>
     </w:p>
     <w:p>
@@ -2368,63 +2144,31 @@
         <w:pStyle w:val="Code"/>
       </w:pPr>
       <w:r>
-        <w:t xml:space="preserve">void </w:t>
-      </w:r>
-      <w:proofErr w:type="gramStart"/>
-      <w:r>
-        <w:t>showRgb(</w:t>
-      </w:r>
-      <w:proofErr w:type="gramEnd"/>
-      <w:r>
-        <w:t>int red, int green, int blue) {</w:t>
-      </w:r>
-    </w:p>
-    <w:p>
-      <w:pPr>
-        <w:pStyle w:val="Code"/>
-      </w:pPr>
-      <w:r>
-        <w:t xml:space="preserve">  </w:t>
-      </w:r>
-      <w:proofErr w:type="gramStart"/>
-      <w:r>
-        <w:t>digitalWrite(</w:t>
-      </w:r>
-      <w:proofErr w:type="gramEnd"/>
-      <w:r>
-        <w:t>redLed, red);</w:t>
-      </w:r>
-    </w:p>
-    <w:p>
-      <w:pPr>
-        <w:pStyle w:val="Code"/>
-      </w:pPr>
-      <w:r>
-        <w:t xml:space="preserve">  </w:t>
-      </w:r>
-      <w:proofErr w:type="gramStart"/>
-      <w:r>
-        <w:t>digitalWrite(</w:t>
-      </w:r>
-      <w:proofErr w:type="gramEnd"/>
-      <w:r>
-        <w:t>greenLed, green);</w:t>
-      </w:r>
-    </w:p>
-    <w:p>
-      <w:pPr>
-        <w:pStyle w:val="Code"/>
-      </w:pPr>
-      <w:r>
-        <w:t xml:space="preserve">  </w:t>
-      </w:r>
-      <w:proofErr w:type="gramStart"/>
-      <w:r>
-        <w:t>digitalWrite(</w:t>
-      </w:r>
-      <w:proofErr w:type="gramEnd"/>
-      <w:r>
-        <w:t>blueLed, blue);</w:t>
+        <w:t>void showRgb(int red, int green, int blue) {</w:t>
+      </w:r>
+    </w:p>
+    <w:p>
+      <w:pPr>
+        <w:pStyle w:val="Code"/>
+      </w:pPr>
+      <w:r>
+        <w:t>  digitalWrite(redLed, red);</w:t>
+      </w:r>
+    </w:p>
+    <w:p>
+      <w:pPr>
+        <w:pStyle w:val="Code"/>
+      </w:pPr>
+      <w:r>
+        <w:t>  digitalWrite(greenLed, green);</w:t>
+      </w:r>
+    </w:p>
+    <w:p>
+      <w:pPr>
+        <w:pStyle w:val="Code"/>
+      </w:pPr>
+      <w:r>
+        <w:t>  digitalWrite(blueLed, blue);</w:t>
       </w:r>
     </w:p>
     <w:p>
@@ -2445,15 +2189,7 @@
         <w:pStyle w:val="Code"/>
       </w:pPr>
       <w:r>
-        <w:t xml:space="preserve">void </w:t>
-      </w:r>
-      <w:proofErr w:type="gramStart"/>
-      <w:r>
-        <w:t>setup(</w:t>
-      </w:r>
-      <w:proofErr w:type="gramEnd"/>
-      <w:r>
-        <w:t>)</w:t>
+        <w:t>void setup()</w:t>
       </w:r>
     </w:p>
     <w:p>
@@ -2469,63 +2205,31 @@
         <w:pStyle w:val="Code"/>
       </w:pPr>
       <w:r>
-        <w:t xml:space="preserve">  </w:t>
-      </w:r>
-      <w:proofErr w:type="gramStart"/>
-      <w:r>
-        <w:t>pinMode(</w:t>
-      </w:r>
-      <w:proofErr w:type="gramEnd"/>
-      <w:r>
-        <w:t>greenLed, OUTPUT);</w:t>
-      </w:r>
-    </w:p>
-    <w:p>
-      <w:pPr>
-        <w:pStyle w:val="Code"/>
-      </w:pPr>
-      <w:r>
-        <w:t xml:space="preserve">  </w:t>
-      </w:r>
-      <w:proofErr w:type="gramStart"/>
-      <w:r>
-        <w:t>pinMode(</w:t>
-      </w:r>
-      <w:proofErr w:type="gramEnd"/>
-      <w:r>
-        <w:t>redLed, OUTPUT);</w:t>
-      </w:r>
-    </w:p>
-    <w:p>
-      <w:pPr>
-        <w:pStyle w:val="Code"/>
-      </w:pPr>
-      <w:r>
-        <w:t xml:space="preserve">  </w:t>
-      </w:r>
-      <w:proofErr w:type="gramStart"/>
-      <w:r>
-        <w:t>pinMode(</w:t>
-      </w:r>
-      <w:proofErr w:type="gramEnd"/>
-      <w:r>
-        <w:t>blueLed, OUTPUT);</w:t>
-      </w:r>
-    </w:p>
-    <w:p>
-      <w:pPr>
-        <w:pStyle w:val="Code"/>
-      </w:pPr>
-      <w:r>
-        <w:t xml:space="preserve">  </w:t>
-      </w:r>
-      <w:proofErr w:type="gramStart"/>
-      <w:r>
-        <w:t>pinMode(</w:t>
-      </w:r>
-      <w:proofErr w:type="gramEnd"/>
-      <w:r>
-        <w:t>tempPin, INPUT);</w:t>
+        <w:t>  pinMode(greenLed, OUTPUT);</w:t>
+      </w:r>
+    </w:p>
+    <w:p>
+      <w:pPr>
+        <w:pStyle w:val="Code"/>
+      </w:pPr>
+      <w:r>
+        <w:t>  pinMode(redLed, OUTPUT);</w:t>
+      </w:r>
+    </w:p>
+    <w:p>
+      <w:pPr>
+        <w:pStyle w:val="Code"/>
+      </w:pPr>
+      <w:r>
+        <w:t>  pinMode(blueLed, OUTPUT);</w:t>
+      </w:r>
+    </w:p>
+    <w:p>
+      <w:pPr>
+        <w:pStyle w:val="Code"/>
+      </w:pPr>
+      <w:r>
+        <w:t>  pinMode(tempPin, INPUT);</w:t>
       </w:r>
     </w:p>
     <w:p>
@@ -2554,15 +2258,7 @@
         <w:pStyle w:val="Code"/>
       </w:pPr>
       <w:r>
-        <w:t xml:space="preserve">void </w:t>
-      </w:r>
-      <w:proofErr w:type="gramStart"/>
-      <w:r>
-        <w:t>loop(</w:t>
-      </w:r>
-      <w:proofErr w:type="gramEnd"/>
-      <w:r>
-        <w:t>)</w:t>
+        <w:t>void loop()</w:t>
       </w:r>
     </w:p>
     <w:p>
@@ -2578,15 +2274,7 @@
         <w:pStyle w:val="Code"/>
       </w:pPr>
       <w:r>
-        <w:t>  int temperature=</w:t>
-      </w:r>
-      <w:proofErr w:type="gramStart"/>
-      <w:r>
-        <w:t>getTempManual(</w:t>
-      </w:r>
-      <w:proofErr w:type="gramEnd"/>
-      <w:r>
-        <w:t>);</w:t>
+        <w:t>  int temperature=getTempManual();</w:t>
       </w:r>
     </w:p>
     <w:p>
@@ -2618,15 +2306,7 @@
         <w:pStyle w:val="Code"/>
       </w:pPr>
       <w:r>
-        <w:t xml:space="preserve">    </w:t>
-      </w:r>
-      <w:proofErr w:type="gramStart"/>
-      <w:r>
-        <w:t>showRgb(</w:t>
-      </w:r>
-      <w:proofErr w:type="gramEnd"/>
-      <w:r>
-        <w:t>0,0,255);</w:t>
+        <w:t>    showRgb(0,0,255);</w:t>
       </w:r>
     </w:p>
     <w:p>
@@ -2650,15 +2330,7 @@
         <w:pStyle w:val="Code"/>
       </w:pPr>
       <w:r>
-        <w:t xml:space="preserve">    </w:t>
-      </w:r>
-      <w:proofErr w:type="gramStart"/>
-      <w:r>
-        <w:t>showRgb(</w:t>
-      </w:r>
-      <w:proofErr w:type="gramEnd"/>
-      <w:r>
-        <w:t>0,255,0);</w:t>
+        <w:t>    showRgb(0,255,0);</w:t>
       </w:r>
     </w:p>
     <w:p>
@@ -2682,15 +2354,7 @@
         <w:pStyle w:val="Code"/>
       </w:pPr>
       <w:r>
-        <w:t xml:space="preserve">    </w:t>
-      </w:r>
-      <w:proofErr w:type="gramStart"/>
-      <w:r>
-        <w:t>showRgb(</w:t>
-      </w:r>
-      <w:proofErr w:type="gramEnd"/>
-      <w:r>
-        <w:t>255,0,0);</w:t>
+        <w:t>    showRgb(255,0,0);</w:t>
       </w:r>
     </w:p>
     <w:p>
@@ -2706,15 +2370,7 @@
         <w:pStyle w:val="Code"/>
       </w:pPr>
       <w:r>
-        <w:t xml:space="preserve">  </w:t>
-      </w:r>
-      <w:proofErr w:type="gramStart"/>
-      <w:r>
-        <w:t>delay(</w:t>
-      </w:r>
-      <w:proofErr w:type="gramEnd"/>
-      <w:r>
-        <w:t>100);</w:t>
+        <w:t>  delay(100);</w:t>
       </w:r>
     </w:p>
     <w:p>
@@ -2777,6 +2433,9 @@
     <w:p>
       <w:pPr>
         <w:pStyle w:val="P"/>
+        <w:rPr>
+          <w:lang w:val="en-US"/>
+        </w:rPr>
       </w:pPr>
       <w:r>
         <w:t xml:space="preserve">Датчик температури і 4-піновий </w:t>
@@ -2808,9 +2467,74 @@
     <w:p>
       <w:pPr>
         <w:pStyle w:val="P"/>
-      </w:pPr>
-      <w:r>
-        <w:t>Проєкт.</w:t>
+        <w:rPr>
+          <w:lang w:val="en-US"/>
+        </w:rPr>
+      </w:pPr>
+      <w:r>
+        <w:t xml:space="preserve">Тоді текст не показувався на двох рядках, це було бо не додано рядок </w:t>
+      </w:r>
+      <w:r>
+        <w:rPr>
+          <w:rStyle w:val="CodeChar"/>
+        </w:rPr>
+        <w:t>lcd.begin(16,2);</w:t>
+      </w:r>
+      <w:r>
+        <w:rPr>
+          <w:lang w:val="en-US"/>
+        </w:rPr>
+        <w:t xml:space="preserve"> </w:t>
+      </w:r>
+      <w:r>
+        <w:t>при запуску.</w:t>
+      </w:r>
+      <w:r>
+        <w:t xml:space="preserve"> Виправлено після перегляду </w:t>
+      </w:r>
+      <w:hyperlink r:id="rId16" w:history="1">
+        <w:r>
+          <w:rPr>
+            <w:rStyle w:val="a4"/>
+          </w:rPr>
+          <w:t>іншого публічного проєкту</w:t>
+        </w:r>
+      </w:hyperlink>
+      <w:r>
+        <w:t>.</w:t>
+      </w:r>
+    </w:p>
+    <w:p>
+      <w:pPr>
+        <w:pStyle w:val="P"/>
+      </w:pPr>
+      <w:hyperlink r:id="rId17" w:history="1">
+        <w:r>
+          <w:rPr>
+            <w:rStyle w:val="a4"/>
+          </w:rPr>
+          <w:t>Перший п</w:t>
+        </w:r>
+        <w:r>
+          <w:rPr>
+            <w:rStyle w:val="a4"/>
+          </w:rPr>
+          <w:t>роєкт</w:t>
+        </w:r>
+      </w:hyperlink>
+      <w:r>
+        <w:t>.</w:t>
+      </w:r>
+    </w:p>
+    <w:p>
+      <w:pPr>
+        <w:pStyle w:val="P"/>
+      </w:pPr>
+      <w:r>
+        <w:t xml:space="preserve">Другий </w:t>
+      </w:r>
+      <w:r>
+        <w:t>проєкт.</w:t>
       </w:r>
     </w:p>
     <w:p>
@@ -2848,6 +2572,7 @@
         <w:rPr>
           <w:lang w:val="en-US"/>
         </w:rPr>
+        <w:lastRenderedPageBreak/>
         <w:drawing>
           <wp:inline distT="0" distB="0" distL="0" distR="0" wp14:anchorId="63687E96" wp14:editId="29D69E9E">
             <wp:extent cx="5731510" cy="4612640"/>
@@ -2864,7 +2589,7 @@
                     <pic:cNvPicPr/>
                   </pic:nvPicPr>
                   <pic:blipFill>
-                    <a:blip r:embed="rId16"/>
+                    <a:blip r:embed="rId18"/>
                     <a:stretch>
                       <a:fillRect/>
                     </a:stretch>
@@ -2890,14 +2615,70 @@
         <w:pStyle w:val="P"/>
       </w:pPr>
       <w:r>
+        <w:t>Рисунок 4.0 – Невдала спроба в роботі</w:t>
+      </w:r>
+    </w:p>
+    <w:p>
+      <w:pPr>
+        <w:pStyle w:val="P"/>
+      </w:pPr>
+    </w:p>
+    <w:p>
+      <w:pPr>
+        <w:pStyle w:val="P"/>
+        <w:rPr>
+          <w:lang w:val="en-US"/>
+        </w:rPr>
+      </w:pPr>
+      <w:r>
+        <w:rPr>
+          <w:lang w:val="en-US"/>
+        </w:rPr>
         <w:lastRenderedPageBreak/>
-        <w:t>Рисунок 4.0 – Невдала спроба в роботі</w:t>
-      </w:r>
-    </w:p>
-    <w:p>
-      <w:pPr>
-        <w:pStyle w:val="P"/>
-      </w:pPr>
+        <w:drawing>
+          <wp:inline distT="0" distB="0" distL="0" distR="0" wp14:anchorId="6617917D" wp14:editId="0E652532">
+            <wp:extent cx="5731510" cy="8467725"/>
+            <wp:effectExtent l="0" t="0" r="2540" b="9525"/>
+            <wp:docPr id="1156197668" name="Рисунок 1" descr="Зображення, що містить текст, Електронна інженерія, схема, електроніка&#10;&#10;Вміст, створений ШІ, може бути неправильним."/>
+            <wp:cNvGraphicFramePr>
+              <a:graphicFrameLocks xmlns:a="http://schemas.openxmlformats.org/drawingml/2006/main" noChangeAspect="1"/>
+            </wp:cNvGraphicFramePr>
+            <a:graphic xmlns:a="http://schemas.openxmlformats.org/drawingml/2006/main">
+              <a:graphicData uri="http://schemas.openxmlformats.org/drawingml/2006/picture">
+                <pic:pic xmlns:pic="http://schemas.openxmlformats.org/drawingml/2006/picture">
+                  <pic:nvPicPr>
+                    <pic:cNvPr id="1156197668" name="Рисунок 1" descr="Зображення, що містить текст, Електронна інженерія, схема, електроніка&#10;&#10;Вміст, створений ШІ, може бути неправильним."/>
+                    <pic:cNvPicPr/>
+                  </pic:nvPicPr>
+                  <pic:blipFill>
+                    <a:blip r:embed="rId19"/>
+                    <a:stretch>
+                      <a:fillRect/>
+                    </a:stretch>
+                  </pic:blipFill>
+                  <pic:spPr>
+                    <a:xfrm>
+                      <a:off x="0" y="0"/>
+                      <a:ext cx="5731510" cy="8467725"/>
+                    </a:xfrm>
+                    <a:prstGeom prst="rect">
+                      <a:avLst/>
+                    </a:prstGeom>
+                  </pic:spPr>
+                </pic:pic>
+              </a:graphicData>
+            </a:graphic>
+          </wp:inline>
+        </w:drawing>
+      </w:r>
+    </w:p>
+    <w:p>
+      <w:pPr>
+        <w:pStyle w:val="P"/>
+      </w:pPr>
+      <w:r>
+        <w:t>Рисунок 4.1 – Перша схема в роботі</w:t>
+      </w:r>
     </w:p>
     <w:p>
       <w:pPr>
@@ -2909,7 +2690,269 @@
         <w:pStyle w:val="H3"/>
       </w:pPr>
       <w:r>
-        <w:t>Код</w:t>
+        <w:t>Перший код</w:t>
+      </w:r>
+    </w:p>
+    <w:p>
+      <w:pPr>
+        <w:pStyle w:val="P"/>
+      </w:pPr>
+    </w:p>
+    <w:p>
+      <w:pPr>
+        <w:pStyle w:val="Code"/>
+      </w:pPr>
+      <w:r>
+        <w:t>#include &lt;LiquidCrystal.h&gt;</w:t>
+      </w:r>
+    </w:p>
+    <w:p>
+      <w:pPr>
+        <w:pStyle w:val="Code"/>
+      </w:pPr>
+    </w:p>
+    <w:p>
+      <w:pPr>
+        <w:pStyle w:val="Code"/>
+      </w:pPr>
+      <w:r>
+        <w:t>int tempPin=A1;</w:t>
+      </w:r>
+    </w:p>
+    <w:p>
+      <w:pPr>
+        <w:pStyle w:val="Code"/>
+      </w:pPr>
+      <w:r>
+        <w:t>int rs=12,en=11,d4=5,d5=4,d6=3,d7=2;</w:t>
+      </w:r>
+    </w:p>
+    <w:p>
+      <w:pPr>
+        <w:pStyle w:val="Code"/>
+      </w:pPr>
+      <w:r>
+        <w:t>LiquidCrystal lcd(rs,en,d4,d5,d6,d7);</w:t>
+      </w:r>
+    </w:p>
+    <w:p>
+      <w:pPr>
+        <w:pStyle w:val="Code"/>
+      </w:pPr>
+    </w:p>
+    <w:p>
+      <w:pPr>
+        <w:pStyle w:val="Code"/>
+      </w:pPr>
+      <w:r>
+        <w:t>void setup()</w:t>
+      </w:r>
+    </w:p>
+    <w:p>
+      <w:pPr>
+        <w:pStyle w:val="Code"/>
+      </w:pPr>
+      <w:r>
+        <w:t>{</w:t>
+      </w:r>
+    </w:p>
+    <w:p>
+      <w:pPr>
+        <w:pStyle w:val="Code"/>
+      </w:pPr>
+      <w:r>
+        <w:t>  lcd.begin(16,2);</w:t>
+      </w:r>
+    </w:p>
+    <w:p>
+      <w:pPr>
+        <w:pStyle w:val="Code"/>
+      </w:pPr>
+      <w:r>
+        <w:t>  pinMode(tempPin, INPUT);</w:t>
+      </w:r>
+    </w:p>
+    <w:p>
+      <w:pPr>
+        <w:pStyle w:val="Code"/>
+      </w:pPr>
+      <w:r>
+        <w:t>  Serial.begin(9600);</w:t>
+      </w:r>
+    </w:p>
+    <w:p>
+      <w:pPr>
+        <w:pStyle w:val="Code"/>
+      </w:pPr>
+      <w:r>
+        <w:t>}</w:t>
+      </w:r>
+    </w:p>
+    <w:p>
+      <w:pPr>
+        <w:pStyle w:val="Code"/>
+      </w:pPr>
+    </w:p>
+    <w:p>
+      <w:pPr>
+        <w:pStyle w:val="Code"/>
+      </w:pPr>
+      <w:r>
+        <w:t>void loop()</w:t>
+      </w:r>
+    </w:p>
+    <w:p>
+      <w:pPr>
+        <w:pStyle w:val="Code"/>
+      </w:pPr>
+      <w:r>
+        <w:t>{</w:t>
+      </w:r>
+    </w:p>
+    <w:p>
+      <w:pPr>
+        <w:pStyle w:val="Code"/>
+      </w:pPr>
+      <w:r>
+        <w:t>  float temperature=analogRead(tempPin)*0.004882814;</w:t>
+      </w:r>
+    </w:p>
+    <w:p>
+      <w:pPr>
+        <w:pStyle w:val="Code"/>
+      </w:pPr>
+      <w:r>
+        <w:t>  temperature=(temperature-0.5)*100.0;</w:t>
+      </w:r>
+    </w:p>
+    <w:p>
+      <w:pPr>
+        <w:pStyle w:val="Code"/>
+      </w:pPr>
+      <w:r>
+        <w:t>  int tmp=round(temperature);</w:t>
+      </w:r>
+    </w:p>
+    <w:p>
+      <w:pPr>
+        <w:pStyle w:val="Code"/>
+      </w:pPr>
+      <w:r>
+        <w:t xml:space="preserve">  </w:t>
+      </w:r>
+    </w:p>
+    <w:p>
+      <w:pPr>
+        <w:pStyle w:val="Code"/>
+      </w:pPr>
+      <w:r>
+        <w:t>  lcd.setCursor(0,0);</w:t>
+      </w:r>
+    </w:p>
+    <w:p>
+      <w:pPr>
+        <w:pStyle w:val="Code"/>
+      </w:pPr>
+      <w:r>
+        <w:t>  lcd.print(tmp);</w:t>
+      </w:r>
+    </w:p>
+    <w:p>
+      <w:pPr>
+        <w:pStyle w:val="Code"/>
+      </w:pPr>
+      <w:r>
+        <w:t>  lcd.print(" C");</w:t>
+      </w:r>
+    </w:p>
+    <w:p>
+      <w:pPr>
+        <w:pStyle w:val="Code"/>
+      </w:pPr>
+      <w:r>
+        <w:t xml:space="preserve">  </w:t>
+      </w:r>
+    </w:p>
+    <w:p>
+      <w:pPr>
+        <w:pStyle w:val="Code"/>
+      </w:pPr>
+      <w:r>
+        <w:t>  int filled=map(tmp, -40, 125, 1, 16);</w:t>
+      </w:r>
+    </w:p>
+    <w:p>
+      <w:pPr>
+        <w:pStyle w:val="Code"/>
+      </w:pPr>
+      <w:r>
+        <w:t>  lcd.setCursor(0,1);</w:t>
+      </w:r>
+    </w:p>
+    <w:p>
+      <w:pPr>
+        <w:pStyle w:val="Code"/>
+      </w:pPr>
+      <w:r>
+        <w:t>  for(int i=0; i&lt;filled; i++){</w:t>
+      </w:r>
+    </w:p>
+    <w:p>
+      <w:pPr>
+        <w:pStyle w:val="Code"/>
+      </w:pPr>
+      <w:r>
+        <w:t>    lcd.print("-");</w:t>
+      </w:r>
+    </w:p>
+    <w:p>
+      <w:pPr>
+        <w:pStyle w:val="Code"/>
+      </w:pPr>
+      <w:r>
+        <w:t>  }</w:t>
+      </w:r>
+    </w:p>
+    <w:p>
+      <w:pPr>
+        <w:pStyle w:val="Code"/>
+      </w:pPr>
+    </w:p>
+    <w:p>
+      <w:pPr>
+        <w:pStyle w:val="Code"/>
+      </w:pPr>
+      <w:r>
+        <w:t>  delay(100);</w:t>
+      </w:r>
+    </w:p>
+    <w:p>
+      <w:pPr>
+        <w:pStyle w:val="Code"/>
+      </w:pPr>
+      <w:r>
+        <w:t>  lcd.clear();</w:t>
+      </w:r>
+    </w:p>
+    <w:p>
+      <w:pPr>
+        <w:pStyle w:val="Code"/>
+      </w:pPr>
+      <w:r>
+        <w:t>}</w:t>
+      </w:r>
+    </w:p>
+    <w:p>
+      <w:pPr>
+        <w:pStyle w:val="P"/>
+      </w:pPr>
+    </w:p>
+    <w:p>
+      <w:pPr>
+        <w:pStyle w:val="H3"/>
+      </w:pPr>
+      <w:r>
+        <w:t>Другий код</w:t>
       </w:r>
     </w:p>
     <w:p>
@@ -3077,6 +3120,7 @@
           <w:iCs/>
           <w:lang w:val="en-US"/>
         </w:rPr>
+        <w:lastRenderedPageBreak/>
         <w:t>2</w:t>
       </w:r>
       <w:r>
@@ -3157,7 +3201,6 @@
         <w:pStyle w:val="P"/>
       </w:pPr>
       <w:r>
-        <w:lastRenderedPageBreak/>
         <w:t xml:space="preserve">Таким чином, було ознайомлено </w:t>
       </w:r>
       <w:r>

--- a/32IV Inzhenerija vbudovanyh/6/KNT-122_Onyshchenko_Variant-19_PR5.docx
+++ b/32IV Inzhenerija vbudovanyh/6/KNT-122_Onyshchenko_Variant-19_PR5.docx
@@ -1011,7 +1011,15 @@
         <w:pStyle w:val="Code"/>
       </w:pPr>
       <w:r>
-        <w:t>int getTempMap() {</w:t>
+        <w:t xml:space="preserve">int </w:t>
+      </w:r>
+      <w:proofErr w:type="gramStart"/>
+      <w:r>
+        <w:t>getTempMap(</w:t>
+      </w:r>
+      <w:proofErr w:type="gramEnd"/>
+      <w:r>
+        <w:t>) {</w:t>
       </w:r>
     </w:p>
     <w:p>
@@ -1027,7 +1035,15 @@
         <w:pStyle w:val="Code"/>
       </w:pPr>
       <w:r>
-        <w:t xml:space="preserve">  int degreesCelcius=map(((value-20)*3.04), 0, 1023, -40, 125);</w:t>
+        <w:t xml:space="preserve">  int degreesCelcius=map(((value-</w:t>
+      </w:r>
+      <w:proofErr w:type="gramStart"/>
+      <w:r>
+        <w:t>20)*</w:t>
+      </w:r>
+      <w:proofErr w:type="gramEnd"/>
+      <w:r>
+        <w:t>3.04), 0, 1023, -40, 125);</w:t>
       </w:r>
     </w:p>
     <w:p>
@@ -1056,7 +1072,15 @@
         <w:pStyle w:val="Code"/>
       </w:pPr>
       <w:r>
-        <w:t>int getTempManual() {</w:t>
+        <w:t xml:space="preserve">int </w:t>
+      </w:r>
+      <w:proofErr w:type="gramStart"/>
+      <w:r>
+        <w:t>getTempManual(</w:t>
+      </w:r>
+      <w:proofErr w:type="gramEnd"/>
+      <w:r>
+        <w:t>) {</w:t>
       </w:r>
     </w:p>
     <w:p>
@@ -1125,7 +1149,15 @@
         <w:pStyle w:val="Code"/>
       </w:pPr>
       <w:r>
-        <w:t>void setup()</w:t>
+        <w:t xml:space="preserve">void </w:t>
+      </w:r>
+      <w:proofErr w:type="gramStart"/>
+      <w:r>
+        <w:t>setup(</w:t>
+      </w:r>
+      <w:proofErr w:type="gramEnd"/>
+      <w:r>
+        <w:t>)</w:t>
       </w:r>
     </w:p>
     <w:p>
@@ -1141,31 +1173,63 @@
         <w:pStyle w:val="Code"/>
       </w:pPr>
       <w:r>
-        <w:t xml:space="preserve">  pinMode(greenLed, OUTPUT);</w:t>
-      </w:r>
-    </w:p>
-    <w:p>
-      <w:pPr>
-        <w:pStyle w:val="Code"/>
-      </w:pPr>
-      <w:r>
-        <w:t xml:space="preserve">  pinMode(yellowLed, OUTPUT);</w:t>
-      </w:r>
-    </w:p>
-    <w:p>
-      <w:pPr>
-        <w:pStyle w:val="Code"/>
-      </w:pPr>
-      <w:r>
-        <w:t xml:space="preserve">  pinMode(orangeLed, OUTPUT);</w:t>
-      </w:r>
-    </w:p>
-    <w:p>
-      <w:pPr>
-        <w:pStyle w:val="Code"/>
-      </w:pPr>
-      <w:r>
-        <w:t xml:space="preserve">  pinMode(tempPin, INPUT);</w:t>
+        <w:t xml:space="preserve">  </w:t>
+      </w:r>
+      <w:proofErr w:type="gramStart"/>
+      <w:r>
+        <w:t>pinMode(</w:t>
+      </w:r>
+      <w:proofErr w:type="gramEnd"/>
+      <w:r>
+        <w:t>greenLed, OUTPUT);</w:t>
+      </w:r>
+    </w:p>
+    <w:p>
+      <w:pPr>
+        <w:pStyle w:val="Code"/>
+      </w:pPr>
+      <w:r>
+        <w:t xml:space="preserve">  </w:t>
+      </w:r>
+      <w:proofErr w:type="gramStart"/>
+      <w:r>
+        <w:t>pinMode(</w:t>
+      </w:r>
+      <w:proofErr w:type="gramEnd"/>
+      <w:r>
+        <w:t>yellowLed, OUTPUT);</w:t>
+      </w:r>
+    </w:p>
+    <w:p>
+      <w:pPr>
+        <w:pStyle w:val="Code"/>
+      </w:pPr>
+      <w:r>
+        <w:t xml:space="preserve">  </w:t>
+      </w:r>
+      <w:proofErr w:type="gramStart"/>
+      <w:r>
+        <w:t>pinMode(</w:t>
+      </w:r>
+      <w:proofErr w:type="gramEnd"/>
+      <w:r>
+        <w:t>orangeLed, OUTPUT);</w:t>
+      </w:r>
+    </w:p>
+    <w:p>
+      <w:pPr>
+        <w:pStyle w:val="Code"/>
+      </w:pPr>
+      <w:r>
+        <w:t xml:space="preserve">  </w:t>
+      </w:r>
+      <w:proofErr w:type="gramStart"/>
+      <w:r>
+        <w:t>pinMode(</w:t>
+      </w:r>
+      <w:proofErr w:type="gramEnd"/>
+      <w:r>
+        <w:t>tempPin, INPUT);</w:t>
       </w:r>
     </w:p>
     <w:p>
@@ -1194,7 +1258,15 @@
         <w:pStyle w:val="Code"/>
       </w:pPr>
       <w:r>
-        <w:t>void loop()</w:t>
+        <w:t xml:space="preserve">void </w:t>
+      </w:r>
+      <w:proofErr w:type="gramStart"/>
+      <w:r>
+        <w:t>loop(</w:t>
+      </w:r>
+      <w:proofErr w:type="gramEnd"/>
+      <w:r>
+        <w:t>)</w:t>
       </w:r>
     </w:p>
     <w:p>
@@ -1210,7 +1282,15 @@
         <w:pStyle w:val="Code"/>
       </w:pPr>
       <w:r>
-        <w:t xml:space="preserve">  int temperature=getTempManual();</w:t>
+        <w:t xml:space="preserve">  int temperature=</w:t>
+      </w:r>
+      <w:proofErr w:type="gramStart"/>
+      <w:r>
+        <w:t>getTempManual(</w:t>
+      </w:r>
+      <w:proofErr w:type="gramEnd"/>
+      <w:r>
+        <w:t>);</w:t>
       </w:r>
     </w:p>
     <w:p>
@@ -1234,7 +1314,15 @@
         <w:pStyle w:val="Code"/>
       </w:pPr>
       <w:r>
-        <w:t xml:space="preserve">    digitalWrite(greenLed, HIGH);</w:t>
+        <w:t xml:space="preserve">    </w:t>
+      </w:r>
+      <w:proofErr w:type="gramStart"/>
+      <w:r>
+        <w:t>digitalWrite(</w:t>
+      </w:r>
+      <w:proofErr w:type="gramEnd"/>
+      <w:r>
+        <w:t>greenLed, HIGH);</w:t>
       </w:r>
     </w:p>
     <w:p>
@@ -1250,7 +1338,15 @@
         <w:pStyle w:val="Code"/>
       </w:pPr>
       <w:r>
-        <w:t xml:space="preserve">    digitalWrite(greenLed, LOW);</w:t>
+        <w:t xml:space="preserve">    </w:t>
+      </w:r>
+      <w:proofErr w:type="gramStart"/>
+      <w:r>
+        <w:t>digitalWrite(</w:t>
+      </w:r>
+      <w:proofErr w:type="gramEnd"/>
+      <w:r>
+        <w:t>greenLed, LOW);</w:t>
       </w:r>
     </w:p>
     <w:p>
@@ -1274,7 +1370,15 @@
         <w:pStyle w:val="Code"/>
       </w:pPr>
       <w:r>
-        <w:t xml:space="preserve">    digitalWrite(yellowLed, HIGH);</w:t>
+        <w:t xml:space="preserve">    </w:t>
+      </w:r>
+      <w:proofErr w:type="gramStart"/>
+      <w:r>
+        <w:t>digitalWrite(</w:t>
+      </w:r>
+      <w:proofErr w:type="gramEnd"/>
+      <w:r>
+        <w:t>yellowLed, HIGH);</w:t>
       </w:r>
     </w:p>
     <w:p>
@@ -1290,7 +1394,15 @@
         <w:pStyle w:val="Code"/>
       </w:pPr>
       <w:r>
-        <w:t xml:space="preserve">    digitalWrite(yellowLed, LOW);</w:t>
+        <w:t xml:space="preserve">    </w:t>
+      </w:r>
+      <w:proofErr w:type="gramStart"/>
+      <w:r>
+        <w:t>digitalWrite(</w:t>
+      </w:r>
+      <w:proofErr w:type="gramEnd"/>
+      <w:r>
+        <w:t>yellowLed, LOW);</w:t>
       </w:r>
     </w:p>
     <w:p>
@@ -1314,7 +1426,15 @@
         <w:pStyle w:val="Code"/>
       </w:pPr>
       <w:r>
-        <w:t xml:space="preserve">    digitalWrite(orangeLed, HIGH);</w:t>
+        <w:t xml:space="preserve">    </w:t>
+      </w:r>
+      <w:proofErr w:type="gramStart"/>
+      <w:r>
+        <w:t>digitalWrite(</w:t>
+      </w:r>
+      <w:proofErr w:type="gramEnd"/>
+      <w:r>
+        <w:t>orangeLed, HIGH);</w:t>
       </w:r>
     </w:p>
     <w:p>
@@ -1330,7 +1450,15 @@
         <w:pStyle w:val="Code"/>
       </w:pPr>
       <w:r>
-        <w:t xml:space="preserve">    digitalWrite(orangeLed, LOW);</w:t>
+        <w:t xml:space="preserve">    </w:t>
+      </w:r>
+      <w:proofErr w:type="gramStart"/>
+      <w:r>
+        <w:t>digitalWrite(</w:t>
+      </w:r>
+      <w:proofErr w:type="gramEnd"/>
+      <w:r>
+        <w:t>orangeLed, LOW);</w:t>
       </w:r>
     </w:p>
     <w:p>
@@ -1347,7 +1475,15 @@
       </w:pPr>
       <w:r>
         <w:lastRenderedPageBreak/>
-        <w:t xml:space="preserve">  delay(100);</w:t>
+        <w:t xml:space="preserve">  </w:t>
+      </w:r>
+      <w:proofErr w:type="gramStart"/>
+      <w:r>
+        <w:t>delay(</w:t>
+      </w:r>
+      <w:proofErr w:type="gramEnd"/>
+      <w:r>
+        <w:t>100);</w:t>
       </w:r>
     </w:p>
     <w:p>
@@ -1634,20 +1770,36 @@
         <w:pStyle w:val="Code"/>
       </w:pPr>
       <w:r>
-        <w:t>Adafruit_LiquidCrystal lcd(0);</w:t>
-      </w:r>
-    </w:p>
-    <w:p>
-      <w:pPr>
-        <w:pStyle w:val="Code"/>
-      </w:pPr>
-    </w:p>
-    <w:p>
-      <w:pPr>
-        <w:pStyle w:val="Code"/>
-      </w:pPr>
-      <w:r>
-        <w:t>void setup()</w:t>
+        <w:t xml:space="preserve">Adafruit_LiquidCrystal </w:t>
+      </w:r>
+      <w:proofErr w:type="gramStart"/>
+      <w:r>
+        <w:t>lcd(</w:t>
+      </w:r>
+      <w:proofErr w:type="gramEnd"/>
+      <w:r>
+        <w:t>0);</w:t>
+      </w:r>
+    </w:p>
+    <w:p>
+      <w:pPr>
+        <w:pStyle w:val="Code"/>
+      </w:pPr>
+    </w:p>
+    <w:p>
+      <w:pPr>
+        <w:pStyle w:val="Code"/>
+      </w:pPr>
+      <w:r>
+        <w:t xml:space="preserve">void </w:t>
+      </w:r>
+      <w:proofErr w:type="gramStart"/>
+      <w:r>
+        <w:t>setup(</w:t>
+      </w:r>
+      <w:proofErr w:type="gramEnd"/>
+      <w:r>
+        <w:t>)</w:t>
       </w:r>
     </w:p>
     <w:p>
@@ -1663,15 +1815,31 @@
         <w:pStyle w:val="Code"/>
       </w:pPr>
       <w:r>
-        <w:t xml:space="preserve">  lcd.begin(16, 2);</w:t>
-      </w:r>
-    </w:p>
-    <w:p>
-      <w:pPr>
-        <w:pStyle w:val="Code"/>
-      </w:pPr>
-      <w:r>
-        <w:t xml:space="preserve">  lcd.setBacklight(1);</w:t>
+        <w:t xml:space="preserve">  </w:t>
+      </w:r>
+      <w:proofErr w:type="gramStart"/>
+      <w:r>
+        <w:t>lcd.begin</w:t>
+      </w:r>
+      <w:proofErr w:type="gramEnd"/>
+      <w:r>
+        <w:t>(16, 2);</w:t>
+      </w:r>
+    </w:p>
+    <w:p>
+      <w:pPr>
+        <w:pStyle w:val="Code"/>
+      </w:pPr>
+      <w:r>
+        <w:t xml:space="preserve">  </w:t>
+      </w:r>
+      <w:proofErr w:type="gramStart"/>
+      <w:r>
+        <w:t>lcd.setBacklight</w:t>
+      </w:r>
+      <w:proofErr w:type="gramEnd"/>
+      <w:r>
+        <w:t>(1);</w:t>
       </w:r>
     </w:p>
     <w:p>
@@ -1692,7 +1860,15 @@
         <w:pStyle w:val="Code"/>
       </w:pPr>
       <w:r>
-        <w:t xml:space="preserve">  lcd.setCursor(0,1);</w:t>
+        <w:t xml:space="preserve">  </w:t>
+      </w:r>
+      <w:proofErr w:type="gramStart"/>
+      <w:r>
+        <w:t>lcd.setCursor</w:t>
+      </w:r>
+      <w:proofErr w:type="gramEnd"/>
+      <w:r>
+        <w:t>(0,1);</w:t>
       </w:r>
     </w:p>
     <w:p>
@@ -1708,7 +1884,15 @@
         <w:pStyle w:val="Code"/>
       </w:pPr>
       <w:r>
-        <w:t xml:space="preserve">  delay(500);</w:t>
+        <w:t xml:space="preserve">  </w:t>
+      </w:r>
+      <w:proofErr w:type="gramStart"/>
+      <w:r>
+        <w:t>delay(</w:t>
+      </w:r>
+      <w:proofErr w:type="gramEnd"/>
+      <w:r>
+        <w:t>500);</w:t>
       </w:r>
     </w:p>
     <w:p>
@@ -1729,7 +1913,15 @@
         <w:pStyle w:val="Code"/>
       </w:pPr>
       <w:r>
-        <w:t>void loop()</w:t>
+        <w:t xml:space="preserve">void </w:t>
+      </w:r>
+      <w:proofErr w:type="gramStart"/>
+      <w:r>
+        <w:t>loop(</w:t>
+      </w:r>
+      <w:proofErr w:type="gramEnd"/>
+      <w:r>
+        <w:t>)</w:t>
       </w:r>
     </w:p>
     <w:p>
@@ -1745,7 +1937,15 @@
         <w:pStyle w:val="Code"/>
       </w:pPr>
       <w:r>
-        <w:t xml:space="preserve">  lcd.setCursor(0, 1);</w:t>
+        <w:t xml:space="preserve">  </w:t>
+      </w:r>
+      <w:proofErr w:type="gramStart"/>
+      <w:r>
+        <w:t>lcd.setCursor</w:t>
+      </w:r>
+      <w:proofErr w:type="gramEnd"/>
+      <w:r>
+        <w:t>(0, 1);</w:t>
       </w:r>
     </w:p>
     <w:p>
@@ -1761,15 +1961,31 @@
         <w:pStyle w:val="Code"/>
       </w:pPr>
       <w:r>
-        <w:t xml:space="preserve">  lcd.setBacklight(1);</w:t>
-      </w:r>
-    </w:p>
-    <w:p>
-      <w:pPr>
-        <w:pStyle w:val="Code"/>
-      </w:pPr>
-      <w:r>
-        <w:t xml:space="preserve">  delay(500);</w:t>
+        <w:t xml:space="preserve">  </w:t>
+      </w:r>
+      <w:proofErr w:type="gramStart"/>
+      <w:r>
+        <w:t>lcd.setBacklight</w:t>
+      </w:r>
+      <w:proofErr w:type="gramEnd"/>
+      <w:r>
+        <w:t>(1);</w:t>
+      </w:r>
+    </w:p>
+    <w:p>
+      <w:pPr>
+        <w:pStyle w:val="Code"/>
+      </w:pPr>
+      <w:r>
+        <w:t xml:space="preserve">  </w:t>
+      </w:r>
+      <w:proofErr w:type="gramStart"/>
+      <w:r>
+        <w:t>delay(</w:t>
+      </w:r>
+      <w:proofErr w:type="gramEnd"/>
+      <w:r>
+        <w:t>500);</w:t>
       </w:r>
     </w:p>
     <w:p>
@@ -2075,7 +2291,15 @@
         <w:pStyle w:val="Code"/>
       </w:pPr>
       <w:r>
-        <w:t>int getTempManual() {</w:t>
+        <w:t xml:space="preserve">int </w:t>
+      </w:r>
+      <w:proofErr w:type="gramStart"/>
+      <w:r>
+        <w:t>getTempManual(</w:t>
+      </w:r>
+      <w:proofErr w:type="gramEnd"/>
+      <w:r>
+        <w:t>) {</w:t>
       </w:r>
     </w:p>
     <w:p>
@@ -2144,31 +2368,63 @@
         <w:pStyle w:val="Code"/>
       </w:pPr>
       <w:r>
-        <w:t>void showRgb(int red, int green, int blue) {</w:t>
-      </w:r>
-    </w:p>
-    <w:p>
-      <w:pPr>
-        <w:pStyle w:val="Code"/>
-      </w:pPr>
-      <w:r>
-        <w:t>  digitalWrite(redLed, red);</w:t>
-      </w:r>
-    </w:p>
-    <w:p>
-      <w:pPr>
-        <w:pStyle w:val="Code"/>
-      </w:pPr>
-      <w:r>
-        <w:t>  digitalWrite(greenLed, green);</w:t>
-      </w:r>
-    </w:p>
-    <w:p>
-      <w:pPr>
-        <w:pStyle w:val="Code"/>
-      </w:pPr>
-      <w:r>
-        <w:t>  digitalWrite(blueLed, blue);</w:t>
+        <w:t xml:space="preserve">void </w:t>
+      </w:r>
+      <w:proofErr w:type="gramStart"/>
+      <w:r>
+        <w:t>showRgb(</w:t>
+      </w:r>
+      <w:proofErr w:type="gramEnd"/>
+      <w:r>
+        <w:t>int red, int green, int blue) {</w:t>
+      </w:r>
+    </w:p>
+    <w:p>
+      <w:pPr>
+        <w:pStyle w:val="Code"/>
+      </w:pPr>
+      <w:r>
+        <w:t xml:space="preserve">  </w:t>
+      </w:r>
+      <w:proofErr w:type="gramStart"/>
+      <w:r>
+        <w:t>digitalWrite(</w:t>
+      </w:r>
+      <w:proofErr w:type="gramEnd"/>
+      <w:r>
+        <w:t>redLed, red);</w:t>
+      </w:r>
+    </w:p>
+    <w:p>
+      <w:pPr>
+        <w:pStyle w:val="Code"/>
+      </w:pPr>
+      <w:r>
+        <w:t xml:space="preserve">  </w:t>
+      </w:r>
+      <w:proofErr w:type="gramStart"/>
+      <w:r>
+        <w:t>digitalWrite(</w:t>
+      </w:r>
+      <w:proofErr w:type="gramEnd"/>
+      <w:r>
+        <w:t>greenLed, green);</w:t>
+      </w:r>
+    </w:p>
+    <w:p>
+      <w:pPr>
+        <w:pStyle w:val="Code"/>
+      </w:pPr>
+      <w:r>
+        <w:t xml:space="preserve">  </w:t>
+      </w:r>
+      <w:proofErr w:type="gramStart"/>
+      <w:r>
+        <w:t>digitalWrite(</w:t>
+      </w:r>
+      <w:proofErr w:type="gramEnd"/>
+      <w:r>
+        <w:t>blueLed, blue);</w:t>
       </w:r>
     </w:p>
     <w:p>
@@ -2189,7 +2445,15 @@
         <w:pStyle w:val="Code"/>
       </w:pPr>
       <w:r>
-        <w:t>void setup()</w:t>
+        <w:t xml:space="preserve">void </w:t>
+      </w:r>
+      <w:proofErr w:type="gramStart"/>
+      <w:r>
+        <w:t>setup(</w:t>
+      </w:r>
+      <w:proofErr w:type="gramEnd"/>
+      <w:r>
+        <w:t>)</w:t>
       </w:r>
     </w:p>
     <w:p>
@@ -2205,31 +2469,63 @@
         <w:pStyle w:val="Code"/>
       </w:pPr>
       <w:r>
-        <w:t>  pinMode(greenLed, OUTPUT);</w:t>
-      </w:r>
-    </w:p>
-    <w:p>
-      <w:pPr>
-        <w:pStyle w:val="Code"/>
-      </w:pPr>
-      <w:r>
-        <w:t>  pinMode(redLed, OUTPUT);</w:t>
-      </w:r>
-    </w:p>
-    <w:p>
-      <w:pPr>
-        <w:pStyle w:val="Code"/>
-      </w:pPr>
-      <w:r>
-        <w:t>  pinMode(blueLed, OUTPUT);</w:t>
-      </w:r>
-    </w:p>
-    <w:p>
-      <w:pPr>
-        <w:pStyle w:val="Code"/>
-      </w:pPr>
-      <w:r>
-        <w:t>  pinMode(tempPin, INPUT);</w:t>
+        <w:t xml:space="preserve">  </w:t>
+      </w:r>
+      <w:proofErr w:type="gramStart"/>
+      <w:r>
+        <w:t>pinMode(</w:t>
+      </w:r>
+      <w:proofErr w:type="gramEnd"/>
+      <w:r>
+        <w:t>greenLed, OUTPUT);</w:t>
+      </w:r>
+    </w:p>
+    <w:p>
+      <w:pPr>
+        <w:pStyle w:val="Code"/>
+      </w:pPr>
+      <w:r>
+        <w:t xml:space="preserve">  </w:t>
+      </w:r>
+      <w:proofErr w:type="gramStart"/>
+      <w:r>
+        <w:t>pinMode(</w:t>
+      </w:r>
+      <w:proofErr w:type="gramEnd"/>
+      <w:r>
+        <w:t>redLed, OUTPUT);</w:t>
+      </w:r>
+    </w:p>
+    <w:p>
+      <w:pPr>
+        <w:pStyle w:val="Code"/>
+      </w:pPr>
+      <w:r>
+        <w:t xml:space="preserve">  </w:t>
+      </w:r>
+      <w:proofErr w:type="gramStart"/>
+      <w:r>
+        <w:t>pinMode(</w:t>
+      </w:r>
+      <w:proofErr w:type="gramEnd"/>
+      <w:r>
+        <w:t>blueLed, OUTPUT);</w:t>
+      </w:r>
+    </w:p>
+    <w:p>
+      <w:pPr>
+        <w:pStyle w:val="Code"/>
+      </w:pPr>
+      <w:r>
+        <w:t xml:space="preserve">  </w:t>
+      </w:r>
+      <w:proofErr w:type="gramStart"/>
+      <w:r>
+        <w:t>pinMode(</w:t>
+      </w:r>
+      <w:proofErr w:type="gramEnd"/>
+      <w:r>
+        <w:t>tempPin, INPUT);</w:t>
       </w:r>
     </w:p>
     <w:p>
@@ -2258,7 +2554,15 @@
         <w:pStyle w:val="Code"/>
       </w:pPr>
       <w:r>
-        <w:t>void loop()</w:t>
+        <w:t xml:space="preserve">void </w:t>
+      </w:r>
+      <w:proofErr w:type="gramStart"/>
+      <w:r>
+        <w:t>loop(</w:t>
+      </w:r>
+      <w:proofErr w:type="gramEnd"/>
+      <w:r>
+        <w:t>)</w:t>
       </w:r>
     </w:p>
     <w:p>
@@ -2274,7 +2578,15 @@
         <w:pStyle w:val="Code"/>
       </w:pPr>
       <w:r>
-        <w:t>  int temperature=getTempManual();</w:t>
+        <w:t>  int temperature=</w:t>
+      </w:r>
+      <w:proofErr w:type="gramStart"/>
+      <w:r>
+        <w:t>getTempManual(</w:t>
+      </w:r>
+      <w:proofErr w:type="gramEnd"/>
+      <w:r>
+        <w:t>);</w:t>
       </w:r>
     </w:p>
     <w:p>
@@ -2306,7 +2618,15 @@
         <w:pStyle w:val="Code"/>
       </w:pPr>
       <w:r>
-        <w:t>    showRgb(0,0,255);</w:t>
+        <w:t xml:space="preserve">    </w:t>
+      </w:r>
+      <w:proofErr w:type="gramStart"/>
+      <w:r>
+        <w:t>showRgb(</w:t>
+      </w:r>
+      <w:proofErr w:type="gramEnd"/>
+      <w:r>
+        <w:t>0,0,255);</w:t>
       </w:r>
     </w:p>
     <w:p>
@@ -2330,7 +2650,15 @@
         <w:pStyle w:val="Code"/>
       </w:pPr>
       <w:r>
-        <w:t>    showRgb(0,255,0);</w:t>
+        <w:t xml:space="preserve">    </w:t>
+      </w:r>
+      <w:proofErr w:type="gramStart"/>
+      <w:r>
+        <w:t>showRgb(</w:t>
+      </w:r>
+      <w:proofErr w:type="gramEnd"/>
+      <w:r>
+        <w:t>0,255,0);</w:t>
       </w:r>
     </w:p>
     <w:p>
@@ -2354,7 +2682,15 @@
         <w:pStyle w:val="Code"/>
       </w:pPr>
       <w:r>
-        <w:t>    showRgb(255,0,0);</w:t>
+        <w:t xml:space="preserve">    </w:t>
+      </w:r>
+      <w:proofErr w:type="gramStart"/>
+      <w:r>
+        <w:t>showRgb(</w:t>
+      </w:r>
+      <w:proofErr w:type="gramEnd"/>
+      <w:r>
+        <w:t>255,0,0);</w:t>
       </w:r>
     </w:p>
     <w:p>
@@ -2370,7 +2706,15 @@
         <w:pStyle w:val="Code"/>
       </w:pPr>
       <w:r>
-        <w:t>  delay(100);</w:t>
+        <w:t xml:space="preserve">  </w:t>
+      </w:r>
+      <w:proofErr w:type="gramStart"/>
+      <w:r>
+        <w:t>delay(</w:t>
+      </w:r>
+      <w:proofErr w:type="gramEnd"/>
+      <w:r>
+        <w:t>100);</w:t>
       </w:r>
     </w:p>
     <w:p>
@@ -2530,11 +2874,22 @@
       <w:pPr>
         <w:pStyle w:val="P"/>
       </w:pPr>
-      <w:r>
-        <w:t xml:space="preserve">Другий </w:t>
-      </w:r>
-      <w:r>
-        <w:t>проєкт.</w:t>
+      <w:hyperlink r:id="rId18" w:history="1">
+        <w:r>
+          <w:rPr>
+            <w:rStyle w:val="a4"/>
+          </w:rPr>
+          <w:t xml:space="preserve">Другий </w:t>
+        </w:r>
+        <w:r>
+          <w:rPr>
+            <w:rStyle w:val="a4"/>
+          </w:rPr>
+          <w:t>проєкт</w:t>
+        </w:r>
+      </w:hyperlink>
+      <w:r>
+        <w:t>.</w:t>
       </w:r>
     </w:p>
     <w:p>
@@ -2563,7 +2918,7 @@
     </w:p>
     <w:p>
       <w:pPr>
-        <w:pStyle w:val="P"/>
+        <w:pStyle w:val="IMG"/>
         <w:rPr>
           <w:lang w:val="en-US"/>
         </w:rPr>
@@ -2589,7 +2944,7 @@
                     <pic:cNvPicPr/>
                   </pic:nvPicPr>
                   <pic:blipFill>
-                    <a:blip r:embed="rId18"/>
+                    <a:blip r:embed="rId19"/>
                     <a:stretch>
                       <a:fillRect/>
                     </a:stretch>
@@ -2612,7 +2967,7 @@
     </w:p>
     <w:p>
       <w:pPr>
-        <w:pStyle w:val="P"/>
+        <w:pStyle w:val="IMG"/>
       </w:pPr>
       <w:r>
         <w:t>Рисунок 4.0 – Невдала спроба в роботі</w:t>
@@ -2620,12 +2975,12 @@
     </w:p>
     <w:p>
       <w:pPr>
-        <w:pStyle w:val="P"/>
-      </w:pPr>
-    </w:p>
-    <w:p>
-      <w:pPr>
-        <w:pStyle w:val="P"/>
+        <w:pStyle w:val="IMG"/>
+      </w:pPr>
+    </w:p>
+    <w:p>
+      <w:pPr>
+        <w:pStyle w:val="IMG"/>
         <w:rPr>
           <w:lang w:val="en-US"/>
         </w:rPr>
@@ -2651,7 +3006,7 @@
                     <pic:cNvPicPr/>
                   </pic:nvPicPr>
                   <pic:blipFill>
-                    <a:blip r:embed="rId19"/>
+                    <a:blip r:embed="rId20"/>
                     <a:stretch>
                       <a:fillRect/>
                     </a:stretch>
@@ -2674,7 +3029,10 @@
     </w:p>
     <w:p>
       <w:pPr>
-        <w:pStyle w:val="P"/>
+        <w:pStyle w:val="IMG"/>
+        <w:rPr>
+          <w:lang w:val="en-US"/>
+        </w:rPr>
       </w:pPr>
       <w:r>
         <w:t>Рисунок 4.1 – Перша схема в роботі</w:t>
@@ -2682,6 +3040,70 @@
     </w:p>
     <w:p>
       <w:pPr>
+        <w:pStyle w:val="IMG"/>
+        <w:rPr>
+          <w:lang w:val="en-US"/>
+        </w:rPr>
+      </w:pPr>
+    </w:p>
+    <w:p>
+      <w:pPr>
+        <w:pStyle w:val="IMG"/>
+        <w:rPr>
+          <w:lang w:val="en-US"/>
+        </w:rPr>
+      </w:pPr>
+      <w:r>
+        <w:rPr>
+          <w:lang w:val="en-US"/>
+        </w:rPr>
+        <w:drawing>
+          <wp:inline distT="0" distB="0" distL="0" distR="0" wp14:anchorId="73570AC9" wp14:editId="7E7FA20D">
+            <wp:extent cx="5715000" cy="8226789"/>
+            <wp:effectExtent l="0" t="0" r="0" b="3175"/>
+            <wp:docPr id="577381128" name="Рисунок 1" descr="Зображення, що містить текст, Електронна інженерія, схема, електроніка&#10;&#10;Вміст, створений ШІ, може бути неправильним."/>
+            <wp:cNvGraphicFramePr>
+              <a:graphicFrameLocks xmlns:a="http://schemas.openxmlformats.org/drawingml/2006/main" noChangeAspect="1"/>
+            </wp:cNvGraphicFramePr>
+            <a:graphic xmlns:a="http://schemas.openxmlformats.org/drawingml/2006/main">
+              <a:graphicData uri="http://schemas.openxmlformats.org/drawingml/2006/picture">
+                <pic:pic xmlns:pic="http://schemas.openxmlformats.org/drawingml/2006/picture">
+                  <pic:nvPicPr>
+                    <pic:cNvPr id="577381128" name="Рисунок 1" descr="Зображення, що містить текст, Електронна інженерія, схема, електроніка&#10;&#10;Вміст, створений ШІ, може бути неправильним."/>
+                    <pic:cNvPicPr/>
+                  </pic:nvPicPr>
+                  <pic:blipFill>
+                    <a:blip r:embed="rId21"/>
+                    <a:stretch>
+                      <a:fillRect/>
+                    </a:stretch>
+                  </pic:blipFill>
+                  <pic:spPr>
+                    <a:xfrm>
+                      <a:off x="0" y="0"/>
+                      <a:ext cx="5717192" cy="8229944"/>
+                    </a:xfrm>
+                    <a:prstGeom prst="rect">
+                      <a:avLst/>
+                    </a:prstGeom>
+                  </pic:spPr>
+                </pic:pic>
+              </a:graphicData>
+            </a:graphic>
+          </wp:inline>
+        </w:drawing>
+      </w:r>
+    </w:p>
+    <w:p>
+      <w:pPr>
+        <w:pStyle w:val="IMG"/>
+      </w:pPr>
+      <w:r>
+        <w:t>Рисунок 4.2 – Другий проєкт в роботі</w:t>
+      </w:r>
+    </w:p>
+    <w:p>
+      <w:pPr>
         <w:pStyle w:val="P"/>
       </w:pPr>
     </w:p>
@@ -2724,28 +3146,92 @@
         <w:pStyle w:val="Code"/>
       </w:pPr>
       <w:r>
-        <w:t>int rs=12,en=11,d4=5,d5=4,d6=3,d7=2;</w:t>
-      </w:r>
-    </w:p>
-    <w:p>
-      <w:pPr>
-        <w:pStyle w:val="Code"/>
-      </w:pPr>
-      <w:r>
-        <w:t>LiquidCrystal lcd(rs,en,d4,d5,d6,d7);</w:t>
-      </w:r>
-    </w:p>
-    <w:p>
-      <w:pPr>
-        <w:pStyle w:val="Code"/>
-      </w:pPr>
-    </w:p>
-    <w:p>
-      <w:pPr>
-        <w:pStyle w:val="Code"/>
-      </w:pPr>
-      <w:r>
-        <w:t>void setup()</w:t>
+        <w:t>int rs=</w:t>
+      </w:r>
+      <w:proofErr w:type="gramStart"/>
+      <w:r>
+        <w:t>12,en</w:t>
+      </w:r>
+      <w:proofErr w:type="gramEnd"/>
+      <w:r>
+        <w:t>=</w:t>
+      </w:r>
+      <w:proofErr w:type="gramStart"/>
+      <w:r>
+        <w:t>11,d</w:t>
+      </w:r>
+      <w:proofErr w:type="gramEnd"/>
+      <w:r>
+        <w:t>4=</w:t>
+      </w:r>
+      <w:proofErr w:type="gramStart"/>
+      <w:r>
+        <w:t>5,d</w:t>
+      </w:r>
+      <w:proofErr w:type="gramEnd"/>
+      <w:r>
+        <w:t>5=</w:t>
+      </w:r>
+      <w:proofErr w:type="gramStart"/>
+      <w:r>
+        <w:t>4,d</w:t>
+      </w:r>
+      <w:proofErr w:type="gramEnd"/>
+      <w:r>
+        <w:t>6=</w:t>
+      </w:r>
+      <w:proofErr w:type="gramStart"/>
+      <w:r>
+        <w:t>3,d</w:t>
+      </w:r>
+      <w:proofErr w:type="gramEnd"/>
+      <w:r>
+        <w:t>7=2;</w:t>
+      </w:r>
+    </w:p>
+    <w:p>
+      <w:pPr>
+        <w:pStyle w:val="Code"/>
+      </w:pPr>
+      <w:r>
+        <w:t>LiquidCrystal lcd(</w:t>
+      </w:r>
+      <w:proofErr w:type="gramStart"/>
+      <w:r>
+        <w:t>rs,en</w:t>
+      </w:r>
+      <w:proofErr w:type="gramEnd"/>
+      <w:r>
+        <w:t>,d</w:t>
+      </w:r>
+      <w:proofErr w:type="gramStart"/>
+      <w:r>
+        <w:t>4,d5,d6,d</w:t>
+      </w:r>
+      <w:proofErr w:type="gramEnd"/>
+      <w:r>
+        <w:t>7);</w:t>
+      </w:r>
+    </w:p>
+    <w:p>
+      <w:pPr>
+        <w:pStyle w:val="Code"/>
+      </w:pPr>
+    </w:p>
+    <w:p>
+      <w:pPr>
+        <w:pStyle w:val="Code"/>
+      </w:pPr>
+      <w:r>
+        <w:t xml:space="preserve">void </w:t>
+      </w:r>
+      <w:proofErr w:type="gramStart"/>
+      <w:r>
+        <w:t>setup(</w:t>
+      </w:r>
+      <w:proofErr w:type="gramEnd"/>
+      <w:r>
+        <w:t>)</w:t>
       </w:r>
     </w:p>
     <w:p>
@@ -2761,15 +3247,31 @@
         <w:pStyle w:val="Code"/>
       </w:pPr>
       <w:r>
-        <w:t>  lcd.begin(16,2);</w:t>
-      </w:r>
-    </w:p>
-    <w:p>
-      <w:pPr>
-        <w:pStyle w:val="Code"/>
-      </w:pPr>
-      <w:r>
-        <w:t>  pinMode(tempPin, INPUT);</w:t>
+        <w:t xml:space="preserve">  </w:t>
+      </w:r>
+      <w:proofErr w:type="gramStart"/>
+      <w:r>
+        <w:t>lcd.begin</w:t>
+      </w:r>
+      <w:proofErr w:type="gramEnd"/>
+      <w:r>
+        <w:t>(16,2);</w:t>
+      </w:r>
+    </w:p>
+    <w:p>
+      <w:pPr>
+        <w:pStyle w:val="Code"/>
+      </w:pPr>
+      <w:r>
+        <w:t xml:space="preserve">  </w:t>
+      </w:r>
+      <w:proofErr w:type="gramStart"/>
+      <w:r>
+        <w:t>pinMode(</w:t>
+      </w:r>
+      <w:proofErr w:type="gramEnd"/>
+      <w:r>
+        <w:t>tempPin, INPUT);</w:t>
       </w:r>
     </w:p>
     <w:p>
@@ -2798,7 +3300,15 @@
         <w:pStyle w:val="Code"/>
       </w:pPr>
       <w:r>
-        <w:t>void loop()</w:t>
+        <w:t xml:space="preserve">void </w:t>
+      </w:r>
+      <w:proofErr w:type="gramStart"/>
+      <w:r>
+        <w:t>loop(</w:t>
+      </w:r>
+      <w:proofErr w:type="gramEnd"/>
+      <w:r>
+        <w:t>)</w:t>
       </w:r>
     </w:p>
     <w:p>
@@ -2822,7 +3332,15 @@
         <w:pStyle w:val="Code"/>
       </w:pPr>
       <w:r>
-        <w:t>  temperature=(temperature-0.5)*100.0;</w:t>
+        <w:t>  temperature=(temperature-0.</w:t>
+      </w:r>
+      <w:proofErr w:type="gramStart"/>
+      <w:r>
+        <w:t>5)*</w:t>
+      </w:r>
+      <w:proofErr w:type="gramEnd"/>
+      <w:r>
+        <w:t>100.0;</w:t>
       </w:r>
     </w:p>
     <w:p>
@@ -2846,7 +3364,15 @@
         <w:pStyle w:val="Code"/>
       </w:pPr>
       <w:r>
-        <w:t>  lcd.setCursor(0,0);</w:t>
+        <w:t xml:space="preserve">  </w:t>
+      </w:r>
+      <w:proofErr w:type="gramStart"/>
+      <w:r>
+        <w:t>lcd.setCursor</w:t>
+      </w:r>
+      <w:proofErr w:type="gramEnd"/>
+      <w:r>
+        <w:t>(0,0);</w:t>
       </w:r>
     </w:p>
     <w:p>
@@ -2862,7 +3388,15 @@
         <w:pStyle w:val="Code"/>
       </w:pPr>
       <w:r>
-        <w:t>  lcd.print(" C");</w:t>
+        <w:t>  lcd.</w:t>
+      </w:r>
+      <w:proofErr w:type="gramStart"/>
+      <w:r>
+        <w:t>print(</w:t>
+      </w:r>
+      <w:proofErr w:type="gramEnd"/>
+      <w:r>
+        <w:t>" C");</w:t>
       </w:r>
     </w:p>
     <w:p>
@@ -2878,31 +3412,68 @@
         <w:pStyle w:val="Code"/>
       </w:pPr>
       <w:r>
-        <w:t>  int filled=map(tmp, -40, 125, 1, 16);</w:t>
-      </w:r>
-    </w:p>
-    <w:p>
-      <w:pPr>
-        <w:pStyle w:val="Code"/>
-      </w:pPr>
-      <w:r>
-        <w:t>  lcd.setCursor(0,1);</w:t>
-      </w:r>
-    </w:p>
-    <w:p>
-      <w:pPr>
-        <w:pStyle w:val="Code"/>
-      </w:pPr>
-      <w:r>
-        <w:t>  for(int i=0; i&lt;filled; i++){</w:t>
-      </w:r>
-    </w:p>
-    <w:p>
-      <w:pPr>
-        <w:pStyle w:val="Code"/>
-      </w:pPr>
-      <w:r>
-        <w:t>    lcd.print("-");</w:t>
+        <w:t>  int filled=</w:t>
+      </w:r>
+      <w:proofErr w:type="gramStart"/>
+      <w:r>
+        <w:t>map(</w:t>
+      </w:r>
+      <w:proofErr w:type="gramEnd"/>
+      <w:r>
+        <w:t>tmp, -40, 125, 1, 16);</w:t>
+      </w:r>
+    </w:p>
+    <w:p>
+      <w:pPr>
+        <w:pStyle w:val="Code"/>
+      </w:pPr>
+      <w:r>
+        <w:t xml:space="preserve">  </w:t>
+      </w:r>
+      <w:proofErr w:type="gramStart"/>
+      <w:r>
+        <w:t>lcd.setCursor</w:t>
+      </w:r>
+      <w:proofErr w:type="gramEnd"/>
+      <w:r>
+        <w:t>(0,1);</w:t>
+      </w:r>
+    </w:p>
+    <w:p>
+      <w:pPr>
+        <w:pStyle w:val="Code"/>
+      </w:pPr>
+      <w:r>
+        <w:t xml:space="preserve">  </w:t>
+      </w:r>
+      <w:proofErr w:type="gramStart"/>
+      <w:r>
+        <w:t>for(</w:t>
+      </w:r>
+      <w:proofErr w:type="gramEnd"/>
+      <w:r>
+        <w:t>int i=0; i&lt;filled; i+</w:t>
+      </w:r>
+      <w:proofErr w:type="gramStart"/>
+      <w:r>
+        <w:t>+){</w:t>
+      </w:r>
+      <w:proofErr w:type="gramEnd"/>
+    </w:p>
+    <w:p>
+      <w:pPr>
+        <w:pStyle w:val="Code"/>
+      </w:pPr>
+      <w:r>
+        <w:t>    lcd.</w:t>
+      </w:r>
+      <w:proofErr w:type="gramStart"/>
+      <w:r>
+        <w:t>print(</w:t>
+      </w:r>
+      <w:proofErr w:type="gramEnd"/>
+      <w:r>
+        <w:t>"-");</w:t>
       </w:r>
     </w:p>
     <w:p>
@@ -2923,15 +3494,31 @@
         <w:pStyle w:val="Code"/>
       </w:pPr>
       <w:r>
-        <w:t>  delay(100);</w:t>
-      </w:r>
-    </w:p>
-    <w:p>
-      <w:pPr>
-        <w:pStyle w:val="Code"/>
-      </w:pPr>
-      <w:r>
-        <w:t>  lcd.clear();</w:t>
+        <w:t xml:space="preserve">  </w:t>
+      </w:r>
+      <w:proofErr w:type="gramStart"/>
+      <w:r>
+        <w:t>delay(</w:t>
+      </w:r>
+      <w:proofErr w:type="gramEnd"/>
+      <w:r>
+        <w:t>100);</w:t>
+      </w:r>
+    </w:p>
+    <w:p>
+      <w:pPr>
+        <w:pStyle w:val="Code"/>
+      </w:pPr>
+      <w:r>
+        <w:t xml:space="preserve">  </w:t>
+      </w:r>
+      <w:proofErr w:type="gramStart"/>
+      <w:r>
+        <w:t>lcd.clear</w:t>
+      </w:r>
+      <w:proofErr w:type="gramEnd"/>
+      <w:r>
+        <w:t>();</w:t>
       </w:r>
     </w:p>
     <w:p>
@@ -2953,6 +3540,400 @@
       </w:pPr>
       <w:r>
         <w:t>Другий код</w:t>
+      </w:r>
+    </w:p>
+    <w:p>
+      <w:pPr>
+        <w:pStyle w:val="P"/>
+      </w:pPr>
+    </w:p>
+    <w:p>
+      <w:pPr>
+        <w:pStyle w:val="Code"/>
+      </w:pPr>
+      <w:r>
+        <w:t>#include &lt;LiquidCrystal.h&gt;</w:t>
+      </w:r>
+    </w:p>
+    <w:p>
+      <w:pPr>
+        <w:pStyle w:val="Code"/>
+      </w:pPr>
+    </w:p>
+    <w:p>
+      <w:pPr>
+        <w:pStyle w:val="Code"/>
+      </w:pPr>
+      <w:r>
+        <w:t>int tempPin=A1;</w:t>
+      </w:r>
+    </w:p>
+    <w:p>
+      <w:pPr>
+        <w:pStyle w:val="Code"/>
+      </w:pPr>
+      <w:r>
+        <w:t>int rs=</w:t>
+      </w:r>
+      <w:proofErr w:type="gramStart"/>
+      <w:r>
+        <w:t>12,en</w:t>
+      </w:r>
+      <w:proofErr w:type="gramEnd"/>
+      <w:r>
+        <w:t>=</w:t>
+      </w:r>
+      <w:proofErr w:type="gramStart"/>
+      <w:r>
+        <w:t>11,d</w:t>
+      </w:r>
+      <w:proofErr w:type="gramEnd"/>
+      <w:r>
+        <w:t>4=</w:t>
+      </w:r>
+      <w:proofErr w:type="gramStart"/>
+      <w:r>
+        <w:t>5,d</w:t>
+      </w:r>
+      <w:proofErr w:type="gramEnd"/>
+      <w:r>
+        <w:t>5=</w:t>
+      </w:r>
+      <w:proofErr w:type="gramStart"/>
+      <w:r>
+        <w:t>4,d</w:t>
+      </w:r>
+      <w:proofErr w:type="gramEnd"/>
+      <w:r>
+        <w:t>6=</w:t>
+      </w:r>
+      <w:proofErr w:type="gramStart"/>
+      <w:r>
+        <w:t>3,d</w:t>
+      </w:r>
+      <w:proofErr w:type="gramEnd"/>
+      <w:r>
+        <w:t>7=2;</w:t>
+      </w:r>
+    </w:p>
+    <w:p>
+      <w:pPr>
+        <w:pStyle w:val="Code"/>
+      </w:pPr>
+      <w:r>
+        <w:t>LiquidCrystal lcd(</w:t>
+      </w:r>
+      <w:proofErr w:type="gramStart"/>
+      <w:r>
+        <w:t>rs,en</w:t>
+      </w:r>
+      <w:proofErr w:type="gramEnd"/>
+      <w:r>
+        <w:t>,d</w:t>
+      </w:r>
+      <w:proofErr w:type="gramStart"/>
+      <w:r>
+        <w:t>4,d5,d6,d</w:t>
+      </w:r>
+      <w:proofErr w:type="gramEnd"/>
+      <w:r>
+        <w:t>7);</w:t>
+      </w:r>
+    </w:p>
+    <w:p>
+      <w:pPr>
+        <w:pStyle w:val="Code"/>
+      </w:pPr>
+    </w:p>
+    <w:p>
+      <w:pPr>
+        <w:pStyle w:val="Code"/>
+      </w:pPr>
+      <w:r>
+        <w:t xml:space="preserve">void </w:t>
+      </w:r>
+      <w:proofErr w:type="gramStart"/>
+      <w:r>
+        <w:t>setup(</w:t>
+      </w:r>
+      <w:proofErr w:type="gramEnd"/>
+      <w:r>
+        <w:t>)</w:t>
+      </w:r>
+    </w:p>
+    <w:p>
+      <w:pPr>
+        <w:pStyle w:val="Code"/>
+      </w:pPr>
+      <w:r>
+        <w:t>{</w:t>
+      </w:r>
+    </w:p>
+    <w:p>
+      <w:pPr>
+        <w:pStyle w:val="Code"/>
+      </w:pPr>
+      <w:r>
+        <w:t xml:space="preserve">  </w:t>
+      </w:r>
+      <w:proofErr w:type="gramStart"/>
+      <w:r>
+        <w:t>lcd.begin</w:t>
+      </w:r>
+      <w:proofErr w:type="gramEnd"/>
+      <w:r>
+        <w:t>(16,2);</w:t>
+      </w:r>
+    </w:p>
+    <w:p>
+      <w:pPr>
+        <w:pStyle w:val="Code"/>
+      </w:pPr>
+      <w:r>
+        <w:t xml:space="preserve">  </w:t>
+      </w:r>
+      <w:proofErr w:type="gramStart"/>
+      <w:r>
+        <w:t>pinMode(</w:t>
+      </w:r>
+      <w:proofErr w:type="gramEnd"/>
+      <w:r>
+        <w:t>tempPin, INPUT);</w:t>
+      </w:r>
+    </w:p>
+    <w:p>
+      <w:pPr>
+        <w:pStyle w:val="Code"/>
+      </w:pPr>
+      <w:r>
+        <w:t xml:space="preserve">  Serial.begin(9600);</w:t>
+      </w:r>
+    </w:p>
+    <w:p>
+      <w:pPr>
+        <w:pStyle w:val="Code"/>
+      </w:pPr>
+      <w:r>
+        <w:t>}</w:t>
+      </w:r>
+    </w:p>
+    <w:p>
+      <w:pPr>
+        <w:pStyle w:val="Code"/>
+      </w:pPr>
+    </w:p>
+    <w:p>
+      <w:pPr>
+        <w:pStyle w:val="Code"/>
+      </w:pPr>
+      <w:r>
+        <w:t xml:space="preserve">void </w:t>
+      </w:r>
+      <w:proofErr w:type="gramStart"/>
+      <w:r>
+        <w:t>loop(</w:t>
+      </w:r>
+      <w:proofErr w:type="gramEnd"/>
+      <w:r>
+        <w:t>)</w:t>
+      </w:r>
+    </w:p>
+    <w:p>
+      <w:pPr>
+        <w:pStyle w:val="Code"/>
+      </w:pPr>
+      <w:r>
+        <w:lastRenderedPageBreak/>
+        <w:t>{</w:t>
+      </w:r>
+    </w:p>
+    <w:p>
+      <w:pPr>
+        <w:pStyle w:val="Code"/>
+      </w:pPr>
+      <w:r>
+        <w:t xml:space="preserve">  float temperature=analogRead(tempPin)*0.004882814;</w:t>
+      </w:r>
+    </w:p>
+    <w:p>
+      <w:pPr>
+        <w:pStyle w:val="Code"/>
+      </w:pPr>
+      <w:r>
+        <w:t xml:space="preserve">  temperature=(temperature-0.</w:t>
+      </w:r>
+      <w:proofErr w:type="gramStart"/>
+      <w:r>
+        <w:t>5)*</w:t>
+      </w:r>
+      <w:proofErr w:type="gramEnd"/>
+      <w:r>
+        <w:t>100.0;</w:t>
+      </w:r>
+    </w:p>
+    <w:p>
+      <w:pPr>
+        <w:pStyle w:val="Code"/>
+      </w:pPr>
+      <w:r>
+        <w:t xml:space="preserve">  int tmp=round(temperature);</w:t>
+      </w:r>
+    </w:p>
+    <w:p>
+      <w:pPr>
+        <w:pStyle w:val="Code"/>
+      </w:pPr>
+      <w:r>
+        <w:t xml:space="preserve">  </w:t>
+      </w:r>
+    </w:p>
+    <w:p>
+      <w:pPr>
+        <w:pStyle w:val="Code"/>
+      </w:pPr>
+      <w:r>
+        <w:t xml:space="preserve">  </w:t>
+      </w:r>
+      <w:proofErr w:type="gramStart"/>
+      <w:r>
+        <w:t>lcd.setCursor</w:t>
+      </w:r>
+      <w:proofErr w:type="gramEnd"/>
+      <w:r>
+        <w:t>(0,0);</w:t>
+      </w:r>
+    </w:p>
+    <w:p>
+      <w:pPr>
+        <w:pStyle w:val="Code"/>
+      </w:pPr>
+      <w:r>
+        <w:t xml:space="preserve">  lcd.print(tmp);</w:t>
+      </w:r>
+    </w:p>
+    <w:p>
+      <w:pPr>
+        <w:pStyle w:val="Code"/>
+      </w:pPr>
+      <w:r>
+        <w:t xml:space="preserve">  lcd.</w:t>
+      </w:r>
+      <w:proofErr w:type="gramStart"/>
+      <w:r>
+        <w:t>print(</w:t>
+      </w:r>
+      <w:proofErr w:type="gramEnd"/>
+      <w:r>
+        <w:t>" C");</w:t>
+      </w:r>
+    </w:p>
+    <w:p>
+      <w:pPr>
+        <w:pStyle w:val="Code"/>
+      </w:pPr>
+      <w:r>
+        <w:t xml:space="preserve">  </w:t>
+      </w:r>
+    </w:p>
+    <w:p>
+      <w:pPr>
+        <w:pStyle w:val="Code"/>
+      </w:pPr>
+      <w:r>
+        <w:t xml:space="preserve">  int filled=</w:t>
+      </w:r>
+      <w:proofErr w:type="gramStart"/>
+      <w:r>
+        <w:t>map(</w:t>
+      </w:r>
+      <w:proofErr w:type="gramEnd"/>
+      <w:r>
+        <w:t>tmp, -40, 125, 1, 100);</w:t>
+      </w:r>
+    </w:p>
+    <w:p>
+      <w:pPr>
+        <w:pStyle w:val="Code"/>
+      </w:pPr>
+      <w:r>
+        <w:t xml:space="preserve">  </w:t>
+      </w:r>
+      <w:proofErr w:type="gramStart"/>
+      <w:r>
+        <w:t>lcd.setCursor</w:t>
+      </w:r>
+      <w:proofErr w:type="gramEnd"/>
+      <w:r>
+        <w:t>(0,1);</w:t>
+      </w:r>
+    </w:p>
+    <w:p>
+      <w:pPr>
+        <w:pStyle w:val="Code"/>
+      </w:pPr>
+      <w:r>
+        <w:t xml:space="preserve">  lcd.print(filled);</w:t>
+      </w:r>
+    </w:p>
+    <w:p>
+      <w:pPr>
+        <w:pStyle w:val="Code"/>
+      </w:pPr>
+      <w:r>
+        <w:t xml:space="preserve">  lcd.</w:t>
+      </w:r>
+      <w:proofErr w:type="gramStart"/>
+      <w:r>
+        <w:t>print(</w:t>
+      </w:r>
+      <w:proofErr w:type="gramEnd"/>
+      <w:r>
+        <w:t>" %");</w:t>
+      </w:r>
+    </w:p>
+    <w:p>
+      <w:pPr>
+        <w:pStyle w:val="Code"/>
+      </w:pPr>
+    </w:p>
+    <w:p>
+      <w:pPr>
+        <w:pStyle w:val="Code"/>
+      </w:pPr>
+      <w:r>
+        <w:t xml:space="preserve">  </w:t>
+      </w:r>
+      <w:proofErr w:type="gramStart"/>
+      <w:r>
+        <w:t>delay(</w:t>
+      </w:r>
+      <w:proofErr w:type="gramEnd"/>
+      <w:r>
+        <w:t>100);</w:t>
+      </w:r>
+    </w:p>
+    <w:p>
+      <w:pPr>
+        <w:pStyle w:val="Code"/>
+      </w:pPr>
+      <w:r>
+        <w:t xml:space="preserve">  </w:t>
+      </w:r>
+      <w:proofErr w:type="gramStart"/>
+      <w:r>
+        <w:t>lcd.clear</w:t>
+      </w:r>
+      <w:proofErr w:type="gramEnd"/>
+      <w:r>
+        <w:t>();</w:t>
+      </w:r>
+    </w:p>
+    <w:p>
+      <w:pPr>
+        <w:pStyle w:val="Code"/>
+      </w:pPr>
+      <w:r>
+        <w:t>}</w:t>
       </w:r>
     </w:p>
     <w:p>
@@ -3120,7 +4101,6 @@
           <w:iCs/>
           <w:lang w:val="en-US"/>
         </w:rPr>
-        <w:lastRenderedPageBreak/>
         <w:t>2</w:t>
       </w:r>
       <w:r>
@@ -3167,6 +4147,7 @@
         <w:pStyle w:val="H3"/>
       </w:pPr>
       <w:r>
+        <w:lastRenderedPageBreak/>
         <w:t xml:space="preserve">Схема </w:t>
       </w:r>
     </w:p>

--- a/32IV Inzhenerija vbudovanyh/6/KNT-122_Onyshchenko_Variant-19_PR5.docx
+++ b/32IV Inzhenerija vbudovanyh/6/KNT-122_Onyshchenko_Variant-19_PR5.docx
@@ -4145,15 +4145,146 @@
     <w:p>
       <w:pPr>
         <w:pStyle w:val="H3"/>
+        <w:rPr>
+          <w:lang w:val="en-US"/>
+        </w:rPr>
       </w:pPr>
       <w:r>
         <w:lastRenderedPageBreak/>
-        <w:t xml:space="preserve">Схема </w:t>
-      </w:r>
+        <w:t>Схема</w:t>
+      </w:r>
+    </w:p>
+    <w:p>
+      <w:pPr>
+        <w:pStyle w:val="P"/>
+        <w:rPr>
+          <w:lang w:val="en-US"/>
+        </w:rPr>
+      </w:pPr>
+    </w:p>
+    <w:p>
+      <w:pPr>
+        <w:pStyle w:val="IMG"/>
+        <w:rPr>
+          <w:lang w:val="en-US"/>
+        </w:rPr>
+      </w:pPr>
+      <w:r>
+        <w:rPr>
+          <w:lang w:val="en-US"/>
+        </w:rPr>
+        <w:drawing>
+          <wp:inline distT="0" distB="0" distL="0" distR="0" wp14:anchorId="6214922D" wp14:editId="52A9D058">
+            <wp:extent cx="5731510" cy="6715125"/>
+            <wp:effectExtent l="0" t="0" r="2540" b="9525"/>
+            <wp:docPr id="1929578191" name="Рисунок 1" descr="Зображення, що містить текст, знімок екрана, число, схема&#10;&#10;Вміст, створений ШІ, може бути неправильним."/>
+            <wp:cNvGraphicFramePr>
+              <a:graphicFrameLocks xmlns:a="http://schemas.openxmlformats.org/drawingml/2006/main" noChangeAspect="1"/>
+            </wp:cNvGraphicFramePr>
+            <a:graphic xmlns:a="http://schemas.openxmlformats.org/drawingml/2006/main">
+              <a:graphicData uri="http://schemas.openxmlformats.org/drawingml/2006/picture">
+                <pic:pic xmlns:pic="http://schemas.openxmlformats.org/drawingml/2006/picture">
+                  <pic:nvPicPr>
+                    <pic:cNvPr id="1929578191" name="Рисунок 1" descr="Зображення, що містить текст, знімок екрана, число, схема&#10;&#10;Вміст, створений ШІ, може бути неправильним."/>
+                    <pic:cNvPicPr/>
+                  </pic:nvPicPr>
+                  <pic:blipFill>
+                    <a:blip r:embed="rId22"/>
+                    <a:stretch>
+                      <a:fillRect/>
+                    </a:stretch>
+                  </pic:blipFill>
+                  <pic:spPr>
+                    <a:xfrm>
+                      <a:off x="0" y="0"/>
+                      <a:ext cx="5731510" cy="6715125"/>
+                    </a:xfrm>
+                    <a:prstGeom prst="rect">
+                      <a:avLst/>
+                    </a:prstGeom>
+                  </pic:spPr>
+                </pic:pic>
+              </a:graphicData>
+            </a:graphic>
+          </wp:inline>
+        </w:drawing>
+      </w:r>
+    </w:p>
+    <w:p>
+      <w:pPr>
+        <w:pStyle w:val="IMG"/>
+      </w:pPr>
+      <w:r>
+        <w:t>Рисунок 5.1 – Схема з виводами</w:t>
+      </w:r>
+    </w:p>
+    <w:p>
+      <w:pPr>
+        <w:pStyle w:val="IMG"/>
+      </w:pPr>
+    </w:p>
+    <w:p>
+      <w:pPr>
+        <w:pStyle w:val="IMG"/>
+      </w:pPr>
+      <w:r>
+        <w:lastRenderedPageBreak/>
+        <w:drawing>
+          <wp:inline distT="0" distB="0" distL="0" distR="0" wp14:anchorId="1D398482" wp14:editId="6241C933">
+            <wp:extent cx="5731510" cy="5938520"/>
+            <wp:effectExtent l="0" t="0" r="2540" b="5080"/>
+            <wp:docPr id="926629429" name="Рисунок 1" descr="Зображення, що містить текст, Електронна інженерія, електроніка, Компонент схеми&#10;&#10;Вміст, створений ШІ, може бути неправильним."/>
+            <wp:cNvGraphicFramePr>
+              <a:graphicFrameLocks xmlns:a="http://schemas.openxmlformats.org/drawingml/2006/main" noChangeAspect="1"/>
+            </wp:cNvGraphicFramePr>
+            <a:graphic xmlns:a="http://schemas.openxmlformats.org/drawingml/2006/main">
+              <a:graphicData uri="http://schemas.openxmlformats.org/drawingml/2006/picture">
+                <pic:pic xmlns:pic="http://schemas.openxmlformats.org/drawingml/2006/picture">
+                  <pic:nvPicPr>
+                    <pic:cNvPr id="926629429" name="Рисунок 1" descr="Зображення, що містить текст, Електронна інженерія, електроніка, Компонент схеми&#10;&#10;Вміст, створений ШІ, може бути неправильним."/>
+                    <pic:cNvPicPr/>
+                  </pic:nvPicPr>
+                  <pic:blipFill>
+                    <a:blip r:embed="rId23"/>
+                    <a:stretch>
+                      <a:fillRect/>
+                    </a:stretch>
+                  </pic:blipFill>
+                  <pic:spPr>
+                    <a:xfrm>
+                      <a:off x="0" y="0"/>
+                      <a:ext cx="5731510" cy="5938520"/>
+                    </a:xfrm>
+                    <a:prstGeom prst="rect">
+                      <a:avLst/>
+                    </a:prstGeom>
+                  </pic:spPr>
+                </pic:pic>
+              </a:graphicData>
+            </a:graphic>
+          </wp:inline>
+        </w:drawing>
+      </w:r>
+    </w:p>
+    <w:p>
+      <w:pPr>
+        <w:pStyle w:val="IMG"/>
+      </w:pPr>
+      <w:r>
+        <w:t>Рисунок 5.2 – Зібрана схема</w:t>
+      </w:r>
+    </w:p>
+    <w:p>
+      <w:pPr>
+        <w:pStyle w:val="P"/>
+      </w:pPr>
     </w:p>
     <w:p>
       <w:pPr>
         <w:pStyle w:val="H3"/>
+        <w:rPr>
+          <w:lang w:val="en-US"/>
+        </w:rPr>
       </w:pPr>
       <w:r>
         <w:t>Код</w:t>
@@ -4180,6 +4311,9 @@
     <w:p>
       <w:pPr>
         <w:pStyle w:val="P"/>
+        <w:rPr>
+          <w:lang w:val="en-US"/>
+        </w:rPr>
       </w:pPr>
       <w:r>
         <w:t xml:space="preserve">Таким чином, було ознайомлено </w:t>
@@ -4220,11 +4354,6 @@
       <w:r>
         <w:t>в середовищі Tinkercad.</w:t>
       </w:r>
-    </w:p>
-    <w:p>
-      <w:pPr>
-        <w:pStyle w:val="P"/>
-      </w:pPr>
     </w:p>
     <w:sectPr>
       <w:pgSz w:w="11906" w:h="16838"/>

--- a/32IV Inzhenerija vbudovanyh/6/KNT-122_Onyshchenko_Variant-19_PR5.docx
+++ b/32IV Inzhenerija vbudovanyh/6/KNT-122_Onyshchenko_Variant-19_PR5.docx
@@ -1011,15 +1011,7 @@
         <w:pStyle w:val="Code"/>
       </w:pPr>
       <w:r>
-        <w:t xml:space="preserve">int </w:t>
-      </w:r>
-      <w:proofErr w:type="gramStart"/>
-      <w:r>
-        <w:t>getTempMap(</w:t>
-      </w:r>
-      <w:proofErr w:type="gramEnd"/>
-      <w:r>
-        <w:t>) {</w:t>
+        <w:t>int getTempMap() {</w:t>
       </w:r>
     </w:p>
     <w:p>
@@ -1035,15 +1027,7 @@
         <w:pStyle w:val="Code"/>
       </w:pPr>
       <w:r>
-        <w:t xml:space="preserve">  int degreesCelcius=map(((value-</w:t>
-      </w:r>
-      <w:proofErr w:type="gramStart"/>
-      <w:r>
-        <w:t>20)*</w:t>
-      </w:r>
-      <w:proofErr w:type="gramEnd"/>
-      <w:r>
-        <w:t>3.04), 0, 1023, -40, 125);</w:t>
+        <w:t xml:space="preserve">  int degreesCelcius=map(((value-20)*3.04), 0, 1023, -40, 125);</w:t>
       </w:r>
     </w:p>
     <w:p>
@@ -1072,15 +1056,7 @@
         <w:pStyle w:val="Code"/>
       </w:pPr>
       <w:r>
-        <w:t xml:space="preserve">int </w:t>
-      </w:r>
-      <w:proofErr w:type="gramStart"/>
-      <w:r>
-        <w:t>getTempManual(</w:t>
-      </w:r>
-      <w:proofErr w:type="gramEnd"/>
-      <w:r>
-        <w:t>) {</w:t>
+        <w:t>int getTempManual() {</w:t>
       </w:r>
     </w:p>
     <w:p>
@@ -1149,15 +1125,7 @@
         <w:pStyle w:val="Code"/>
       </w:pPr>
       <w:r>
-        <w:t xml:space="preserve">void </w:t>
-      </w:r>
-      <w:proofErr w:type="gramStart"/>
-      <w:r>
-        <w:t>setup(</w:t>
-      </w:r>
-      <w:proofErr w:type="gramEnd"/>
-      <w:r>
-        <w:t>)</w:t>
+        <w:t>void setup()</w:t>
       </w:r>
     </w:p>
     <w:p>
@@ -1173,63 +1141,31 @@
         <w:pStyle w:val="Code"/>
       </w:pPr>
       <w:r>
-        <w:t xml:space="preserve">  </w:t>
-      </w:r>
-      <w:proofErr w:type="gramStart"/>
-      <w:r>
-        <w:t>pinMode(</w:t>
-      </w:r>
-      <w:proofErr w:type="gramEnd"/>
-      <w:r>
-        <w:t>greenLed, OUTPUT);</w:t>
-      </w:r>
-    </w:p>
-    <w:p>
-      <w:pPr>
-        <w:pStyle w:val="Code"/>
-      </w:pPr>
-      <w:r>
-        <w:t xml:space="preserve">  </w:t>
-      </w:r>
-      <w:proofErr w:type="gramStart"/>
-      <w:r>
-        <w:t>pinMode(</w:t>
-      </w:r>
-      <w:proofErr w:type="gramEnd"/>
-      <w:r>
-        <w:t>yellowLed, OUTPUT);</w:t>
-      </w:r>
-    </w:p>
-    <w:p>
-      <w:pPr>
-        <w:pStyle w:val="Code"/>
-      </w:pPr>
-      <w:r>
-        <w:t xml:space="preserve">  </w:t>
-      </w:r>
-      <w:proofErr w:type="gramStart"/>
-      <w:r>
-        <w:t>pinMode(</w:t>
-      </w:r>
-      <w:proofErr w:type="gramEnd"/>
-      <w:r>
-        <w:t>orangeLed, OUTPUT);</w:t>
-      </w:r>
-    </w:p>
-    <w:p>
-      <w:pPr>
-        <w:pStyle w:val="Code"/>
-      </w:pPr>
-      <w:r>
-        <w:t xml:space="preserve">  </w:t>
-      </w:r>
-      <w:proofErr w:type="gramStart"/>
-      <w:r>
-        <w:t>pinMode(</w:t>
-      </w:r>
-      <w:proofErr w:type="gramEnd"/>
-      <w:r>
-        <w:t>tempPin, INPUT);</w:t>
+        <w:t xml:space="preserve">  pinMode(greenLed, OUTPUT);</w:t>
+      </w:r>
+    </w:p>
+    <w:p>
+      <w:pPr>
+        <w:pStyle w:val="Code"/>
+      </w:pPr>
+      <w:r>
+        <w:t xml:space="preserve">  pinMode(yellowLed, OUTPUT);</w:t>
+      </w:r>
+    </w:p>
+    <w:p>
+      <w:pPr>
+        <w:pStyle w:val="Code"/>
+      </w:pPr>
+      <w:r>
+        <w:t xml:space="preserve">  pinMode(orangeLed, OUTPUT);</w:t>
+      </w:r>
+    </w:p>
+    <w:p>
+      <w:pPr>
+        <w:pStyle w:val="Code"/>
+      </w:pPr>
+      <w:r>
+        <w:t xml:space="preserve">  pinMode(tempPin, INPUT);</w:t>
       </w:r>
     </w:p>
     <w:p>
@@ -1258,15 +1194,7 @@
         <w:pStyle w:val="Code"/>
       </w:pPr>
       <w:r>
-        <w:t xml:space="preserve">void </w:t>
-      </w:r>
-      <w:proofErr w:type="gramStart"/>
-      <w:r>
-        <w:t>loop(</w:t>
-      </w:r>
-      <w:proofErr w:type="gramEnd"/>
-      <w:r>
-        <w:t>)</w:t>
+        <w:t>void loop()</w:t>
       </w:r>
     </w:p>
     <w:p>
@@ -1282,15 +1210,7 @@
         <w:pStyle w:val="Code"/>
       </w:pPr>
       <w:r>
-        <w:t xml:space="preserve">  int temperature=</w:t>
-      </w:r>
-      <w:proofErr w:type="gramStart"/>
-      <w:r>
-        <w:t>getTempManual(</w:t>
-      </w:r>
-      <w:proofErr w:type="gramEnd"/>
-      <w:r>
-        <w:t>);</w:t>
+        <w:t xml:space="preserve">  int temperature=getTempManual();</w:t>
       </w:r>
     </w:p>
     <w:p>
@@ -1314,15 +1234,7 @@
         <w:pStyle w:val="Code"/>
       </w:pPr>
       <w:r>
-        <w:t xml:space="preserve">    </w:t>
-      </w:r>
-      <w:proofErr w:type="gramStart"/>
-      <w:r>
-        <w:t>digitalWrite(</w:t>
-      </w:r>
-      <w:proofErr w:type="gramEnd"/>
-      <w:r>
-        <w:t>greenLed, HIGH);</w:t>
+        <w:t xml:space="preserve">    digitalWrite(greenLed, HIGH);</w:t>
       </w:r>
     </w:p>
     <w:p>
@@ -1338,15 +1250,7 @@
         <w:pStyle w:val="Code"/>
       </w:pPr>
       <w:r>
-        <w:t xml:space="preserve">    </w:t>
-      </w:r>
-      <w:proofErr w:type="gramStart"/>
-      <w:r>
-        <w:t>digitalWrite(</w:t>
-      </w:r>
-      <w:proofErr w:type="gramEnd"/>
-      <w:r>
-        <w:t>greenLed, LOW);</w:t>
+        <w:t xml:space="preserve">    digitalWrite(greenLed, LOW);</w:t>
       </w:r>
     </w:p>
     <w:p>
@@ -1370,15 +1274,7 @@
         <w:pStyle w:val="Code"/>
       </w:pPr>
       <w:r>
-        <w:t xml:space="preserve">    </w:t>
-      </w:r>
-      <w:proofErr w:type="gramStart"/>
-      <w:r>
-        <w:t>digitalWrite(</w:t>
-      </w:r>
-      <w:proofErr w:type="gramEnd"/>
-      <w:r>
-        <w:t>yellowLed, HIGH);</w:t>
+        <w:t xml:space="preserve">    digitalWrite(yellowLed, HIGH);</w:t>
       </w:r>
     </w:p>
     <w:p>
@@ -1394,15 +1290,7 @@
         <w:pStyle w:val="Code"/>
       </w:pPr>
       <w:r>
-        <w:t xml:space="preserve">    </w:t>
-      </w:r>
-      <w:proofErr w:type="gramStart"/>
-      <w:r>
-        <w:t>digitalWrite(</w:t>
-      </w:r>
-      <w:proofErr w:type="gramEnd"/>
-      <w:r>
-        <w:t>yellowLed, LOW);</w:t>
+        <w:t xml:space="preserve">    digitalWrite(yellowLed, LOW);</w:t>
       </w:r>
     </w:p>
     <w:p>
@@ -1426,15 +1314,7 @@
         <w:pStyle w:val="Code"/>
       </w:pPr>
       <w:r>
-        <w:t xml:space="preserve">    </w:t>
-      </w:r>
-      <w:proofErr w:type="gramStart"/>
-      <w:r>
-        <w:t>digitalWrite(</w:t>
-      </w:r>
-      <w:proofErr w:type="gramEnd"/>
-      <w:r>
-        <w:t>orangeLed, HIGH);</w:t>
+        <w:t xml:space="preserve">    digitalWrite(orangeLed, HIGH);</w:t>
       </w:r>
     </w:p>
     <w:p>
@@ -1450,15 +1330,7 @@
         <w:pStyle w:val="Code"/>
       </w:pPr>
       <w:r>
-        <w:t xml:space="preserve">    </w:t>
-      </w:r>
-      <w:proofErr w:type="gramStart"/>
-      <w:r>
-        <w:t>digitalWrite(</w:t>
-      </w:r>
-      <w:proofErr w:type="gramEnd"/>
-      <w:r>
-        <w:t>orangeLed, LOW);</w:t>
+        <w:t xml:space="preserve">    digitalWrite(orangeLed, LOW);</w:t>
       </w:r>
     </w:p>
     <w:p>
@@ -1475,15 +1347,7 @@
       </w:pPr>
       <w:r>
         <w:lastRenderedPageBreak/>
-        <w:t xml:space="preserve">  </w:t>
-      </w:r>
-      <w:proofErr w:type="gramStart"/>
-      <w:r>
-        <w:t>delay(</w:t>
-      </w:r>
-      <w:proofErr w:type="gramEnd"/>
-      <w:r>
-        <w:t>100);</w:t>
+        <w:t xml:space="preserve">  delay(100);</w:t>
       </w:r>
     </w:p>
     <w:p>
@@ -1770,36 +1634,20 @@
         <w:pStyle w:val="Code"/>
       </w:pPr>
       <w:r>
-        <w:t xml:space="preserve">Adafruit_LiquidCrystal </w:t>
-      </w:r>
-      <w:proofErr w:type="gramStart"/>
-      <w:r>
-        <w:t>lcd(</w:t>
-      </w:r>
-      <w:proofErr w:type="gramEnd"/>
-      <w:r>
-        <w:t>0);</w:t>
-      </w:r>
-    </w:p>
-    <w:p>
-      <w:pPr>
-        <w:pStyle w:val="Code"/>
-      </w:pPr>
-    </w:p>
-    <w:p>
-      <w:pPr>
-        <w:pStyle w:val="Code"/>
-      </w:pPr>
-      <w:r>
-        <w:t xml:space="preserve">void </w:t>
-      </w:r>
-      <w:proofErr w:type="gramStart"/>
-      <w:r>
-        <w:t>setup(</w:t>
-      </w:r>
-      <w:proofErr w:type="gramEnd"/>
-      <w:r>
-        <w:t>)</w:t>
+        <w:t>Adafruit_LiquidCrystal lcd(0);</w:t>
+      </w:r>
+    </w:p>
+    <w:p>
+      <w:pPr>
+        <w:pStyle w:val="Code"/>
+      </w:pPr>
+    </w:p>
+    <w:p>
+      <w:pPr>
+        <w:pStyle w:val="Code"/>
+      </w:pPr>
+      <w:r>
+        <w:t>void setup()</w:t>
       </w:r>
     </w:p>
     <w:p>
@@ -1815,31 +1663,15 @@
         <w:pStyle w:val="Code"/>
       </w:pPr>
       <w:r>
-        <w:t xml:space="preserve">  </w:t>
-      </w:r>
-      <w:proofErr w:type="gramStart"/>
-      <w:r>
-        <w:t>lcd.begin</w:t>
-      </w:r>
-      <w:proofErr w:type="gramEnd"/>
-      <w:r>
-        <w:t>(16, 2);</w:t>
-      </w:r>
-    </w:p>
-    <w:p>
-      <w:pPr>
-        <w:pStyle w:val="Code"/>
-      </w:pPr>
-      <w:r>
-        <w:t xml:space="preserve">  </w:t>
-      </w:r>
-      <w:proofErr w:type="gramStart"/>
-      <w:r>
-        <w:t>lcd.setBacklight</w:t>
-      </w:r>
-      <w:proofErr w:type="gramEnd"/>
-      <w:r>
-        <w:t>(1);</w:t>
+        <w:t xml:space="preserve">  lcd.begin(16, 2);</w:t>
+      </w:r>
+    </w:p>
+    <w:p>
+      <w:pPr>
+        <w:pStyle w:val="Code"/>
+      </w:pPr>
+      <w:r>
+        <w:t xml:space="preserve">  lcd.setBacklight(1);</w:t>
       </w:r>
     </w:p>
     <w:p>
@@ -1860,15 +1692,7 @@
         <w:pStyle w:val="Code"/>
       </w:pPr>
       <w:r>
-        <w:t xml:space="preserve">  </w:t>
-      </w:r>
-      <w:proofErr w:type="gramStart"/>
-      <w:r>
-        <w:t>lcd.setCursor</w:t>
-      </w:r>
-      <w:proofErr w:type="gramEnd"/>
-      <w:r>
-        <w:t>(0,1);</w:t>
+        <w:t xml:space="preserve">  lcd.setCursor(0,1);</w:t>
       </w:r>
     </w:p>
     <w:p>
@@ -1884,15 +1708,7 @@
         <w:pStyle w:val="Code"/>
       </w:pPr>
       <w:r>
-        <w:t xml:space="preserve">  </w:t>
-      </w:r>
-      <w:proofErr w:type="gramStart"/>
-      <w:r>
-        <w:t>delay(</w:t>
-      </w:r>
-      <w:proofErr w:type="gramEnd"/>
-      <w:r>
-        <w:t>500);</w:t>
+        <w:t xml:space="preserve">  delay(500);</w:t>
       </w:r>
     </w:p>
     <w:p>
@@ -1913,15 +1729,7 @@
         <w:pStyle w:val="Code"/>
       </w:pPr>
       <w:r>
-        <w:t xml:space="preserve">void </w:t>
-      </w:r>
-      <w:proofErr w:type="gramStart"/>
-      <w:r>
-        <w:t>loop(</w:t>
-      </w:r>
-      <w:proofErr w:type="gramEnd"/>
-      <w:r>
-        <w:t>)</w:t>
+        <w:t>void loop()</w:t>
       </w:r>
     </w:p>
     <w:p>
@@ -1937,15 +1745,7 @@
         <w:pStyle w:val="Code"/>
       </w:pPr>
       <w:r>
-        <w:t xml:space="preserve">  </w:t>
-      </w:r>
-      <w:proofErr w:type="gramStart"/>
-      <w:r>
-        <w:t>lcd.setCursor</w:t>
-      </w:r>
-      <w:proofErr w:type="gramEnd"/>
-      <w:r>
-        <w:t>(0, 1);</w:t>
+        <w:t xml:space="preserve">  lcd.setCursor(0, 1);</w:t>
       </w:r>
     </w:p>
     <w:p>
@@ -1961,31 +1761,15 @@
         <w:pStyle w:val="Code"/>
       </w:pPr>
       <w:r>
-        <w:t xml:space="preserve">  </w:t>
-      </w:r>
-      <w:proofErr w:type="gramStart"/>
-      <w:r>
-        <w:t>lcd.setBacklight</w:t>
-      </w:r>
-      <w:proofErr w:type="gramEnd"/>
-      <w:r>
-        <w:t>(1);</w:t>
-      </w:r>
-    </w:p>
-    <w:p>
-      <w:pPr>
-        <w:pStyle w:val="Code"/>
-      </w:pPr>
-      <w:r>
-        <w:t xml:space="preserve">  </w:t>
-      </w:r>
-      <w:proofErr w:type="gramStart"/>
-      <w:r>
-        <w:t>delay(</w:t>
-      </w:r>
-      <w:proofErr w:type="gramEnd"/>
-      <w:r>
-        <w:t>500);</w:t>
+        <w:t xml:space="preserve">  lcd.setBacklight(1);</w:t>
+      </w:r>
+    </w:p>
+    <w:p>
+      <w:pPr>
+        <w:pStyle w:val="Code"/>
+      </w:pPr>
+      <w:r>
+        <w:t xml:space="preserve">  delay(500);</w:t>
       </w:r>
     </w:p>
     <w:p>
@@ -2291,15 +2075,7 @@
         <w:pStyle w:val="Code"/>
       </w:pPr>
       <w:r>
-        <w:t xml:space="preserve">int </w:t>
-      </w:r>
-      <w:proofErr w:type="gramStart"/>
-      <w:r>
-        <w:t>getTempManual(</w:t>
-      </w:r>
-      <w:proofErr w:type="gramEnd"/>
-      <w:r>
-        <w:t>) {</w:t>
+        <w:t>int getTempManual() {</w:t>
       </w:r>
     </w:p>
     <w:p>
@@ -2368,63 +2144,31 @@
         <w:pStyle w:val="Code"/>
       </w:pPr>
       <w:r>
-        <w:t xml:space="preserve">void </w:t>
-      </w:r>
-      <w:proofErr w:type="gramStart"/>
-      <w:r>
-        <w:t>showRgb(</w:t>
-      </w:r>
-      <w:proofErr w:type="gramEnd"/>
-      <w:r>
-        <w:t>int red, int green, int blue) {</w:t>
-      </w:r>
-    </w:p>
-    <w:p>
-      <w:pPr>
-        <w:pStyle w:val="Code"/>
-      </w:pPr>
-      <w:r>
-        <w:t xml:space="preserve">  </w:t>
-      </w:r>
-      <w:proofErr w:type="gramStart"/>
-      <w:r>
-        <w:t>digitalWrite(</w:t>
-      </w:r>
-      <w:proofErr w:type="gramEnd"/>
-      <w:r>
-        <w:t>redLed, red);</w:t>
-      </w:r>
-    </w:p>
-    <w:p>
-      <w:pPr>
-        <w:pStyle w:val="Code"/>
-      </w:pPr>
-      <w:r>
-        <w:t xml:space="preserve">  </w:t>
-      </w:r>
-      <w:proofErr w:type="gramStart"/>
-      <w:r>
-        <w:t>digitalWrite(</w:t>
-      </w:r>
-      <w:proofErr w:type="gramEnd"/>
-      <w:r>
-        <w:t>greenLed, green);</w:t>
-      </w:r>
-    </w:p>
-    <w:p>
-      <w:pPr>
-        <w:pStyle w:val="Code"/>
-      </w:pPr>
-      <w:r>
-        <w:t xml:space="preserve">  </w:t>
-      </w:r>
-      <w:proofErr w:type="gramStart"/>
-      <w:r>
-        <w:t>digitalWrite(</w:t>
-      </w:r>
-      <w:proofErr w:type="gramEnd"/>
-      <w:r>
-        <w:t>blueLed, blue);</w:t>
+        <w:t>void showRgb(int red, int green, int blue) {</w:t>
+      </w:r>
+    </w:p>
+    <w:p>
+      <w:pPr>
+        <w:pStyle w:val="Code"/>
+      </w:pPr>
+      <w:r>
+        <w:t>  digitalWrite(redLed, red);</w:t>
+      </w:r>
+    </w:p>
+    <w:p>
+      <w:pPr>
+        <w:pStyle w:val="Code"/>
+      </w:pPr>
+      <w:r>
+        <w:t>  digitalWrite(greenLed, green);</w:t>
+      </w:r>
+    </w:p>
+    <w:p>
+      <w:pPr>
+        <w:pStyle w:val="Code"/>
+      </w:pPr>
+      <w:r>
+        <w:t>  digitalWrite(blueLed, blue);</w:t>
       </w:r>
     </w:p>
     <w:p>
@@ -2445,15 +2189,7 @@
         <w:pStyle w:val="Code"/>
       </w:pPr>
       <w:r>
-        <w:t xml:space="preserve">void </w:t>
-      </w:r>
-      <w:proofErr w:type="gramStart"/>
-      <w:r>
-        <w:t>setup(</w:t>
-      </w:r>
-      <w:proofErr w:type="gramEnd"/>
-      <w:r>
-        <w:t>)</w:t>
+        <w:t>void setup()</w:t>
       </w:r>
     </w:p>
     <w:p>
@@ -2469,63 +2205,31 @@
         <w:pStyle w:val="Code"/>
       </w:pPr>
       <w:r>
-        <w:t xml:space="preserve">  </w:t>
-      </w:r>
-      <w:proofErr w:type="gramStart"/>
-      <w:r>
-        <w:t>pinMode(</w:t>
-      </w:r>
-      <w:proofErr w:type="gramEnd"/>
-      <w:r>
-        <w:t>greenLed, OUTPUT);</w:t>
-      </w:r>
-    </w:p>
-    <w:p>
-      <w:pPr>
-        <w:pStyle w:val="Code"/>
-      </w:pPr>
-      <w:r>
-        <w:t xml:space="preserve">  </w:t>
-      </w:r>
-      <w:proofErr w:type="gramStart"/>
-      <w:r>
-        <w:t>pinMode(</w:t>
-      </w:r>
-      <w:proofErr w:type="gramEnd"/>
-      <w:r>
-        <w:t>redLed, OUTPUT);</w:t>
-      </w:r>
-    </w:p>
-    <w:p>
-      <w:pPr>
-        <w:pStyle w:val="Code"/>
-      </w:pPr>
-      <w:r>
-        <w:t xml:space="preserve">  </w:t>
-      </w:r>
-      <w:proofErr w:type="gramStart"/>
-      <w:r>
-        <w:t>pinMode(</w:t>
-      </w:r>
-      <w:proofErr w:type="gramEnd"/>
-      <w:r>
-        <w:t>blueLed, OUTPUT);</w:t>
-      </w:r>
-    </w:p>
-    <w:p>
-      <w:pPr>
-        <w:pStyle w:val="Code"/>
-      </w:pPr>
-      <w:r>
-        <w:t xml:space="preserve">  </w:t>
-      </w:r>
-      <w:proofErr w:type="gramStart"/>
-      <w:r>
-        <w:t>pinMode(</w:t>
-      </w:r>
-      <w:proofErr w:type="gramEnd"/>
-      <w:r>
-        <w:t>tempPin, INPUT);</w:t>
+        <w:t>  pinMode(greenLed, OUTPUT);</w:t>
+      </w:r>
+    </w:p>
+    <w:p>
+      <w:pPr>
+        <w:pStyle w:val="Code"/>
+      </w:pPr>
+      <w:r>
+        <w:t>  pinMode(redLed, OUTPUT);</w:t>
+      </w:r>
+    </w:p>
+    <w:p>
+      <w:pPr>
+        <w:pStyle w:val="Code"/>
+      </w:pPr>
+      <w:r>
+        <w:t>  pinMode(blueLed, OUTPUT);</w:t>
+      </w:r>
+    </w:p>
+    <w:p>
+      <w:pPr>
+        <w:pStyle w:val="Code"/>
+      </w:pPr>
+      <w:r>
+        <w:t>  pinMode(tempPin, INPUT);</w:t>
       </w:r>
     </w:p>
     <w:p>
@@ -2554,15 +2258,7 @@
         <w:pStyle w:val="Code"/>
       </w:pPr>
       <w:r>
-        <w:t xml:space="preserve">void </w:t>
-      </w:r>
-      <w:proofErr w:type="gramStart"/>
-      <w:r>
-        <w:t>loop(</w:t>
-      </w:r>
-      <w:proofErr w:type="gramEnd"/>
-      <w:r>
-        <w:t>)</w:t>
+        <w:t>void loop()</w:t>
       </w:r>
     </w:p>
     <w:p>
@@ -2578,15 +2274,7 @@
         <w:pStyle w:val="Code"/>
       </w:pPr>
       <w:r>
-        <w:t>  int temperature=</w:t>
-      </w:r>
-      <w:proofErr w:type="gramStart"/>
-      <w:r>
-        <w:t>getTempManual(</w:t>
-      </w:r>
-      <w:proofErr w:type="gramEnd"/>
-      <w:r>
-        <w:t>);</w:t>
+        <w:t>  int temperature=getTempManual();</w:t>
       </w:r>
     </w:p>
     <w:p>
@@ -2618,15 +2306,7 @@
         <w:pStyle w:val="Code"/>
       </w:pPr>
       <w:r>
-        <w:t xml:space="preserve">    </w:t>
-      </w:r>
-      <w:proofErr w:type="gramStart"/>
-      <w:r>
-        <w:t>showRgb(</w:t>
-      </w:r>
-      <w:proofErr w:type="gramEnd"/>
-      <w:r>
-        <w:t>0,0,255);</w:t>
+        <w:t>    showRgb(0,0,255);</w:t>
       </w:r>
     </w:p>
     <w:p>
@@ -2650,15 +2330,7 @@
         <w:pStyle w:val="Code"/>
       </w:pPr>
       <w:r>
-        <w:t xml:space="preserve">    </w:t>
-      </w:r>
-      <w:proofErr w:type="gramStart"/>
-      <w:r>
-        <w:t>showRgb(</w:t>
-      </w:r>
-      <w:proofErr w:type="gramEnd"/>
-      <w:r>
-        <w:t>0,255,0);</w:t>
+        <w:t>    showRgb(0,255,0);</w:t>
       </w:r>
     </w:p>
     <w:p>
@@ -2682,15 +2354,7 @@
         <w:pStyle w:val="Code"/>
       </w:pPr>
       <w:r>
-        <w:t xml:space="preserve">    </w:t>
-      </w:r>
-      <w:proofErr w:type="gramStart"/>
-      <w:r>
-        <w:t>showRgb(</w:t>
-      </w:r>
-      <w:proofErr w:type="gramEnd"/>
-      <w:r>
-        <w:t>255,0,0);</w:t>
+        <w:t>    showRgb(255,0,0);</w:t>
       </w:r>
     </w:p>
     <w:p>
@@ -2706,15 +2370,7 @@
         <w:pStyle w:val="Code"/>
       </w:pPr>
       <w:r>
-        <w:t xml:space="preserve">  </w:t>
-      </w:r>
-      <w:proofErr w:type="gramStart"/>
-      <w:r>
-        <w:t>delay(</w:t>
-      </w:r>
-      <w:proofErr w:type="gramEnd"/>
-      <w:r>
-        <w:t>100);</w:t>
+        <w:t>  delay(100);</w:t>
       </w:r>
     </w:p>
     <w:p>
@@ -3146,92 +2802,28 @@
         <w:pStyle w:val="Code"/>
       </w:pPr>
       <w:r>
-        <w:t>int rs=</w:t>
-      </w:r>
-      <w:proofErr w:type="gramStart"/>
-      <w:r>
-        <w:t>12,en</w:t>
-      </w:r>
-      <w:proofErr w:type="gramEnd"/>
-      <w:r>
-        <w:t>=</w:t>
-      </w:r>
-      <w:proofErr w:type="gramStart"/>
-      <w:r>
-        <w:t>11,d</w:t>
-      </w:r>
-      <w:proofErr w:type="gramEnd"/>
-      <w:r>
-        <w:t>4=</w:t>
-      </w:r>
-      <w:proofErr w:type="gramStart"/>
-      <w:r>
-        <w:t>5,d</w:t>
-      </w:r>
-      <w:proofErr w:type="gramEnd"/>
-      <w:r>
-        <w:t>5=</w:t>
-      </w:r>
-      <w:proofErr w:type="gramStart"/>
-      <w:r>
-        <w:t>4,d</w:t>
-      </w:r>
-      <w:proofErr w:type="gramEnd"/>
-      <w:r>
-        <w:t>6=</w:t>
-      </w:r>
-      <w:proofErr w:type="gramStart"/>
-      <w:r>
-        <w:t>3,d</w:t>
-      </w:r>
-      <w:proofErr w:type="gramEnd"/>
-      <w:r>
-        <w:t>7=2;</w:t>
-      </w:r>
-    </w:p>
-    <w:p>
-      <w:pPr>
-        <w:pStyle w:val="Code"/>
-      </w:pPr>
-      <w:r>
-        <w:t>LiquidCrystal lcd(</w:t>
-      </w:r>
-      <w:proofErr w:type="gramStart"/>
-      <w:r>
-        <w:t>rs,en</w:t>
-      </w:r>
-      <w:proofErr w:type="gramEnd"/>
-      <w:r>
-        <w:t>,d</w:t>
-      </w:r>
-      <w:proofErr w:type="gramStart"/>
-      <w:r>
-        <w:t>4,d5,d6,d</w:t>
-      </w:r>
-      <w:proofErr w:type="gramEnd"/>
-      <w:r>
-        <w:t>7);</w:t>
-      </w:r>
-    </w:p>
-    <w:p>
-      <w:pPr>
-        <w:pStyle w:val="Code"/>
-      </w:pPr>
-    </w:p>
-    <w:p>
-      <w:pPr>
-        <w:pStyle w:val="Code"/>
-      </w:pPr>
-      <w:r>
-        <w:t xml:space="preserve">void </w:t>
-      </w:r>
-      <w:proofErr w:type="gramStart"/>
-      <w:r>
-        <w:t>setup(</w:t>
-      </w:r>
-      <w:proofErr w:type="gramEnd"/>
-      <w:r>
-        <w:t>)</w:t>
+        <w:t>int rs=12,en=11,d4=5,d5=4,d6=3,d7=2;</w:t>
+      </w:r>
+    </w:p>
+    <w:p>
+      <w:pPr>
+        <w:pStyle w:val="Code"/>
+      </w:pPr>
+      <w:r>
+        <w:t>LiquidCrystal lcd(rs,en,d4,d5,d6,d7);</w:t>
+      </w:r>
+    </w:p>
+    <w:p>
+      <w:pPr>
+        <w:pStyle w:val="Code"/>
+      </w:pPr>
+    </w:p>
+    <w:p>
+      <w:pPr>
+        <w:pStyle w:val="Code"/>
+      </w:pPr>
+      <w:r>
+        <w:t>void setup()</w:t>
       </w:r>
     </w:p>
     <w:p>
@@ -3247,15 +2839,108 @@
         <w:pStyle w:val="Code"/>
       </w:pPr>
       <w:r>
+        <w:t>  lcd.begin(16,2);</w:t>
+      </w:r>
+    </w:p>
+    <w:p>
+      <w:pPr>
+        <w:pStyle w:val="Code"/>
+      </w:pPr>
+      <w:r>
+        <w:t>  pinMode(tempPin, INPUT);</w:t>
+      </w:r>
+    </w:p>
+    <w:p>
+      <w:pPr>
+        <w:pStyle w:val="Code"/>
+      </w:pPr>
+      <w:r>
+        <w:t>  Serial.begin(9600);</w:t>
+      </w:r>
+    </w:p>
+    <w:p>
+      <w:pPr>
+        <w:pStyle w:val="Code"/>
+      </w:pPr>
+      <w:r>
+        <w:t>}</w:t>
+      </w:r>
+    </w:p>
+    <w:p>
+      <w:pPr>
+        <w:pStyle w:val="Code"/>
+      </w:pPr>
+    </w:p>
+    <w:p>
+      <w:pPr>
+        <w:pStyle w:val="Code"/>
+      </w:pPr>
+      <w:r>
+        <w:t>void loop()</w:t>
+      </w:r>
+    </w:p>
+    <w:p>
+      <w:pPr>
+        <w:pStyle w:val="Code"/>
+      </w:pPr>
+      <w:r>
+        <w:t>{</w:t>
+      </w:r>
+    </w:p>
+    <w:p>
+      <w:pPr>
+        <w:pStyle w:val="Code"/>
+      </w:pPr>
+      <w:r>
+        <w:t>  float temperature=analogRead(tempPin)*0.004882814;</w:t>
+      </w:r>
+    </w:p>
+    <w:p>
+      <w:pPr>
+        <w:pStyle w:val="Code"/>
+      </w:pPr>
+      <w:r>
+        <w:t>  temperature=(temperature-0.5)*100.0;</w:t>
+      </w:r>
+    </w:p>
+    <w:p>
+      <w:pPr>
+        <w:pStyle w:val="Code"/>
+      </w:pPr>
+      <w:r>
+        <w:t>  int tmp=round(temperature);</w:t>
+      </w:r>
+    </w:p>
+    <w:p>
+      <w:pPr>
+        <w:pStyle w:val="Code"/>
+      </w:pPr>
+      <w:r>
         <w:t xml:space="preserve">  </w:t>
       </w:r>
-      <w:proofErr w:type="gramStart"/>
-      <w:r>
-        <w:t>lcd.begin</w:t>
-      </w:r>
-      <w:proofErr w:type="gramEnd"/>
-      <w:r>
-        <w:t>(16,2);</w:t>
+    </w:p>
+    <w:p>
+      <w:pPr>
+        <w:pStyle w:val="Code"/>
+      </w:pPr>
+      <w:r>
+        <w:t>  lcd.setCursor(0,0);</w:t>
+      </w:r>
+    </w:p>
+    <w:p>
+      <w:pPr>
+        <w:pStyle w:val="Code"/>
+      </w:pPr>
+      <w:r>
+        <w:t>  lcd.print(tmp);</w:t>
+      </w:r>
+    </w:p>
+    <w:p>
+      <w:pPr>
+        <w:pStyle w:val="Code"/>
+      </w:pPr>
+      <w:r>
+        <w:t>  lcd.print(" C");</w:t>
       </w:r>
     </w:p>
     <w:p>
@@ -3265,21 +2950,66 @@
       <w:r>
         <w:t xml:space="preserve">  </w:t>
       </w:r>
-      <w:proofErr w:type="gramStart"/>
-      <w:r>
-        <w:t>pinMode(</w:t>
-      </w:r>
-      <w:proofErr w:type="gramEnd"/>
-      <w:r>
-        <w:t>tempPin, INPUT);</w:t>
-      </w:r>
-    </w:p>
-    <w:p>
-      <w:pPr>
-        <w:pStyle w:val="Code"/>
-      </w:pPr>
-      <w:r>
-        <w:t>  Serial.begin(9600);</w:t>
+    </w:p>
+    <w:p>
+      <w:pPr>
+        <w:pStyle w:val="Code"/>
+      </w:pPr>
+      <w:r>
+        <w:t>  int filled=map(tmp, -40, 125, 1, 16);</w:t>
+      </w:r>
+    </w:p>
+    <w:p>
+      <w:pPr>
+        <w:pStyle w:val="Code"/>
+      </w:pPr>
+      <w:r>
+        <w:t>  lcd.setCursor(0,1);</w:t>
+      </w:r>
+    </w:p>
+    <w:p>
+      <w:pPr>
+        <w:pStyle w:val="Code"/>
+      </w:pPr>
+      <w:r>
+        <w:t>  for(int i=0; i&lt;filled; i++){</w:t>
+      </w:r>
+    </w:p>
+    <w:p>
+      <w:pPr>
+        <w:pStyle w:val="Code"/>
+      </w:pPr>
+      <w:r>
+        <w:t>    lcd.print("-");</w:t>
+      </w:r>
+    </w:p>
+    <w:p>
+      <w:pPr>
+        <w:pStyle w:val="Code"/>
+      </w:pPr>
+      <w:r>
+        <w:t>  }</w:t>
+      </w:r>
+    </w:p>
+    <w:p>
+      <w:pPr>
+        <w:pStyle w:val="Code"/>
+      </w:pPr>
+    </w:p>
+    <w:p>
+      <w:pPr>
+        <w:pStyle w:val="Code"/>
+      </w:pPr>
+      <w:r>
+        <w:t>  delay(100);</w:t>
+      </w:r>
+    </w:p>
+    <w:p>
+      <w:pPr>
+        <w:pStyle w:val="Code"/>
+      </w:pPr>
+      <w:r>
+        <w:t>  lcd.clear();</w:t>
       </w:r>
     </w:p>
     <w:p>
@@ -3292,23 +3022,70 @@
     </w:p>
     <w:p>
       <w:pPr>
-        <w:pStyle w:val="Code"/>
-      </w:pPr>
-    </w:p>
-    <w:p>
-      <w:pPr>
-        <w:pStyle w:val="Code"/>
-      </w:pPr>
-      <w:r>
-        <w:t xml:space="preserve">void </w:t>
-      </w:r>
-      <w:proofErr w:type="gramStart"/>
-      <w:r>
-        <w:t>loop(</w:t>
-      </w:r>
-      <w:proofErr w:type="gramEnd"/>
-      <w:r>
-        <w:t>)</w:t>
+        <w:pStyle w:val="P"/>
+      </w:pPr>
+    </w:p>
+    <w:p>
+      <w:pPr>
+        <w:pStyle w:val="H3"/>
+      </w:pPr>
+      <w:r>
+        <w:t>Другий код</w:t>
+      </w:r>
+    </w:p>
+    <w:p>
+      <w:pPr>
+        <w:pStyle w:val="P"/>
+      </w:pPr>
+    </w:p>
+    <w:p>
+      <w:pPr>
+        <w:pStyle w:val="Code"/>
+      </w:pPr>
+      <w:r>
+        <w:t>#include &lt;LiquidCrystal.h&gt;</w:t>
+      </w:r>
+    </w:p>
+    <w:p>
+      <w:pPr>
+        <w:pStyle w:val="Code"/>
+      </w:pPr>
+    </w:p>
+    <w:p>
+      <w:pPr>
+        <w:pStyle w:val="Code"/>
+      </w:pPr>
+      <w:r>
+        <w:t>int tempPin=A1;</w:t>
+      </w:r>
+    </w:p>
+    <w:p>
+      <w:pPr>
+        <w:pStyle w:val="Code"/>
+      </w:pPr>
+      <w:r>
+        <w:t>int rs=12,en=11,d4=5,d5=4,d6=3,d7=2;</w:t>
+      </w:r>
+    </w:p>
+    <w:p>
+      <w:pPr>
+        <w:pStyle w:val="Code"/>
+      </w:pPr>
+      <w:r>
+        <w:t>LiquidCrystal lcd(rs,en,d4,d5,d6,d7);</w:t>
+      </w:r>
+    </w:p>
+    <w:p>
+      <w:pPr>
+        <w:pStyle w:val="Code"/>
+      </w:pPr>
+    </w:p>
+    <w:p>
+      <w:pPr>
+        <w:pStyle w:val="Code"/>
+      </w:pPr>
+      <w:r>
+        <w:t>void setup()</w:t>
       </w:r>
     </w:p>
     <w:p>
@@ -3324,201 +3101,23 @@
         <w:pStyle w:val="Code"/>
       </w:pPr>
       <w:r>
-        <w:t>  float temperature=analogRead(tempPin)*0.004882814;</w:t>
-      </w:r>
-    </w:p>
-    <w:p>
-      <w:pPr>
-        <w:pStyle w:val="Code"/>
-      </w:pPr>
-      <w:r>
-        <w:t>  temperature=(temperature-0.</w:t>
-      </w:r>
-      <w:proofErr w:type="gramStart"/>
-      <w:r>
-        <w:t>5)*</w:t>
-      </w:r>
-      <w:proofErr w:type="gramEnd"/>
-      <w:r>
-        <w:t>100.0;</w:t>
-      </w:r>
-    </w:p>
-    <w:p>
-      <w:pPr>
-        <w:pStyle w:val="Code"/>
-      </w:pPr>
-      <w:r>
-        <w:t>  int tmp=round(temperature);</w:t>
-      </w:r>
-    </w:p>
-    <w:p>
-      <w:pPr>
-        <w:pStyle w:val="Code"/>
-      </w:pPr>
-      <w:r>
-        <w:t xml:space="preserve">  </w:t>
-      </w:r>
-    </w:p>
-    <w:p>
-      <w:pPr>
-        <w:pStyle w:val="Code"/>
-      </w:pPr>
-      <w:r>
-        <w:t xml:space="preserve">  </w:t>
-      </w:r>
-      <w:proofErr w:type="gramStart"/>
-      <w:r>
-        <w:t>lcd.setCursor</w:t>
-      </w:r>
-      <w:proofErr w:type="gramEnd"/>
-      <w:r>
-        <w:t>(0,0);</w:t>
-      </w:r>
-    </w:p>
-    <w:p>
-      <w:pPr>
-        <w:pStyle w:val="Code"/>
-      </w:pPr>
-      <w:r>
-        <w:t>  lcd.print(tmp);</w:t>
-      </w:r>
-    </w:p>
-    <w:p>
-      <w:pPr>
-        <w:pStyle w:val="Code"/>
-      </w:pPr>
-      <w:r>
-        <w:t>  lcd.</w:t>
-      </w:r>
-      <w:proofErr w:type="gramStart"/>
-      <w:r>
-        <w:t>print(</w:t>
-      </w:r>
-      <w:proofErr w:type="gramEnd"/>
-      <w:r>
-        <w:t>" C");</w:t>
-      </w:r>
-    </w:p>
-    <w:p>
-      <w:pPr>
-        <w:pStyle w:val="Code"/>
-      </w:pPr>
-      <w:r>
-        <w:t xml:space="preserve">  </w:t>
-      </w:r>
-    </w:p>
-    <w:p>
-      <w:pPr>
-        <w:pStyle w:val="Code"/>
-      </w:pPr>
-      <w:r>
-        <w:t>  int filled=</w:t>
-      </w:r>
-      <w:proofErr w:type="gramStart"/>
-      <w:r>
-        <w:t>map(</w:t>
-      </w:r>
-      <w:proofErr w:type="gramEnd"/>
-      <w:r>
-        <w:t>tmp, -40, 125, 1, 16);</w:t>
-      </w:r>
-    </w:p>
-    <w:p>
-      <w:pPr>
-        <w:pStyle w:val="Code"/>
-      </w:pPr>
-      <w:r>
-        <w:t xml:space="preserve">  </w:t>
-      </w:r>
-      <w:proofErr w:type="gramStart"/>
-      <w:r>
-        <w:t>lcd.setCursor</w:t>
-      </w:r>
-      <w:proofErr w:type="gramEnd"/>
-      <w:r>
-        <w:t>(0,1);</w:t>
-      </w:r>
-    </w:p>
-    <w:p>
-      <w:pPr>
-        <w:pStyle w:val="Code"/>
-      </w:pPr>
-      <w:r>
-        <w:t xml:space="preserve">  </w:t>
-      </w:r>
-      <w:proofErr w:type="gramStart"/>
-      <w:r>
-        <w:t>for(</w:t>
-      </w:r>
-      <w:proofErr w:type="gramEnd"/>
-      <w:r>
-        <w:t>int i=0; i&lt;filled; i+</w:t>
-      </w:r>
-      <w:proofErr w:type="gramStart"/>
-      <w:r>
-        <w:t>+){</w:t>
-      </w:r>
-      <w:proofErr w:type="gramEnd"/>
-    </w:p>
-    <w:p>
-      <w:pPr>
-        <w:pStyle w:val="Code"/>
-      </w:pPr>
-      <w:r>
-        <w:t>    lcd.</w:t>
-      </w:r>
-      <w:proofErr w:type="gramStart"/>
-      <w:r>
-        <w:t>print(</w:t>
-      </w:r>
-      <w:proofErr w:type="gramEnd"/>
-      <w:r>
-        <w:t>"-");</w:t>
-      </w:r>
-    </w:p>
-    <w:p>
-      <w:pPr>
-        <w:pStyle w:val="Code"/>
-      </w:pPr>
-      <w:r>
-        <w:t>  }</w:t>
-      </w:r>
-    </w:p>
-    <w:p>
-      <w:pPr>
-        <w:pStyle w:val="Code"/>
-      </w:pPr>
-    </w:p>
-    <w:p>
-      <w:pPr>
-        <w:pStyle w:val="Code"/>
-      </w:pPr>
-      <w:r>
-        <w:t xml:space="preserve">  </w:t>
-      </w:r>
-      <w:proofErr w:type="gramStart"/>
-      <w:r>
-        <w:t>delay(</w:t>
-      </w:r>
-      <w:proofErr w:type="gramEnd"/>
-      <w:r>
-        <w:t>100);</w:t>
-      </w:r>
-    </w:p>
-    <w:p>
-      <w:pPr>
-        <w:pStyle w:val="Code"/>
-      </w:pPr>
-      <w:r>
-        <w:t xml:space="preserve">  </w:t>
-      </w:r>
-      <w:proofErr w:type="gramStart"/>
-      <w:r>
-        <w:t>lcd.clear</w:t>
-      </w:r>
-      <w:proofErr w:type="gramEnd"/>
-      <w:r>
-        <w:t>();</w:t>
+        <w:t xml:space="preserve">  lcd.begin(16,2);</w:t>
+      </w:r>
+    </w:p>
+    <w:p>
+      <w:pPr>
+        <w:pStyle w:val="Code"/>
+      </w:pPr>
+      <w:r>
+        <w:t xml:space="preserve">  pinMode(tempPin, INPUT);</w:t>
+      </w:r>
+    </w:p>
+    <w:p>
+      <w:pPr>
+        <w:pStyle w:val="Code"/>
+      </w:pPr>
+      <w:r>
+        <w:t xml:space="preserve">  Serial.begin(9600);</w:t>
       </w:r>
     </w:p>
     <w:p>
@@ -3531,211 +3130,15 @@
     </w:p>
     <w:p>
       <w:pPr>
-        <w:pStyle w:val="P"/>
-      </w:pPr>
-    </w:p>
-    <w:p>
-      <w:pPr>
-        <w:pStyle w:val="H3"/>
-      </w:pPr>
-      <w:r>
-        <w:t>Другий код</w:t>
-      </w:r>
-    </w:p>
-    <w:p>
-      <w:pPr>
-        <w:pStyle w:val="P"/>
-      </w:pPr>
-    </w:p>
-    <w:p>
-      <w:pPr>
-        <w:pStyle w:val="Code"/>
-      </w:pPr>
-      <w:r>
-        <w:t>#include &lt;LiquidCrystal.h&gt;</w:t>
-      </w:r>
-    </w:p>
-    <w:p>
-      <w:pPr>
-        <w:pStyle w:val="Code"/>
-      </w:pPr>
-    </w:p>
-    <w:p>
-      <w:pPr>
-        <w:pStyle w:val="Code"/>
-      </w:pPr>
-      <w:r>
-        <w:t>int tempPin=A1;</w:t>
-      </w:r>
-    </w:p>
-    <w:p>
-      <w:pPr>
-        <w:pStyle w:val="Code"/>
-      </w:pPr>
-      <w:r>
-        <w:t>int rs=</w:t>
-      </w:r>
-      <w:proofErr w:type="gramStart"/>
-      <w:r>
-        <w:t>12,en</w:t>
-      </w:r>
-      <w:proofErr w:type="gramEnd"/>
-      <w:r>
-        <w:t>=</w:t>
-      </w:r>
-      <w:proofErr w:type="gramStart"/>
-      <w:r>
-        <w:t>11,d</w:t>
-      </w:r>
-      <w:proofErr w:type="gramEnd"/>
-      <w:r>
-        <w:t>4=</w:t>
-      </w:r>
-      <w:proofErr w:type="gramStart"/>
-      <w:r>
-        <w:t>5,d</w:t>
-      </w:r>
-      <w:proofErr w:type="gramEnd"/>
-      <w:r>
-        <w:t>5=</w:t>
-      </w:r>
-      <w:proofErr w:type="gramStart"/>
-      <w:r>
-        <w:t>4,d</w:t>
-      </w:r>
-      <w:proofErr w:type="gramEnd"/>
-      <w:r>
-        <w:t>6=</w:t>
-      </w:r>
-      <w:proofErr w:type="gramStart"/>
-      <w:r>
-        <w:t>3,d</w:t>
-      </w:r>
-      <w:proofErr w:type="gramEnd"/>
-      <w:r>
-        <w:t>7=2;</w:t>
-      </w:r>
-    </w:p>
-    <w:p>
-      <w:pPr>
-        <w:pStyle w:val="Code"/>
-      </w:pPr>
-      <w:r>
-        <w:t>LiquidCrystal lcd(</w:t>
-      </w:r>
-      <w:proofErr w:type="gramStart"/>
-      <w:r>
-        <w:t>rs,en</w:t>
-      </w:r>
-      <w:proofErr w:type="gramEnd"/>
-      <w:r>
-        <w:t>,d</w:t>
-      </w:r>
-      <w:proofErr w:type="gramStart"/>
-      <w:r>
-        <w:t>4,d5,d6,d</w:t>
-      </w:r>
-      <w:proofErr w:type="gramEnd"/>
-      <w:r>
-        <w:t>7);</w:t>
-      </w:r>
-    </w:p>
-    <w:p>
-      <w:pPr>
-        <w:pStyle w:val="Code"/>
-      </w:pPr>
-    </w:p>
-    <w:p>
-      <w:pPr>
-        <w:pStyle w:val="Code"/>
-      </w:pPr>
-      <w:r>
-        <w:t xml:space="preserve">void </w:t>
-      </w:r>
-      <w:proofErr w:type="gramStart"/>
-      <w:r>
-        <w:t>setup(</w:t>
-      </w:r>
-      <w:proofErr w:type="gramEnd"/>
-      <w:r>
-        <w:t>)</w:t>
-      </w:r>
-    </w:p>
-    <w:p>
-      <w:pPr>
-        <w:pStyle w:val="Code"/>
-      </w:pPr>
-      <w:r>
-        <w:t>{</w:t>
-      </w:r>
-    </w:p>
-    <w:p>
-      <w:pPr>
-        <w:pStyle w:val="Code"/>
-      </w:pPr>
-      <w:r>
-        <w:t xml:space="preserve">  </w:t>
-      </w:r>
-      <w:proofErr w:type="gramStart"/>
-      <w:r>
-        <w:t>lcd.begin</w:t>
-      </w:r>
-      <w:proofErr w:type="gramEnd"/>
-      <w:r>
-        <w:t>(16,2);</w:t>
-      </w:r>
-    </w:p>
-    <w:p>
-      <w:pPr>
-        <w:pStyle w:val="Code"/>
-      </w:pPr>
-      <w:r>
-        <w:t xml:space="preserve">  </w:t>
-      </w:r>
-      <w:proofErr w:type="gramStart"/>
-      <w:r>
-        <w:t>pinMode(</w:t>
-      </w:r>
-      <w:proofErr w:type="gramEnd"/>
-      <w:r>
-        <w:t>tempPin, INPUT);</w:t>
-      </w:r>
-    </w:p>
-    <w:p>
-      <w:pPr>
-        <w:pStyle w:val="Code"/>
-      </w:pPr>
-      <w:r>
-        <w:t xml:space="preserve">  Serial.begin(9600);</w:t>
-      </w:r>
-    </w:p>
-    <w:p>
-      <w:pPr>
-        <w:pStyle w:val="Code"/>
-      </w:pPr>
-      <w:r>
-        <w:t>}</w:t>
-      </w:r>
-    </w:p>
-    <w:p>
-      <w:pPr>
-        <w:pStyle w:val="Code"/>
-      </w:pPr>
-    </w:p>
-    <w:p>
-      <w:pPr>
-        <w:pStyle w:val="Code"/>
-      </w:pPr>
-      <w:r>
-        <w:t xml:space="preserve">void </w:t>
-      </w:r>
-      <w:proofErr w:type="gramStart"/>
-      <w:r>
-        <w:t>loop(</w:t>
-      </w:r>
-      <w:proofErr w:type="gramEnd"/>
-      <w:r>
-        <w:t>)</w:t>
+        <w:pStyle w:val="Code"/>
+      </w:pPr>
+    </w:p>
+    <w:p>
+      <w:pPr>
+        <w:pStyle w:val="Code"/>
+      </w:pPr>
+      <w:r>
+        <w:t>void loop()</w:t>
       </w:r>
     </w:p>
     <w:p>
@@ -3760,15 +3163,7 @@
         <w:pStyle w:val="Code"/>
       </w:pPr>
       <w:r>
-        <w:t xml:space="preserve">  temperature=(temperature-0.</w:t>
-      </w:r>
-      <w:proofErr w:type="gramStart"/>
-      <w:r>
-        <w:t>5)*</w:t>
-      </w:r>
-      <w:proofErr w:type="gramEnd"/>
-      <w:r>
-        <w:t>100.0;</w:t>
+        <w:t xml:space="preserve">  temperature=(temperature-0.5)*100.0;</w:t>
       </w:r>
     </w:p>
     <w:p>
@@ -3792,79 +3187,47 @@
         <w:pStyle w:val="Code"/>
       </w:pPr>
       <w:r>
+        <w:t xml:space="preserve">  lcd.setCursor(0,0);</w:t>
+      </w:r>
+    </w:p>
+    <w:p>
+      <w:pPr>
+        <w:pStyle w:val="Code"/>
+      </w:pPr>
+      <w:r>
+        <w:t xml:space="preserve">  lcd.print(tmp);</w:t>
+      </w:r>
+    </w:p>
+    <w:p>
+      <w:pPr>
+        <w:pStyle w:val="Code"/>
+      </w:pPr>
+      <w:r>
+        <w:t xml:space="preserve">  lcd.print(" C");</w:t>
+      </w:r>
+    </w:p>
+    <w:p>
+      <w:pPr>
+        <w:pStyle w:val="Code"/>
+      </w:pPr>
+      <w:r>
         <w:t xml:space="preserve">  </w:t>
       </w:r>
-      <w:proofErr w:type="gramStart"/>
-      <w:r>
-        <w:t>lcd.setCursor</w:t>
-      </w:r>
-      <w:proofErr w:type="gramEnd"/>
-      <w:r>
-        <w:t>(0,0);</w:t>
-      </w:r>
-    </w:p>
-    <w:p>
-      <w:pPr>
-        <w:pStyle w:val="Code"/>
-      </w:pPr>
-      <w:r>
-        <w:t xml:space="preserve">  lcd.print(tmp);</w:t>
-      </w:r>
-    </w:p>
-    <w:p>
-      <w:pPr>
-        <w:pStyle w:val="Code"/>
-      </w:pPr>
-      <w:r>
-        <w:t xml:space="preserve">  lcd.</w:t>
-      </w:r>
-      <w:proofErr w:type="gramStart"/>
-      <w:r>
-        <w:t>print(</w:t>
-      </w:r>
-      <w:proofErr w:type="gramEnd"/>
-      <w:r>
-        <w:t>" C");</w:t>
-      </w:r>
-    </w:p>
-    <w:p>
-      <w:pPr>
-        <w:pStyle w:val="Code"/>
-      </w:pPr>
-      <w:r>
-        <w:t xml:space="preserve">  </w:t>
-      </w:r>
-    </w:p>
-    <w:p>
-      <w:pPr>
-        <w:pStyle w:val="Code"/>
-      </w:pPr>
-      <w:r>
-        <w:t xml:space="preserve">  int filled=</w:t>
-      </w:r>
-      <w:proofErr w:type="gramStart"/>
-      <w:r>
-        <w:t>map(</w:t>
-      </w:r>
-      <w:proofErr w:type="gramEnd"/>
-      <w:r>
-        <w:t>tmp, -40, 125, 1, 100);</w:t>
-      </w:r>
-    </w:p>
-    <w:p>
-      <w:pPr>
-        <w:pStyle w:val="Code"/>
-      </w:pPr>
-      <w:r>
-        <w:t xml:space="preserve">  </w:t>
-      </w:r>
-      <w:proofErr w:type="gramStart"/>
-      <w:r>
-        <w:t>lcd.setCursor</w:t>
-      </w:r>
-      <w:proofErr w:type="gramEnd"/>
-      <w:r>
-        <w:t>(0,1);</w:t>
+    </w:p>
+    <w:p>
+      <w:pPr>
+        <w:pStyle w:val="Code"/>
+      </w:pPr>
+      <w:r>
+        <w:t xml:space="preserve">  int filled=map(tmp, -40, 125, 1, 100);</w:t>
+      </w:r>
+    </w:p>
+    <w:p>
+      <w:pPr>
+        <w:pStyle w:val="Code"/>
+      </w:pPr>
+      <w:r>
+        <w:t xml:space="preserve">  lcd.setCursor(0,1);</w:t>
       </w:r>
     </w:p>
     <w:p>
@@ -3880,52 +3243,28 @@
         <w:pStyle w:val="Code"/>
       </w:pPr>
       <w:r>
-        <w:t xml:space="preserve">  lcd.</w:t>
-      </w:r>
-      <w:proofErr w:type="gramStart"/>
-      <w:r>
-        <w:t>print(</w:t>
-      </w:r>
-      <w:proofErr w:type="gramEnd"/>
-      <w:r>
-        <w:t>" %");</w:t>
-      </w:r>
-    </w:p>
-    <w:p>
-      <w:pPr>
-        <w:pStyle w:val="Code"/>
-      </w:pPr>
-    </w:p>
-    <w:p>
-      <w:pPr>
-        <w:pStyle w:val="Code"/>
-      </w:pPr>
-      <w:r>
-        <w:t xml:space="preserve">  </w:t>
-      </w:r>
-      <w:proofErr w:type="gramStart"/>
-      <w:r>
-        <w:t>delay(</w:t>
-      </w:r>
-      <w:proofErr w:type="gramEnd"/>
-      <w:r>
-        <w:t>100);</w:t>
-      </w:r>
-    </w:p>
-    <w:p>
-      <w:pPr>
-        <w:pStyle w:val="Code"/>
-      </w:pPr>
-      <w:r>
-        <w:t xml:space="preserve">  </w:t>
-      </w:r>
-      <w:proofErr w:type="gramStart"/>
-      <w:r>
-        <w:t>lcd.clear</w:t>
-      </w:r>
-      <w:proofErr w:type="gramEnd"/>
-      <w:r>
-        <w:t>();</w:t>
+        <w:t xml:space="preserve">  lcd.print(" %");</w:t>
+      </w:r>
+    </w:p>
+    <w:p>
+      <w:pPr>
+        <w:pStyle w:val="Code"/>
+      </w:pPr>
+    </w:p>
+    <w:p>
+      <w:pPr>
+        <w:pStyle w:val="Code"/>
+      </w:pPr>
+      <w:r>
+        <w:t xml:space="preserve">  delay(100);</w:t>
+      </w:r>
+    </w:p>
+    <w:p>
+      <w:pPr>
+        <w:pStyle w:val="Code"/>
+      </w:pPr>
+      <w:r>
+        <w:t xml:space="preserve">  lcd.clear();</w:t>
       </w:r>
     </w:p>
     <w:p>
@@ -4133,8 +3472,16 @@
       <w:pPr>
         <w:pStyle w:val="P"/>
       </w:pPr>
-      <w:r>
-        <w:t>Проєкт.</w:t>
+      <w:hyperlink r:id="rId22" w:history="1">
+        <w:r>
+          <w:rPr>
+            <w:rStyle w:val="a4"/>
+          </w:rPr>
+          <w:t>Проєкт</w:t>
+        </w:r>
+      </w:hyperlink>
+      <w:r>
+        <w:t>.</w:t>
       </w:r>
     </w:p>
     <w:p>
@@ -4189,7 +3536,7 @@
                     <pic:cNvPicPr/>
                   </pic:nvPicPr>
                   <pic:blipFill>
-                    <a:blip r:embed="rId22"/>
+                    <a:blip r:embed="rId23"/>
                     <a:stretch>
                       <a:fillRect/>
                     </a:stretch>
@@ -4245,7 +3592,7 @@
                     <pic:cNvPicPr/>
                   </pic:nvPicPr>
                   <pic:blipFill>
-                    <a:blip r:embed="rId23"/>
+                    <a:blip r:embed="rId24"/>
                     <a:stretch>
                       <a:fillRect/>
                     </a:stretch>
@@ -4288,6 +3635,676 @@
       </w:pPr>
       <w:r>
         <w:t>Код</w:t>
+      </w:r>
+    </w:p>
+    <w:p>
+      <w:pPr>
+        <w:pStyle w:val="P"/>
+      </w:pPr>
+    </w:p>
+    <w:p>
+      <w:pPr>
+        <w:pStyle w:val="Code"/>
+      </w:pPr>
+      <w:r>
+        <w:t>#include &lt;LiquidCrystal.h&gt;</w:t>
+      </w:r>
+    </w:p>
+    <w:p>
+      <w:pPr>
+        <w:pStyle w:val="Code"/>
+      </w:pPr>
+    </w:p>
+    <w:p>
+      <w:pPr>
+        <w:pStyle w:val="Code"/>
+      </w:pPr>
+      <w:r>
+        <w:t>LiquidCrystal lcd(13,12,11,10,9,8);</w:t>
+      </w:r>
+    </w:p>
+    <w:p>
+      <w:pPr>
+        <w:pStyle w:val="Code"/>
+      </w:pPr>
+      <w:r>
+        <w:t>int upPin=7,downPin=6,goPin=5,backPin=4;</w:t>
+      </w:r>
+    </w:p>
+    <w:p>
+      <w:pPr>
+        <w:pStyle w:val="Code"/>
+      </w:pPr>
+      <w:r>
+        <w:t>int cursorRow=0;</w:t>
+      </w:r>
+    </w:p>
+    <w:p>
+      <w:pPr>
+        <w:pStyle w:val="Code"/>
+      </w:pPr>
+      <w:r>
+        <w:t>bool choseOpen=true;</w:t>
+      </w:r>
+    </w:p>
+    <w:p>
+      <w:pPr>
+        <w:pStyle w:val="Code"/>
+      </w:pPr>
+      <w:r>
+        <w:t>bool firstMenu=true;</w:t>
+      </w:r>
+    </w:p>
+    <w:p>
+      <w:pPr>
+        <w:pStyle w:val="Code"/>
+      </w:pPr>
+    </w:p>
+    <w:p>
+      <w:pPr>
+        <w:pStyle w:val="Code"/>
+      </w:pPr>
+      <w:r>
+        <w:t>void setup()</w:t>
+      </w:r>
+    </w:p>
+    <w:p>
+      <w:pPr>
+        <w:pStyle w:val="Code"/>
+      </w:pPr>
+      <w:r>
+        <w:t>{</w:t>
+      </w:r>
+    </w:p>
+    <w:p>
+      <w:pPr>
+        <w:pStyle w:val="Code"/>
+      </w:pPr>
+      <w:r>
+        <w:lastRenderedPageBreak/>
+        <w:t>  pinMode(upPin, INPUT);</w:t>
+      </w:r>
+    </w:p>
+    <w:p>
+      <w:pPr>
+        <w:pStyle w:val="Code"/>
+      </w:pPr>
+      <w:r>
+        <w:t>  pinMode(downPin, INPUT);</w:t>
+      </w:r>
+    </w:p>
+    <w:p>
+      <w:pPr>
+        <w:pStyle w:val="Code"/>
+      </w:pPr>
+      <w:r>
+        <w:t>  pinMode(goPin, INPUT);</w:t>
+      </w:r>
+    </w:p>
+    <w:p>
+      <w:pPr>
+        <w:pStyle w:val="Code"/>
+      </w:pPr>
+      <w:r>
+        <w:t>  pinMode(backPin, INPUT);</w:t>
+      </w:r>
+    </w:p>
+    <w:p>
+      <w:pPr>
+        <w:pStyle w:val="Code"/>
+      </w:pPr>
+    </w:p>
+    <w:p>
+      <w:pPr>
+        <w:pStyle w:val="Code"/>
+      </w:pPr>
+      <w:r>
+        <w:t>  lcd.begin(16,2);</w:t>
+      </w:r>
+    </w:p>
+    <w:p>
+      <w:pPr>
+        <w:pStyle w:val="Code"/>
+      </w:pPr>
+      <w:r>
+        <w:t>  Serial.begin(9600);</w:t>
+      </w:r>
+    </w:p>
+    <w:p>
+      <w:pPr>
+        <w:pStyle w:val="Code"/>
+      </w:pPr>
+      <w:r>
+        <w:t>}</w:t>
+      </w:r>
+    </w:p>
+    <w:p>
+      <w:pPr>
+        <w:pStyle w:val="Code"/>
+      </w:pPr>
+    </w:p>
+    <w:p>
+      <w:pPr>
+        <w:pStyle w:val="Code"/>
+      </w:pPr>
+      <w:r>
+        <w:t>void showFirstMenu() {</w:t>
+      </w:r>
+    </w:p>
+    <w:p>
+      <w:pPr>
+        <w:pStyle w:val="Code"/>
+      </w:pPr>
+      <w:r>
+        <w:t>  lcd.setCursor(2,0);</w:t>
+      </w:r>
+    </w:p>
+    <w:p>
+      <w:pPr>
+        <w:pStyle w:val="Code"/>
+      </w:pPr>
+      <w:r>
+        <w:t>  lcd.print("Open");</w:t>
+      </w:r>
+    </w:p>
+    <w:p>
+      <w:pPr>
+        <w:pStyle w:val="Code"/>
+      </w:pPr>
+      <w:r>
+        <w:t>  lcd.setCursor(2,1);</w:t>
+      </w:r>
+    </w:p>
+    <w:p>
+      <w:pPr>
+        <w:pStyle w:val="Code"/>
+      </w:pPr>
+      <w:r>
+        <w:t>  lcd.print("Close");</w:t>
+      </w:r>
+    </w:p>
+    <w:p>
+      <w:pPr>
+        <w:pStyle w:val="Code"/>
+      </w:pPr>
+      <w:r>
+        <w:t>}</w:t>
+      </w:r>
+    </w:p>
+    <w:p>
+      <w:pPr>
+        <w:pStyle w:val="Code"/>
+      </w:pPr>
+    </w:p>
+    <w:p>
+      <w:pPr>
+        <w:pStyle w:val="Code"/>
+      </w:pPr>
+      <w:r>
+        <w:t>void showSecondMenu() {</w:t>
+      </w:r>
+    </w:p>
+    <w:p>
+      <w:pPr>
+        <w:pStyle w:val="Code"/>
+      </w:pPr>
+      <w:r>
+        <w:t>  lcd.setCursor(2,0);</w:t>
+      </w:r>
+    </w:p>
+    <w:p>
+      <w:pPr>
+        <w:pStyle w:val="Code"/>
+      </w:pPr>
+      <w:r>
+        <w:t>  lcd.print("Door");</w:t>
+      </w:r>
+    </w:p>
+    <w:p>
+      <w:pPr>
+        <w:pStyle w:val="Code"/>
+      </w:pPr>
+      <w:r>
+        <w:t>  lcd.setCursor(2,1);</w:t>
+      </w:r>
+    </w:p>
+    <w:p>
+      <w:pPr>
+        <w:pStyle w:val="Code"/>
+      </w:pPr>
+      <w:r>
+        <w:t>  lcd.print("Window");</w:t>
+      </w:r>
+    </w:p>
+    <w:p>
+      <w:pPr>
+        <w:pStyle w:val="Code"/>
+      </w:pPr>
+      <w:r>
+        <w:t>}</w:t>
+      </w:r>
+    </w:p>
+    <w:p>
+      <w:pPr>
+        <w:pStyle w:val="Code"/>
+      </w:pPr>
+    </w:p>
+    <w:p>
+      <w:pPr>
+        <w:pStyle w:val="Code"/>
+      </w:pPr>
+      <w:r>
+        <w:t>void updateCursor() {</w:t>
+      </w:r>
+    </w:p>
+    <w:p>
+      <w:pPr>
+        <w:pStyle w:val="Code"/>
+      </w:pPr>
+      <w:r>
+        <w:t>  if (cursorRow==0) {</w:t>
+      </w:r>
+    </w:p>
+    <w:p>
+      <w:pPr>
+        <w:pStyle w:val="Code"/>
+      </w:pPr>
+      <w:r>
+        <w:t>    lcd.setCursor(0,0);</w:t>
+      </w:r>
+    </w:p>
+    <w:p>
+      <w:pPr>
+        <w:pStyle w:val="Code"/>
+      </w:pPr>
+      <w:r>
+        <w:t xml:space="preserve">  } else { </w:t>
+      </w:r>
+    </w:p>
+    <w:p>
+      <w:pPr>
+        <w:pStyle w:val="Code"/>
+      </w:pPr>
+      <w:r>
+        <w:t>    lcd.setCursor(0,1);</w:t>
+      </w:r>
+    </w:p>
+    <w:p>
+      <w:pPr>
+        <w:pStyle w:val="Code"/>
+      </w:pPr>
+      <w:r>
+        <w:t>  }</w:t>
+      </w:r>
+    </w:p>
+    <w:p>
+      <w:pPr>
+        <w:pStyle w:val="Code"/>
+      </w:pPr>
+      <w:r>
+        <w:t>  lcd.print("- ");</w:t>
+      </w:r>
+    </w:p>
+    <w:p>
+      <w:pPr>
+        <w:pStyle w:val="Code"/>
+      </w:pPr>
+      <w:r>
+        <w:t>}</w:t>
+      </w:r>
+    </w:p>
+    <w:p>
+      <w:pPr>
+        <w:pStyle w:val="Code"/>
+      </w:pPr>
+    </w:p>
+    <w:p>
+      <w:pPr>
+        <w:pStyle w:val="Code"/>
+      </w:pPr>
+      <w:r>
+        <w:t>void loop()</w:t>
+      </w:r>
+    </w:p>
+    <w:p>
+      <w:pPr>
+        <w:pStyle w:val="Code"/>
+      </w:pPr>
+      <w:r>
+        <w:t>{</w:t>
+      </w:r>
+    </w:p>
+    <w:p>
+      <w:pPr>
+        <w:pStyle w:val="Code"/>
+      </w:pPr>
+      <w:r>
+        <w:t>  int upPressed=digitalRead(upPin);</w:t>
+      </w:r>
+    </w:p>
+    <w:p>
+      <w:pPr>
+        <w:pStyle w:val="Code"/>
+      </w:pPr>
+      <w:r>
+        <w:t>  int downPressed=digitalRead(downPin);</w:t>
+      </w:r>
+    </w:p>
+    <w:p>
+      <w:pPr>
+        <w:pStyle w:val="Code"/>
+      </w:pPr>
+      <w:r>
+        <w:t>  int goPressed=digitalRead(goPin);</w:t>
+      </w:r>
+    </w:p>
+    <w:p>
+      <w:pPr>
+        <w:pStyle w:val="Code"/>
+      </w:pPr>
+      <w:r>
+        <w:t>  int backPressed=digitalRead(backPin);</w:t>
+      </w:r>
+    </w:p>
+    <w:p>
+      <w:pPr>
+        <w:pStyle w:val="Code"/>
+      </w:pPr>
+    </w:p>
+    <w:p>
+      <w:pPr>
+        <w:pStyle w:val="Code"/>
+      </w:pPr>
+      <w:r>
+        <w:t>  if (upPressed) {</w:t>
+      </w:r>
+    </w:p>
+    <w:p>
+      <w:pPr>
+        <w:pStyle w:val="Code"/>
+      </w:pPr>
+      <w:r>
+        <w:t>    if (cursorRow&gt;0) cursorRow-=1;</w:t>
+      </w:r>
+    </w:p>
+    <w:p>
+      <w:pPr>
+        <w:pStyle w:val="Code"/>
+      </w:pPr>
+      <w:r>
+        <w:t>  }</w:t>
+      </w:r>
+    </w:p>
+    <w:p>
+      <w:pPr>
+        <w:pStyle w:val="Code"/>
+      </w:pPr>
+      <w:r>
+        <w:t>  if (downPressed) {</w:t>
+      </w:r>
+    </w:p>
+    <w:p>
+      <w:pPr>
+        <w:pStyle w:val="Code"/>
+      </w:pPr>
+      <w:r>
+        <w:t>    if (cursorRow&lt;1) cursorRow+=1;</w:t>
+      </w:r>
+    </w:p>
+    <w:p>
+      <w:pPr>
+        <w:pStyle w:val="Code"/>
+      </w:pPr>
+      <w:r>
+        <w:t>  }</w:t>
+      </w:r>
+    </w:p>
+    <w:p>
+      <w:pPr>
+        <w:pStyle w:val="Code"/>
+      </w:pPr>
+    </w:p>
+    <w:p>
+      <w:pPr>
+        <w:pStyle w:val="Code"/>
+      </w:pPr>
+      <w:r>
+        <w:t>  if (goPressed) {</w:t>
+      </w:r>
+    </w:p>
+    <w:p>
+      <w:pPr>
+        <w:pStyle w:val="Code"/>
+      </w:pPr>
+      <w:r>
+        <w:t>    if (firstMenu) {</w:t>
+      </w:r>
+    </w:p>
+    <w:p>
+      <w:pPr>
+        <w:pStyle w:val="Code"/>
+      </w:pPr>
+      <w:r>
+        <w:t>      firstMenu=false;</w:t>
+      </w:r>
+    </w:p>
+    <w:p>
+      <w:pPr>
+        <w:pStyle w:val="Code"/>
+      </w:pPr>
+      <w:r>
+        <w:t>      if (cursorRow==0) choseOpen=true;</w:t>
+      </w:r>
+    </w:p>
+    <w:p>
+      <w:pPr>
+        <w:pStyle w:val="Code"/>
+      </w:pPr>
+      <w:r>
+        <w:t>      if (cursorRow==1) choseOpen=false;</w:t>
+      </w:r>
+    </w:p>
+    <w:p>
+      <w:pPr>
+        <w:pStyle w:val="Code"/>
+      </w:pPr>
+      <w:r>
+        <w:t>    } else {</w:t>
+      </w:r>
+    </w:p>
+    <w:p>
+      <w:pPr>
+        <w:pStyle w:val="Code"/>
+      </w:pPr>
+      <w:r>
+        <w:t>      if (cursorRow==0) {</w:t>
+      </w:r>
+    </w:p>
+    <w:p>
+      <w:pPr>
+        <w:pStyle w:val="Code"/>
+      </w:pPr>
+      <w:r>
+        <w:t>        if (choseOpen) Serial.println("Opened door");</w:t>
+      </w:r>
+    </w:p>
+    <w:p>
+      <w:pPr>
+        <w:pStyle w:val="Code"/>
+      </w:pPr>
+      <w:r>
+        <w:t>        else Serial.println("Closed door");</w:t>
+      </w:r>
+    </w:p>
+    <w:p>
+      <w:pPr>
+        <w:pStyle w:val="Code"/>
+      </w:pPr>
+      <w:r>
+        <w:t>      }</w:t>
+      </w:r>
+    </w:p>
+    <w:p>
+      <w:pPr>
+        <w:pStyle w:val="Code"/>
+      </w:pPr>
+      <w:r>
+        <w:t>      if (cursorRow==1) {</w:t>
+      </w:r>
+    </w:p>
+    <w:p>
+      <w:pPr>
+        <w:pStyle w:val="Code"/>
+      </w:pPr>
+      <w:r>
+        <w:t>        if (choseOpen) Serial.println("Opened window");</w:t>
+      </w:r>
+    </w:p>
+    <w:p>
+      <w:pPr>
+        <w:pStyle w:val="Code"/>
+      </w:pPr>
+      <w:r>
+        <w:lastRenderedPageBreak/>
+        <w:t>        else Serial.println("Closed window");</w:t>
+      </w:r>
+    </w:p>
+    <w:p>
+      <w:pPr>
+        <w:pStyle w:val="Code"/>
+      </w:pPr>
+      <w:r>
+        <w:t>      }</w:t>
+      </w:r>
+    </w:p>
+    <w:p>
+      <w:pPr>
+        <w:pStyle w:val="Code"/>
+      </w:pPr>
+      <w:r>
+        <w:t>    }</w:t>
+      </w:r>
+    </w:p>
+    <w:p>
+      <w:pPr>
+        <w:pStyle w:val="Code"/>
+      </w:pPr>
+      <w:r>
+        <w:t>  }</w:t>
+      </w:r>
+    </w:p>
+    <w:p>
+      <w:pPr>
+        <w:pStyle w:val="Code"/>
+      </w:pPr>
+      <w:r>
+        <w:t>  if (backPressed) {</w:t>
+      </w:r>
+    </w:p>
+    <w:p>
+      <w:pPr>
+        <w:pStyle w:val="Code"/>
+      </w:pPr>
+      <w:r>
+        <w:t>    if (!firstMenu) firstMenu=true;</w:t>
+      </w:r>
+    </w:p>
+    <w:p>
+      <w:pPr>
+        <w:pStyle w:val="Code"/>
+      </w:pPr>
+      <w:r>
+        <w:t>    else Serial.println("Cannot go back");</w:t>
+      </w:r>
+    </w:p>
+    <w:p>
+      <w:pPr>
+        <w:pStyle w:val="Code"/>
+      </w:pPr>
+      <w:r>
+        <w:t>  }</w:t>
+      </w:r>
+    </w:p>
+    <w:p>
+      <w:pPr>
+        <w:pStyle w:val="Code"/>
+      </w:pPr>
+    </w:p>
+    <w:p>
+      <w:pPr>
+        <w:pStyle w:val="Code"/>
+      </w:pPr>
+      <w:r>
+        <w:t>  if (firstMenu) {</w:t>
+      </w:r>
+    </w:p>
+    <w:p>
+      <w:pPr>
+        <w:pStyle w:val="Code"/>
+      </w:pPr>
+      <w:r>
+        <w:t>    showFirstMenu();</w:t>
+      </w:r>
+    </w:p>
+    <w:p>
+      <w:pPr>
+        <w:pStyle w:val="Code"/>
+      </w:pPr>
+      <w:r>
+        <w:t>  } else {</w:t>
+      </w:r>
+    </w:p>
+    <w:p>
+      <w:pPr>
+        <w:pStyle w:val="Code"/>
+      </w:pPr>
+      <w:r>
+        <w:t>    showSecondMenu();</w:t>
+      </w:r>
+    </w:p>
+    <w:p>
+      <w:pPr>
+        <w:pStyle w:val="Code"/>
+      </w:pPr>
+      <w:r>
+        <w:t>  }</w:t>
+      </w:r>
+    </w:p>
+    <w:p>
+      <w:pPr>
+        <w:pStyle w:val="Code"/>
+      </w:pPr>
+      <w:r>
+        <w:t>  updateCursor();</w:t>
+      </w:r>
+    </w:p>
+    <w:p>
+      <w:pPr>
+        <w:pStyle w:val="Code"/>
+      </w:pPr>
+    </w:p>
+    <w:p>
+      <w:pPr>
+        <w:pStyle w:val="Code"/>
+      </w:pPr>
+      <w:r>
+        <w:t>  delay(100);</w:t>
+      </w:r>
+    </w:p>
+    <w:p>
+      <w:pPr>
+        <w:pStyle w:val="Code"/>
+      </w:pPr>
+      <w:r>
+        <w:t>  lcd.clear();</w:t>
+      </w:r>
+    </w:p>
+    <w:p>
+      <w:pPr>
+        <w:pStyle w:val="Code"/>
+      </w:pPr>
+      <w:r>
+        <w:t>}</w:t>
       </w:r>
     </w:p>
     <w:p>
